--- a/数据库/agent部署配置说明.docx
+++ b/数据库/agent部署配置说明.docx
@@ -1120,6 +1120,261 @@
         </w:drawing>
       </w:r>
     </w:p>
+    <w:p/>
+    <w:p>
+      <w:r>
+        <w:rPr>
+          <w:rFonts w:hint="eastAsia"/>
+        </w:rPr>
+        <w:t>一些有用的</w:t>
+      </w:r>
+      <w:r>
+        <w:rPr>
+          <w:rFonts w:hint="eastAsia"/>
+        </w:rPr>
+        <w:t>skills</w:t>
+      </w:r>
+    </w:p>
+    <w:p>
+      <w:r>
+        <w:rPr>
+          <w:rFonts w:hint="eastAsia"/>
+        </w:rPr>
+        <w:t>基础</w:t>
+      </w:r>
+      <w:r>
+        <w:rPr>
+          <w:rFonts w:hint="eastAsia"/>
+        </w:rPr>
+        <w:t>skill</w:t>
+      </w:r>
+      <w:r>
+        <w:rPr>
+          <w:rFonts w:hint="eastAsia"/>
+        </w:rPr>
+        <w:t>：</w:t>
+      </w:r>
+    </w:p>
+    <w:p>
+      <w:r>
+        <w:rPr>
+          <w:rFonts w:hint="eastAsia"/>
+        </w:rPr>
+        <w:t>（</w:t>
+      </w:r>
+      <w:r>
+        <w:rPr>
+          <w:rFonts w:hint="eastAsia"/>
+        </w:rPr>
+        <w:t>1</w:t>
+      </w:r>
+      <w:r>
+        <w:rPr>
+          <w:rFonts w:hint="eastAsia"/>
+        </w:rPr>
+        <w:t>）</w:t>
+      </w:r>
+      <w:r>
+        <w:t>https://clawhub.ai/null/self-improving-agent</w:t>
+      </w:r>
+    </w:p>
+    <w:p>
+      <w:r>
+        <w:rPr>
+          <w:rFonts w:hint="eastAsia"/>
+        </w:rPr>
+        <w:t>（</w:t>
+      </w:r>
+      <w:r>
+        <w:t>2</w:t>
+      </w:r>
+      <w:r>
+        <w:rPr>
+          <w:rFonts w:hint="eastAsia"/>
+        </w:rPr>
+        <w:t>）</w:t>
+      </w:r>
+      <w:hyperlink r:id="rId19" w:history="1">
+        <w:r>
+          <w:rPr>
+            <w:rStyle w:val="a3"/>
+          </w:rPr>
+          <w:t>https://clawhub.ai/billyutw/web-search</w:t>
+        </w:r>
+      </w:hyperlink>
+    </w:p>
+    <w:p>
+      <w:r>
+        <w:rPr>
+          <w:rFonts w:hint="eastAsia"/>
+        </w:rPr>
+        <w:t>（</w:t>
+      </w:r>
+      <w:r>
+        <w:rPr>
+          <w:rFonts w:hint="eastAsia"/>
+        </w:rPr>
+        <w:t>3</w:t>
+      </w:r>
+      <w:r>
+        <w:rPr>
+          <w:rFonts w:hint="eastAsia"/>
+        </w:rPr>
+        <w:t>）</w:t>
+      </w:r>
+      <w:hyperlink r:id="rId20" w:history="1">
+        <w:r>
+          <w:rPr>
+            <w:rStyle w:val="a3"/>
+          </w:rPr>
+          <w:t>https://clawhub.ai/JimLiuxinghai/find-skills</w:t>
+        </w:r>
+      </w:hyperlink>
+    </w:p>
+    <w:p>
+      <w:r>
+        <w:rPr>
+          <w:rFonts w:hint="eastAsia"/>
+        </w:rPr>
+        <w:t>（</w:t>
+      </w:r>
+      <w:r>
+        <w:rPr>
+          <w:rFonts w:hint="eastAsia"/>
+        </w:rPr>
+        <w:t>4</w:t>
+      </w:r>
+      <w:r>
+        <w:rPr>
+          <w:rFonts w:hint="eastAsia"/>
+        </w:rPr>
+        <w:t>）</w:t>
+      </w:r>
+      <w:r>
+        <w:t>https://clawhub.ai/steipete/summarize</w:t>
+      </w:r>
+    </w:p>
+    <w:p/>
+    <w:p>
+      <w:r>
+        <w:rPr>
+          <w:rFonts w:hint="eastAsia"/>
+        </w:rPr>
+        <w:t>软件开发架构设计</w:t>
+      </w:r>
+      <w:r>
+        <w:rPr>
+          <w:rFonts w:hint="eastAsia"/>
+        </w:rPr>
+        <w:t>skills</w:t>
+      </w:r>
+    </w:p>
+    <w:p>
+      <w:hyperlink r:id="rId21" w:history="1">
+        <w:r>
+          <w:rPr>
+            <w:rStyle w:val="a3"/>
+          </w:rPr>
+          <w:t>https://github.com/obra/superpowers</w:t>
+        </w:r>
+      </w:hyperlink>
+    </w:p>
+    <w:p/>
+    <w:p>
+      <w:r>
+        <w:rPr>
+          <w:rFonts w:hint="eastAsia"/>
+        </w:rPr>
+        <w:t>专利申请书</w:t>
+      </w:r>
+    </w:p>
+    <w:p>
+      <w:hyperlink r:id="rId22" w:history="1">
+        <w:r>
+          <w:rPr>
+            <w:rStyle w:val="a3"/>
+          </w:rPr>
+          <w:t>https://clawhub.ai/changye/patent-disclosure-writer</w:t>
+        </w:r>
+      </w:hyperlink>
+    </w:p>
+    <w:p/>
+    <w:p>
+      <w:r>
+        <w:rPr>
+          <w:rFonts w:hint="eastAsia"/>
+        </w:rPr>
+        <w:lastRenderedPageBreak/>
+        <w:t>论文润色：</w:t>
+      </w:r>
+    </w:p>
+    <w:p>
+      <w:pPr>
+        <w:rPr>
+          <w:rFonts w:eastAsia="等线"/>
+        </w:rPr>
+      </w:pPr>
+      <w:r>
+        <w:rPr>
+          <w:rFonts w:hint="eastAsia"/>
+        </w:rPr>
+        <w:t>调研：</w:t>
+      </w:r>
+      <w:r>
+        <w:rPr>
+          <w:rFonts w:hint="eastAsia"/>
+        </w:rPr>
+        <w:t>https://clawhub.ai/kesslerio/academic-deep-research</w:t>
+      </w:r>
+    </w:p>
+    <w:p>
+      <w:r>
+        <w:rPr>
+          <w:rFonts w:hint="eastAsia"/>
+        </w:rPr>
+        <w:t>润色：</w:t>
+      </w:r>
+      <w:r>
+        <w:t>https://clawhub.ai/Zihan-Zhu/academic-writing-refiner</w:t>
+      </w:r>
+    </w:p>
+    <w:p/>
+    <w:p/>
+    <w:p>
+      <w:r>
+        <w:rPr>
+          <w:rFonts w:hint="eastAsia"/>
+        </w:rPr>
+        <w:t>一些有用的</w:t>
+      </w:r>
+      <w:r>
+        <w:rPr>
+          <w:rFonts w:hint="eastAsia"/>
+        </w:rPr>
+        <w:t>AGENT</w:t>
+      </w:r>
+      <w:r>
+        <w:t>.</w:t>
+      </w:r>
+      <w:r>
+        <w:rPr>
+          <w:rFonts w:hint="eastAsia"/>
+        </w:rPr>
+        <w:t>md</w:t>
+      </w:r>
+      <w:r>
+        <w:rPr>
+          <w:rFonts w:hint="eastAsia"/>
+        </w:rPr>
+        <w:t>限制与</w:t>
+      </w:r>
+      <w:r>
+        <w:rPr>
+          <w:rFonts w:hint="eastAsia"/>
+        </w:rPr>
+        <w:t>prompt</w:t>
+      </w:r>
+    </w:p>
     <w:p>
       <w:pPr>
         <w:pBdr>
@@ -1130,6 +1385,24 @@
         <w:rPr>
           <w:rFonts w:hint="eastAsia"/>
         </w:rPr>
+        <w:t>（</w:t>
+      </w:r>
+      <w:r>
+        <w:rPr>
+          <w:rFonts w:hint="eastAsia"/>
+        </w:rPr>
+        <w:t>1</w:t>
+      </w:r>
+      <w:r>
+        <w:rPr>
+          <w:rFonts w:hint="eastAsia"/>
+        </w:rPr>
+        <w:t>）</w:t>
+      </w:r>
+      <w:r>
+        <w:rPr>
+          <w:rFonts w:hint="eastAsia"/>
+        </w:rPr>
         <w:t>在生成的</w:t>
       </w:r>
       <w:r>
@@ -1159,9 +1432,6 @@
         <w:pBdr>
           <w:bottom w:val="single" w:sz="6" w:space="1" w:color="auto"/>
         </w:pBdr>
-        <w:rPr>
-          <w:rFonts w:hint="eastAsia"/>
-        </w:rPr>
       </w:pPr>
       <w:r>
         <w:rPr>
@@ -1183,7 +1453,7 @@
                     <pic:cNvPicPr/>
                   </pic:nvPicPr>
                   <pic:blipFill>
-                    <a:blip r:embed="rId19"/>
+                    <a:blip r:embed="rId23"/>
                     <a:stretch>
                       <a:fillRect/>
                     </a:stretch>
@@ -1204,6 +1474,223 @@
         </w:drawing>
       </w:r>
     </w:p>
+    <w:tbl>
+      <w:tblPr>
+        <w:tblStyle w:val="a5"/>
+        <w:tblW w:w="0" w:type="auto"/>
+        <w:tblLook w:val="04A0" w:firstRow="1" w:lastRow="0" w:firstColumn="1" w:lastColumn="0" w:noHBand="0" w:noVBand="1"/>
+      </w:tblPr>
+      <w:tblGrid>
+        <w:gridCol w:w="8296"/>
+      </w:tblGrid>
+      <w:tr>
+        <w:tc>
+          <w:tcPr>
+            <w:tcW w:w="8296" w:type="dxa"/>
+          </w:tcPr>
+          <w:p>
+            <w:r>
+              <w:rPr>
+                <w:rFonts w:ascii="Inter Fallback" w:hAnsi="Inter Fallback"/>
+                <w:color w:val="171717"/>
+                <w:szCs w:val="21"/>
+                <w:shd w:val="clear" w:color="auto" w:fill="F8F8F8"/>
+              </w:rPr>
+              <w:t>更新</w:t>
+            </w:r>
+            <w:r>
+              <w:rPr>
+                <w:rFonts w:ascii="Inter Fallback" w:hAnsi="Inter Fallback"/>
+                <w:color w:val="171717"/>
+                <w:szCs w:val="21"/>
+                <w:shd w:val="clear" w:color="auto" w:fill="F8F8F8"/>
+              </w:rPr>
+              <w:t>AGENT.md</w:t>
+            </w:r>
+            <w:r>
+              <w:rPr>
+                <w:rFonts w:ascii="Inter Fallback" w:hAnsi="Inter Fallback"/>
+                <w:color w:val="171717"/>
+                <w:szCs w:val="21"/>
+                <w:shd w:val="clear" w:color="auto" w:fill="F8F8F8"/>
+              </w:rPr>
+              <w:t>文件，修改需求：</w:t>
+            </w:r>
+            <w:r>
+              <w:rPr>
+                <w:rFonts w:ascii="Inter Fallback" w:hAnsi="Inter Fallback"/>
+                <w:color w:val="171717"/>
+                <w:szCs w:val="21"/>
+                <w:shd w:val="clear" w:color="auto" w:fill="F8F8F8"/>
+              </w:rPr>
+              <w:t xml:space="preserve"> AGENT.md</w:t>
+            </w:r>
+            <w:r>
+              <w:rPr>
+                <w:rFonts w:ascii="Inter Fallback" w:hAnsi="Inter Fallback"/>
+                <w:color w:val="171717"/>
+                <w:szCs w:val="21"/>
+                <w:shd w:val="clear" w:color="auto" w:fill="F8F8F8"/>
+              </w:rPr>
+              <w:t>中加入文件路径管理要求，指定生成内容存放目录</w:t>
+            </w:r>
+            <w:r>
+              <w:rPr>
+                <w:rFonts w:ascii="Inter Fallback" w:hAnsi="Inter Fallback"/>
+                <w:color w:val="171717"/>
+                <w:szCs w:val="21"/>
+                <w:shd w:val="clear" w:color="auto" w:fill="F8F8F8"/>
+              </w:rPr>
+              <w:t xml:space="preserve"> </w:t>
+            </w:r>
+            <w:r>
+              <w:rPr>
+                <w:rFonts w:ascii="Inter Fallback" w:hAnsi="Inter Fallback"/>
+                <w:color w:val="171717"/>
+                <w:szCs w:val="21"/>
+                <w:shd w:val="clear" w:color="auto" w:fill="F8F8F8"/>
+              </w:rPr>
+              <w:t>代码</w:t>
+            </w:r>
+            <w:r>
+              <w:rPr>
+                <w:rFonts w:ascii="Inter Fallback" w:hAnsi="Inter Fallback"/>
+                <w:color w:val="171717"/>
+                <w:szCs w:val="21"/>
+                <w:shd w:val="clear" w:color="auto" w:fill="F8F8F8"/>
+              </w:rPr>
+              <w:t>/</w:t>
+            </w:r>
+            <w:r>
+              <w:rPr>
+                <w:rFonts w:ascii="Inter Fallback" w:hAnsi="Inter Fallback"/>
+                <w:color w:val="171717"/>
+                <w:szCs w:val="21"/>
+                <w:shd w:val="clear" w:color="auto" w:fill="F8F8F8"/>
+              </w:rPr>
+              <w:t>脚本文件（</w:t>
+            </w:r>
+            <w:r>
+              <w:rPr>
+                <w:rFonts w:ascii="Inter Fallback" w:hAnsi="Inter Fallback"/>
+                <w:color w:val="171717"/>
+                <w:szCs w:val="21"/>
+                <w:shd w:val="clear" w:color="auto" w:fill="F8F8F8"/>
+              </w:rPr>
+              <w:t>.py</w:t>
+            </w:r>
+            <w:r>
+              <w:rPr>
+                <w:rFonts w:ascii="Inter Fallback" w:hAnsi="Inter Fallback"/>
+                <w:color w:val="171717"/>
+                <w:szCs w:val="21"/>
+                <w:shd w:val="clear" w:color="auto" w:fill="F8F8F8"/>
+              </w:rPr>
+              <w:t>等）：</w:t>
+            </w:r>
+            <w:r>
+              <w:rPr>
+                <w:rFonts w:ascii="Inter Fallback" w:hAnsi="Inter Fallback"/>
+                <w:color w:val="171717"/>
+                <w:szCs w:val="21"/>
+                <w:shd w:val="clear" w:color="auto" w:fill="F8F8F8"/>
+              </w:rPr>
+              <w:t xml:space="preserve">./aiModels/agent/temp </w:t>
+            </w:r>
+            <w:r>
+              <w:rPr>
+                <w:rFonts w:ascii="Inter Fallback" w:hAnsi="Inter Fallback"/>
+                <w:color w:val="171717"/>
+                <w:szCs w:val="21"/>
+                <w:shd w:val="clear" w:color="auto" w:fill="F8F8F8"/>
+              </w:rPr>
+              <w:t>结果文件（</w:t>
+            </w:r>
+            <w:r>
+              <w:rPr>
+                <w:rFonts w:ascii="Inter Fallback" w:hAnsi="Inter Fallback"/>
+                <w:color w:val="171717"/>
+                <w:szCs w:val="21"/>
+                <w:shd w:val="clear" w:color="auto" w:fill="F8F8F8"/>
+              </w:rPr>
+              <w:t>ppt</w:t>
+            </w:r>
+            <w:r>
+              <w:rPr>
+                <w:rFonts w:ascii="Inter Fallback" w:hAnsi="Inter Fallback"/>
+                <w:color w:val="171717"/>
+                <w:szCs w:val="21"/>
+                <w:shd w:val="clear" w:color="auto" w:fill="F8F8F8"/>
+              </w:rPr>
+              <w:t>、</w:t>
+            </w:r>
+            <w:r>
+              <w:rPr>
+                <w:rFonts w:ascii="Inter Fallback" w:hAnsi="Inter Fallback"/>
+                <w:color w:val="171717"/>
+                <w:szCs w:val="21"/>
+                <w:shd w:val="clear" w:color="auto" w:fill="F8F8F8"/>
+              </w:rPr>
+              <w:t>doc</w:t>
+            </w:r>
+            <w:r>
+              <w:rPr>
+                <w:rFonts w:ascii="Inter Fallback" w:hAnsi="Inter Fallback"/>
+                <w:color w:val="171717"/>
+                <w:szCs w:val="21"/>
+                <w:shd w:val="clear" w:color="auto" w:fill="F8F8F8"/>
+              </w:rPr>
+              <w:t>、</w:t>
+            </w:r>
+            <w:r>
+              <w:rPr>
+                <w:rFonts w:ascii="Inter Fallback" w:hAnsi="Inter Fallback"/>
+                <w:color w:val="171717"/>
+                <w:szCs w:val="21"/>
+                <w:shd w:val="clear" w:color="auto" w:fill="F8F8F8"/>
+              </w:rPr>
+              <w:t>pdf</w:t>
+            </w:r>
+            <w:r>
+              <w:rPr>
+                <w:rFonts w:ascii="Inter Fallback" w:hAnsi="Inter Fallback"/>
+                <w:color w:val="171717"/>
+                <w:szCs w:val="21"/>
+                <w:shd w:val="clear" w:color="auto" w:fill="F8F8F8"/>
+              </w:rPr>
+              <w:t>、</w:t>
+            </w:r>
+            <w:r>
+              <w:rPr>
+                <w:rFonts w:ascii="Inter Fallback" w:hAnsi="Inter Fallback"/>
+                <w:color w:val="171717"/>
+                <w:szCs w:val="21"/>
+                <w:shd w:val="clear" w:color="auto" w:fill="F8F8F8"/>
+              </w:rPr>
+              <w:t>xls</w:t>
+            </w:r>
+            <w:r>
+              <w:rPr>
+                <w:rFonts w:ascii="Inter Fallback" w:hAnsi="Inter Fallback"/>
+                <w:color w:val="171717"/>
+                <w:szCs w:val="21"/>
+                <w:shd w:val="clear" w:color="auto" w:fill="F8F8F8"/>
+              </w:rPr>
+              <w:t>等）：</w:t>
+            </w:r>
+            <w:r>
+              <w:rPr>
+                <w:rFonts w:ascii="Inter Fallback" w:hAnsi="Inter Fallback"/>
+                <w:color w:val="171717"/>
+                <w:szCs w:val="21"/>
+                <w:shd w:val="clear" w:color="auto" w:fill="F8F8F8"/>
+              </w:rPr>
+              <w:t>./aiModels/agent/output</w:t>
+            </w:r>
+          </w:p>
+        </w:tc>
+      </w:tr>
+    </w:tbl>
     <w:p>
       <w:pPr>
         <w:pBdr>
@@ -1216,9 +1703,258 @@
         <w:pBdr>
           <w:bottom w:val="single" w:sz="6" w:space="1" w:color="auto"/>
         </w:pBdr>
-        <w:rPr>
-          <w:rFonts w:hint="eastAsia"/>
-        </w:rPr>
+      </w:pPr>
+    </w:p>
+    <w:p>
+      <w:pPr>
+        <w:pBdr>
+          <w:bottom w:val="single" w:sz="6" w:space="1" w:color="auto"/>
+        </w:pBdr>
+      </w:pPr>
+      <w:r>
+        <w:rPr>
+          <w:rFonts w:hint="eastAsia"/>
+        </w:rPr>
+        <w:t>（</w:t>
+      </w:r>
+      <w:r>
+        <w:rPr>
+          <w:rFonts w:hint="eastAsia"/>
+        </w:rPr>
+        <w:t>2</w:t>
+      </w:r>
+      <w:r>
+        <w:rPr>
+          <w:rFonts w:hint="eastAsia"/>
+        </w:rPr>
+        <w:t>）修改思考逻辑，要求模型能判断用户提供的信息和方法是否合适</w:t>
+      </w:r>
+    </w:p>
+    <w:tbl>
+      <w:tblPr>
+        <w:tblStyle w:val="a5"/>
+        <w:tblW w:w="0" w:type="auto"/>
+        <w:tblLook w:val="04A0" w:firstRow="1" w:lastRow="0" w:firstColumn="1" w:lastColumn="0" w:noHBand="0" w:noVBand="1"/>
+      </w:tblPr>
+      <w:tblGrid>
+        <w:gridCol w:w="8296"/>
+      </w:tblGrid>
+      <w:tr>
+        <w:tc>
+          <w:tcPr>
+            <w:tcW w:w="8296" w:type="dxa"/>
+          </w:tcPr>
+          <w:p>
+            <w:r>
+              <w:rPr>
+                <w:rFonts w:ascii="Inter Fallback" w:hAnsi="Inter Fallback"/>
+                <w:color w:val="171717"/>
+                <w:szCs w:val="21"/>
+                <w:shd w:val="clear" w:color="auto" w:fill="F8F8F8"/>
+              </w:rPr>
+              <w:t>更新</w:t>
+            </w:r>
+            <w:r>
+              <w:rPr>
+                <w:rFonts w:ascii="Inter Fallback" w:hAnsi="Inter Fallback"/>
+                <w:color w:val="171717"/>
+                <w:szCs w:val="21"/>
+                <w:shd w:val="clear" w:color="auto" w:fill="F8F8F8"/>
+              </w:rPr>
+              <w:t>AGENT.md</w:t>
+            </w:r>
+            <w:r>
+              <w:rPr>
+                <w:rFonts w:ascii="Inter Fallback" w:hAnsi="Inter Fallback"/>
+                <w:color w:val="171717"/>
+                <w:szCs w:val="21"/>
+                <w:shd w:val="clear" w:color="auto" w:fill="F8F8F8"/>
+              </w:rPr>
+              <w:t>文件</w:t>
+            </w:r>
+            <w:r>
+              <w:rPr>
+                <w:rFonts w:ascii="Inter Fallback" w:hAnsi="Inter Fallback" w:hint="eastAsia"/>
+                <w:color w:val="171717"/>
+                <w:szCs w:val="21"/>
+                <w:shd w:val="clear" w:color="auto" w:fill="F8F8F8"/>
+              </w:rPr>
+              <w:t>，增加模型思考方式：</w:t>
+            </w:r>
+          </w:p>
+          <w:p>
+            <w:r>
+              <w:t>运用第一性原理思考，拒绝经验主义和路径盲从，不要假设我完全清楚目标，保持审慎，从原始需求和问题出发，若目标模糊请停下和我讨论，若目标清晰但路径非最优，请直接建议更短、更低成本的办法。所有回答必须分为两个部分：</w:t>
+            </w:r>
+          </w:p>
+          <w:p>
+            <w:r>
+              <w:t>•</w:t>
+            </w:r>
+            <w:r>
+              <w:t>直接执行：按照我当前的要求和逻辑，直接给出任务结果。</w:t>
+            </w:r>
+          </w:p>
+          <w:p>
+            <w:r>
+              <w:t>•</w:t>
+            </w:r>
+            <w:r>
+              <w:t>深度交互：基于底层逻辑对我的原始需求进行</w:t>
+            </w:r>
+            <w:r>
+              <w:t>“</w:t>
+            </w:r>
+            <w:r>
+              <w:t>审慎挑战</w:t>
+            </w:r>
+            <w:r>
+              <w:t>”</w:t>
+            </w:r>
+            <w:r>
+              <w:t>。包括但不限于：质疑我的动机是否偏离目标（</w:t>
+            </w:r>
+            <w:r>
+              <w:t>XY</w:t>
+            </w:r>
+            <w:r>
+              <w:t>问题）、分析当前路径的弊端、并给出更优雅的替代方案。</w:t>
+            </w:r>
+          </w:p>
+        </w:tc>
+      </w:tr>
+    </w:tbl>
+    <w:p>
+      <w:pPr>
+        <w:pBdr>
+          <w:bottom w:val="single" w:sz="6" w:space="1" w:color="auto"/>
+        </w:pBdr>
+      </w:pPr>
+    </w:p>
+    <w:p>
+      <w:pPr>
+        <w:pBdr>
+          <w:bottom w:val="single" w:sz="6" w:space="1" w:color="auto"/>
+        </w:pBdr>
+      </w:pPr>
+      <w:r>
+        <w:rPr>
+          <w:rFonts w:hint="eastAsia"/>
+        </w:rPr>
+        <w:t>（</w:t>
+      </w:r>
+      <w:r>
+        <w:rPr>
+          <w:rFonts w:hint="eastAsia"/>
+        </w:rPr>
+        <w:t>3</w:t>
+      </w:r>
+      <w:r>
+        <w:rPr>
+          <w:rFonts w:hint="eastAsia"/>
+        </w:rPr>
+        <w:t>）</w:t>
+      </w:r>
+      <w:r>
+        <w:rPr>
+          <w:rFonts w:hint="eastAsia"/>
+        </w:rPr>
+        <w:t>vibe</w:t>
+      </w:r>
+      <w:r>
+        <w:t xml:space="preserve"> </w:t>
+      </w:r>
+      <w:r>
+        <w:rPr>
+          <w:rFonts w:hint="eastAsia"/>
+        </w:rPr>
+        <w:t>coding</w:t>
+      </w:r>
+      <w:r>
+        <w:rPr>
+          <w:rFonts w:hint="eastAsia"/>
+        </w:rPr>
+        <w:t>原则</w:t>
+      </w:r>
+    </w:p>
+    <w:tbl>
+      <w:tblPr>
+        <w:tblStyle w:val="a5"/>
+        <w:tblW w:w="0" w:type="auto"/>
+        <w:tblLook w:val="04A0" w:firstRow="1" w:lastRow="0" w:firstColumn="1" w:lastColumn="0" w:noHBand="0" w:noVBand="1"/>
+      </w:tblPr>
+      <w:tblGrid>
+        <w:gridCol w:w="8296"/>
+      </w:tblGrid>
+      <w:tr>
+        <w:tc>
+          <w:tcPr>
+            <w:tcW w:w="8296" w:type="dxa"/>
+          </w:tcPr>
+          <w:p>
+            <w:pPr>
+              <w:rPr>
+                <w:rFonts w:hint="eastAsia"/>
+              </w:rPr>
+            </w:pPr>
+            <w:r>
+              <w:t>不向后兼容</w:t>
+            </w:r>
+            <w:r>
+              <w:rPr>
+                <w:rFonts w:hint="eastAsia"/>
+              </w:rPr>
+              <w:t>（防治出现一大堆</w:t>
+            </w:r>
+            <w:r>
+              <w:rPr>
+                <w:rFonts w:hint="eastAsia"/>
+              </w:rPr>
+              <w:t>try</w:t>
+            </w:r>
+            <w:r>
+              <w:t xml:space="preserve"> </w:t>
+            </w:r>
+            <w:r>
+              <w:rPr>
+                <w:rFonts w:hint="eastAsia"/>
+              </w:rPr>
+              <w:t>catch</w:t>
+            </w:r>
+            <w:bookmarkStart w:id="0" w:name="_GoBack"/>
+            <w:bookmarkEnd w:id="0"/>
+            <w:r>
+              <w:rPr>
+                <w:rFonts w:hint="eastAsia"/>
+              </w:rPr>
+              <w:t>）</w:t>
+            </w:r>
+          </w:p>
+        </w:tc>
+      </w:tr>
+    </w:tbl>
+    <w:p>
+      <w:pPr>
+        <w:pBdr>
+          <w:bottom w:val="single" w:sz="6" w:space="1" w:color="auto"/>
+        </w:pBdr>
+        <w:rPr>
+          <w:rFonts w:hint="eastAsia"/>
+        </w:rPr>
+      </w:pPr>
+    </w:p>
+    <w:p>
+      <w:pPr>
+        <w:pBdr>
+          <w:bottom w:val="single" w:sz="6" w:space="1" w:color="auto"/>
+        </w:pBdr>
+      </w:pPr>
+    </w:p>
+    <w:p>
+      <w:pPr>
+        <w:pBdr>
+          <w:bottom w:val="single" w:sz="6" w:space="1" w:color="auto"/>
+        </w:pBdr>
       </w:pPr>
     </w:p>
     <w:p/>
@@ -1259,7 +1995,7 @@
       </w:r>
     </w:p>
     <w:p>
-      <w:hyperlink r:id="rId20" w:history="1">
+      <w:hyperlink r:id="rId24" w:history="1">
         <w:r>
           <w:rPr>
             <w:rStyle w:val="a3"/>
@@ -1374,7 +2110,7 @@
                     <pic:cNvPicPr/>
                   </pic:nvPicPr>
                   <pic:blipFill>
-                    <a:blip r:embed="rId21"/>
+                    <a:blip r:embed="rId25"/>
                     <a:stretch>
                       <a:fillRect/>
                     </a:stretch>
@@ -1450,7 +2186,7 @@
         </w:rPr>
         <w:t>：</w:t>
       </w:r>
-      <w:hyperlink r:id="rId22" w:history="1">
+      <w:hyperlink r:id="rId26" w:history="1">
         <w:r>
           <w:rPr>
             <w:rStyle w:val="a3"/>
@@ -1481,7 +2217,7 @@
         </w:rPr>
         <w:t>：</w:t>
       </w:r>
-      <w:hyperlink r:id="rId23" w:history="1">
+      <w:hyperlink r:id="rId27" w:history="1">
         <w:r>
           <w:rPr>
             <w:rStyle w:val="a3"/>
@@ -1514,7 +2250,7 @@
         </w:rPr>
         <w:t>：</w:t>
       </w:r>
-      <w:hyperlink r:id="rId24" w:history="1">
+      <w:hyperlink r:id="rId28" w:history="1">
         <w:r>
           <w:rPr>
             <w:rStyle w:val="a3"/>
@@ -1530,10 +2266,7 @@
         </w:rPr>
       </w:pPr>
     </w:p>
-    <w:p>
-      <w:bookmarkStart w:id="0" w:name="_GoBack"/>
-      <w:bookmarkEnd w:id="0"/>
-    </w:p>
+    <w:p/>
     <w:sectPr>
       <w:pgSz w:w="11906" w:h="16838"/>
       <w:pgMar w:top="1440" w:right="1800" w:bottom="1440" w:left="1800" w:header="851" w:footer="992" w:gutter="0"/>
@@ -2220,6 +2953,22 @@
       <w:szCs w:val="32"/>
     </w:rPr>
   </w:style>
+  <w:style w:type="table" w:styleId="a5">
+    <w:name w:val="Table Grid"/>
+    <w:basedOn w:val="a1"/>
+    <w:uiPriority w:val="39"/>
+    <w:rsid w:val="00B716B6"/>
+    <w:tblPr>
+      <w:tblBorders>
+        <w:top w:val="single" w:sz="4" w:space="0" w:color="auto"/>
+        <w:left w:val="single" w:sz="4" w:space="0" w:color="auto"/>
+        <w:bottom w:val="single" w:sz="4" w:space="0" w:color="auto"/>
+        <w:right w:val="single" w:sz="4" w:space="0" w:color="auto"/>
+        <w:insideH w:val="single" w:sz="4" w:space="0" w:color="auto"/>
+        <w:insideV w:val="single" w:sz="4" w:space="0" w:color="auto"/>
+      </w:tblBorders>
+    </w:tblPr>
+  </w:style>
 </w:styles>
 </file>
 

--- a/数据库/agent部署配置说明.docx
+++ b/数据库/agent部署配置说明.docx
@@ -1892,11 +1892,6 @@
             <w:tcW w:w="8296" w:type="dxa"/>
           </w:tcPr>
           <w:p>
-            <w:pPr>
-              <w:rPr>
-                <w:rFonts w:hint="eastAsia"/>
-              </w:rPr>
-            </w:pPr>
             <w:r>
               <w:t>不向后兼容</w:t>
             </w:r>
@@ -1921,8 +1916,6 @@
               </w:rPr>
               <w:t>catch</w:t>
             </w:r>
-            <w:bookmarkStart w:id="0" w:name="_GoBack"/>
-            <w:bookmarkEnd w:id="0"/>
             <w:r>
               <w:rPr>
                 <w:rFonts w:hint="eastAsia"/>
@@ -1938,9 +1931,6 @@
         <w:pBdr>
           <w:bottom w:val="single" w:sz="6" w:space="1" w:color="auto"/>
         </w:pBdr>
-        <w:rPr>
-          <w:rFonts w:hint="eastAsia"/>
-        </w:rPr>
       </w:pPr>
     </w:p>
     <w:p>
@@ -2267,6 +2257,87 @@
       </w:pPr>
     </w:p>
     <w:p/>
+    <w:p>
+      <w:pPr>
+        <w:widowControl/>
+        <w:jc w:val="left"/>
+      </w:pPr>
+      <w:r>
+        <w:br w:type="page"/>
+      </w:r>
+    </w:p>
+    <w:p>
+      <w:pPr>
+        <w:pStyle w:val="1"/>
+      </w:pPr>
+      <w:r>
+        <w:lastRenderedPageBreak/>
+        <w:t xml:space="preserve">1. </w:t>
+      </w:r>
+      <w:r>
+        <w:rPr>
+          <w:rFonts w:hint="eastAsia"/>
+        </w:rPr>
+        <w:t>qqbot</w:t>
+      </w:r>
+      <w:r>
+        <w:rPr>
+          <w:rFonts w:hint="eastAsia"/>
+        </w:rPr>
+        <w:t>配置</w:t>
+      </w:r>
+    </w:p>
+    <w:p>
+      <w:r>
+        <w:rPr>
+          <w:rFonts w:hint="eastAsia"/>
+        </w:rPr>
+        <w:t>项目：</w:t>
+      </w:r>
+      <w:hyperlink r:id="rId29" w:history="1">
+        <w:r>
+          <w:rPr>
+            <w:rStyle w:val="a3"/>
+          </w:rPr>
+          <w:t>https://github.com/xv-chang/qqbot-opencode</w:t>
+        </w:r>
+      </w:hyperlink>
+    </w:p>
+    <w:p/>
+    <w:p>
+      <w:r>
+        <w:t>Q</w:t>
+      </w:r>
+      <w:r>
+        <w:rPr>
+          <w:rFonts w:hint="eastAsia"/>
+        </w:rPr>
+        <w:t>qbot</w:t>
+      </w:r>
+      <w:r>
+        <w:rPr>
+          <w:rFonts w:hint="eastAsia"/>
+        </w:rPr>
+        <w:t>注册：</w:t>
+      </w:r>
+      <w:hyperlink r:id="rId30" w:history="1">
+        <w:r>
+          <w:rPr>
+            <w:rStyle w:val="a3"/>
+          </w:rPr>
+          <w:t>https://q.qq.com/#/</w:t>
+        </w:r>
+      </w:hyperlink>
+    </w:p>
+    <w:p>
+      <w:pPr>
+        <w:rPr>
+          <w:rFonts w:hint="eastAsia"/>
+        </w:rPr>
+      </w:pPr>
+      <w:bookmarkStart w:id="0" w:name="_GoBack"/>
+      <w:bookmarkEnd w:id="0"/>
+    </w:p>
     <w:sectPr>
       <w:pgSz w:w="11906" w:h="16838"/>
       <w:pgMar w:top="1440" w:right="1800" w:bottom="1440" w:left="1800" w:header="851" w:footer="992" w:gutter="0"/>

--- a/数据库/agent部署配置说明.docx
+++ b/数据库/agent部署配置说明.docx
@@ -2287,23 +2287,48 @@
         <w:t>配置</w:t>
       </w:r>
     </w:p>
-    <w:p>
+    <w:p/>
+    <w:p>
+      <w:pPr>
+        <w:pStyle w:val="1"/>
+        <w:rPr>
+          <w:rFonts w:hint="eastAsia"/>
+        </w:rPr>
+      </w:pPr>
+      <w:r>
+        <w:rPr>
+          <w:rFonts w:hint="eastAsia"/>
+        </w:rPr>
+        <w:t>2</w:t>
+      </w:r>
+      <w:r>
+        <w:t>.</w:t>
+      </w:r>
+      <w:bookmarkStart w:id="0" w:name="_GoBack"/>
+      <w:bookmarkEnd w:id="0"/>
+      <w:r>
+        <w:t>环境安装</w:t>
+      </w:r>
+    </w:p>
+    <w:p>
+      <w:pPr>
+        <w:rPr>
+          <w:rFonts w:hint="eastAsia"/>
+        </w:rPr>
+      </w:pPr>
       <w:r>
         <w:rPr>
           <w:rFonts w:hint="eastAsia"/>
         </w:rPr>
         <w:t>项目：</w:t>
       </w:r>
-      <w:hyperlink r:id="rId29" w:history="1">
-        <w:r>
-          <w:rPr>
-            <w:rStyle w:val="a3"/>
-          </w:rPr>
-          <w:t>https://github.com/xv-chang/qqbot-opencode</w:t>
-        </w:r>
-      </w:hyperlink>
-    </w:p>
-    <w:p/>
+      <w:r>
+        <w:rPr>
+          <w:rStyle w:val="a3"/>
+        </w:rPr>
+        <w:t>https://github.com/HNGM-HP/opencode-bridge</w:t>
+      </w:r>
+    </w:p>
     <w:p>
       <w:r>
         <w:t>Q</w:t>
@@ -2320,7 +2345,7 @@
         </w:rPr>
         <w:t>注册：</w:t>
       </w:r>
-      <w:hyperlink r:id="rId30" w:history="1">
+      <w:hyperlink r:id="rId29" w:anchor="/" w:history="1">
         <w:r>
           <w:rPr>
             <w:rStyle w:val="a3"/>
@@ -2329,14 +2354,186 @@
         </w:r>
       </w:hyperlink>
     </w:p>
-    <w:p>
-      <w:pPr>
-        <w:rPr>
-          <w:rFonts w:hint="eastAsia"/>
-        </w:rPr>
-      </w:pPr>
-      <w:bookmarkStart w:id="0" w:name="_GoBack"/>
-      <w:bookmarkEnd w:id="0"/>
+    <w:p/>
+    <w:p>
+      <w:pPr>
+        <w:pStyle w:val="1"/>
+        <w:rPr>
+          <w:rFonts w:hint="eastAsia"/>
+        </w:rPr>
+      </w:pPr>
+      <w:r>
+        <w:rPr>
+          <w:rFonts w:hint="eastAsia"/>
+        </w:rPr>
+        <w:t>3</w:t>
+      </w:r>
+      <w:r>
+        <w:t>.</w:t>
+      </w:r>
+      <w:r>
+        <w:rPr>
+          <w:rFonts w:hint="eastAsia"/>
+        </w:rPr>
+        <w:t>平台接入</w:t>
+      </w:r>
+    </w:p>
+    <w:p>
+      <w:r>
+        <w:rPr>
+          <w:noProof/>
+        </w:rPr>
+        <w:drawing>
+          <wp:inline distT="0" distB="0" distL="0" distR="0" wp14:anchorId="59575985" wp14:editId="78DEB384">
+            <wp:extent cx="5274310" cy="2259330"/>
+            <wp:effectExtent l="0" t="0" r="2540" b="7620"/>
+            <wp:docPr id="7" name="图片 7"/>
+            <wp:cNvGraphicFramePr>
+              <a:graphicFrameLocks xmlns:a="http://schemas.openxmlformats.org/drawingml/2006/main" noChangeAspect="1"/>
+            </wp:cNvGraphicFramePr>
+            <a:graphic xmlns:a="http://schemas.openxmlformats.org/drawingml/2006/main">
+              <a:graphicData uri="http://schemas.openxmlformats.org/drawingml/2006/picture">
+                <pic:pic xmlns:pic="http://schemas.openxmlformats.org/drawingml/2006/picture">
+                  <pic:nvPicPr>
+                    <pic:cNvPr id="1" name=""/>
+                    <pic:cNvPicPr/>
+                  </pic:nvPicPr>
+                  <pic:blipFill>
+                    <a:blip r:embed="rId30"/>
+                    <a:stretch>
+                      <a:fillRect/>
+                    </a:stretch>
+                  </pic:blipFill>
+                  <pic:spPr>
+                    <a:xfrm>
+                      <a:off x="0" y="0"/>
+                      <a:ext cx="5274310" cy="2259330"/>
+                    </a:xfrm>
+                    <a:prstGeom prst="rect">
+                      <a:avLst/>
+                    </a:prstGeom>
+                  </pic:spPr>
+                </pic:pic>
+              </a:graphicData>
+            </a:graphic>
+          </wp:inline>
+        </w:drawing>
+      </w:r>
+    </w:p>
+    <w:p/>
+    <w:p>
+      <w:pPr>
+        <w:pStyle w:val="1"/>
+      </w:pPr>
+      <w:r>
+        <w:t>4.</w:t>
+      </w:r>
+      <w:r>
+        <w:t>Opencode</w:t>
+      </w:r>
+      <w:r>
+        <w:t>配置</w:t>
+      </w:r>
+    </w:p>
+    <w:p>
+      <w:r>
+        <w:rPr>
+          <w:noProof/>
+        </w:rPr>
+        <w:drawing>
+          <wp:inline distT="0" distB="0" distL="0" distR="0" wp14:anchorId="275217F0" wp14:editId="45CCE25B">
+            <wp:extent cx="5274310" cy="2410460"/>
+            <wp:effectExtent l="0" t="0" r="2540" b="8890"/>
+            <wp:docPr id="8" name="图片 8"/>
+            <wp:cNvGraphicFramePr>
+              <a:graphicFrameLocks xmlns:a="http://schemas.openxmlformats.org/drawingml/2006/main" noChangeAspect="1"/>
+            </wp:cNvGraphicFramePr>
+            <a:graphic xmlns:a="http://schemas.openxmlformats.org/drawingml/2006/main">
+              <a:graphicData uri="http://schemas.openxmlformats.org/drawingml/2006/picture">
+                <pic:pic xmlns:pic="http://schemas.openxmlformats.org/drawingml/2006/picture">
+                  <pic:nvPicPr>
+                    <pic:cNvPr id="1" name=""/>
+                    <pic:cNvPicPr/>
+                  </pic:nvPicPr>
+                  <pic:blipFill>
+                    <a:blip r:embed="rId31"/>
+                    <a:stretch>
+                      <a:fillRect/>
+                    </a:stretch>
+                  </pic:blipFill>
+                  <pic:spPr>
+                    <a:xfrm>
+                      <a:off x="0" y="0"/>
+                      <a:ext cx="5274310" cy="2410460"/>
+                    </a:xfrm>
+                    <a:prstGeom prst="rect">
+                      <a:avLst/>
+                    </a:prstGeom>
+                  </pic:spPr>
+                </pic:pic>
+              </a:graphicData>
+            </a:graphic>
+          </wp:inline>
+        </w:drawing>
+      </w:r>
+    </w:p>
+    <w:p>
+      <w:pPr>
+        <w:rPr>
+          <w:rFonts w:hint="eastAsia"/>
+        </w:rPr>
+      </w:pPr>
+      <w:r>
+        <w:t>完成后重启服务</w:t>
+      </w:r>
+    </w:p>
+    <w:p>
+      <w:pPr>
+        <w:rPr>
+          <w:rFonts w:hint="eastAsia"/>
+        </w:rPr>
+      </w:pPr>
+      <w:r>
+        <w:rPr>
+          <w:noProof/>
+        </w:rPr>
+        <w:lastRenderedPageBreak/>
+        <w:drawing>
+          <wp:inline distT="0" distB="0" distL="0" distR="0" wp14:anchorId="6AF05E0E" wp14:editId="0063D8B9">
+            <wp:extent cx="5274310" cy="2574925"/>
+            <wp:effectExtent l="0" t="0" r="2540" b="0"/>
+            <wp:docPr id="9" name="图片 9"/>
+            <wp:cNvGraphicFramePr>
+              <a:graphicFrameLocks xmlns:a="http://schemas.openxmlformats.org/drawingml/2006/main" noChangeAspect="1"/>
+            </wp:cNvGraphicFramePr>
+            <a:graphic xmlns:a="http://schemas.openxmlformats.org/drawingml/2006/main">
+              <a:graphicData uri="http://schemas.openxmlformats.org/drawingml/2006/picture">
+                <pic:pic xmlns:pic="http://schemas.openxmlformats.org/drawingml/2006/picture">
+                  <pic:nvPicPr>
+                    <pic:cNvPr id="1" name=""/>
+                    <pic:cNvPicPr/>
+                  </pic:nvPicPr>
+                  <pic:blipFill>
+                    <a:blip r:embed="rId32"/>
+                    <a:stretch>
+                      <a:fillRect/>
+                    </a:stretch>
+                  </pic:blipFill>
+                  <pic:spPr>
+                    <a:xfrm>
+                      <a:off x="0" y="0"/>
+                      <a:ext cx="5274310" cy="2574925"/>
+                    </a:xfrm>
+                    <a:prstGeom prst="rect">
+                      <a:avLst/>
+                    </a:prstGeom>
+                  </pic:spPr>
+                </pic:pic>
+              </a:graphicData>
+            </a:graphic>
+          </wp:inline>
+        </w:drawing>
+      </w:r>
     </w:p>
     <w:sectPr>
       <w:pgSz w:w="11906" w:h="16838"/>

--- a/数据库/agent部署配置说明.docx
+++ b/数据库/agent部署配置说明.docx
@@ -1,6 +1,6 @@
 
 <file path=word/document.xml><?xml version="1.0" encoding="utf-8"?>
-<w:document xmlns:wpc="http://schemas.microsoft.com/office/word/2010/wordprocessingCanvas" xmlns:mc="http://schemas.openxmlformats.org/markup-compatibility/2006" xmlns:o="urn:schemas-microsoft-com:office:office" xmlns:r="http://schemas.openxmlformats.org/officeDocument/2006/relationships" xmlns:m="http://schemas.openxmlformats.org/officeDocument/2006/math" xmlns:v="urn:schemas-microsoft-com:vml" xmlns:wp14="http://schemas.microsoft.com/office/word/2010/wordprocessingDrawing" xmlns:wp="http://schemas.openxmlformats.org/drawingml/2006/wordprocessingDrawing" xmlns:w="http://schemas.openxmlformats.org/wordprocessingml/2006/main" xmlns:w14="http://schemas.microsoft.com/office/word/2010/wordml" xmlns:w10="urn:schemas-microsoft-com:office:word" xmlns:w15="http://schemas.microsoft.com/office/word/2012/wordml" xmlns:wpg="http://schemas.microsoft.com/office/word/2010/wordprocessingGroup" xmlns:wpi="http://schemas.microsoft.com/office/word/2010/wordprocessingInk" xmlns:wne="http://schemas.microsoft.com/office/word/2006/wordml" xmlns:wps="http://schemas.microsoft.com/office/word/2010/wordprocessingShape" xmlns:wpsCustomData="http://www.wps.cn/officeDocument/2013/wpsCustomData" mc:Ignorable="w14 w15 wp14">
+<w:document xmlns:wpc="http://schemas.microsoft.com/office/word/2010/wordprocessingCanvas" xmlns:cx="http://schemas.microsoft.com/office/drawing/2014/chartex" xmlns:cx1="http://schemas.microsoft.com/office/drawing/2015/9/8/chartex" xmlns:mc="http://schemas.openxmlformats.org/markup-compatibility/2006" xmlns:o="urn:schemas-microsoft-com:office:office" xmlns:r="http://schemas.openxmlformats.org/officeDocument/2006/relationships" xmlns:m="http://schemas.openxmlformats.org/officeDocument/2006/math" xmlns:v="urn:schemas-microsoft-com:vml" xmlns:wp14="http://schemas.microsoft.com/office/word/2010/wordprocessingDrawing" xmlns:wp="http://schemas.openxmlformats.org/drawingml/2006/wordprocessingDrawing" xmlns:w10="urn:schemas-microsoft-com:office:word" xmlns:w="http://schemas.openxmlformats.org/wordprocessingml/2006/main" xmlns:w14="http://schemas.microsoft.com/office/word/2010/wordml" xmlns:w15="http://schemas.microsoft.com/office/word/2012/wordml" xmlns:w16se="http://schemas.microsoft.com/office/word/2015/wordml/symex" xmlns:wpg="http://schemas.microsoft.com/office/word/2010/wordprocessingGroup" xmlns:wpi="http://schemas.microsoft.com/office/word/2010/wordprocessingInk" xmlns:wne="http://schemas.microsoft.com/office/word/2006/wordml" xmlns:wps="http://schemas.microsoft.com/office/word/2010/wordprocessingShape" mc:Ignorable="w14 w15 w16se wp14">
   <w:body>
     <w:p>
       <w:r>
@@ -15,7 +15,19 @@
         <w:rPr>
           <w:rFonts w:hint="eastAsia"/>
         </w:rPr>
-        <w:t>（1）大模型配置文件</w:t>
+        <w:t>（</w:t>
+      </w:r>
+      <w:r>
+        <w:rPr>
+          <w:rFonts w:hint="eastAsia"/>
+        </w:rPr>
+        <w:t>1</w:t>
+      </w:r>
+      <w:r>
+        <w:rPr>
+          <w:rFonts w:hint="eastAsia"/>
+        </w:rPr>
+        <w:t>）大模型配置文件</w:t>
       </w:r>
     </w:p>
     <w:p>
@@ -33,7 +45,19 @@
         <w:rPr>
           <w:rFonts w:hint="eastAsia"/>
         </w:rPr>
-        <w:t>（2）数据库配置文件</w:t>
+        <w:t>（</w:t>
+      </w:r>
+      <w:r>
+        <w:rPr>
+          <w:rFonts w:hint="eastAsia"/>
+        </w:rPr>
+        <w:t>2</w:t>
+      </w:r>
+      <w:r>
+        <w:rPr>
+          <w:rFonts w:hint="eastAsia"/>
+        </w:rPr>
+        <w:t>）数据库配置文件</w:t>
       </w:r>
     </w:p>
     <w:p>
@@ -43,6 +67,9 @@
     </w:p>
     <w:p>
       <w:r>
+        <w:rPr>
+          <w:noProof/>
+        </w:rPr>
         <w:drawing>
           <wp:inline distT="0" distB="0" distL="0" distR="0">
             <wp:extent cx="3048000" cy="1343025"/>
@@ -111,7 +138,7 @@
       </w:r>
       <w:r>
         <w:rPr>
-          <w:rFonts w:hint="eastAsia" w:ascii="Consolas" w:hAnsi="Consolas"/>
+          <w:rFonts w:ascii="Consolas" w:hAnsi="Consolas" w:hint="eastAsia"/>
           <w:color w:val="0F1115"/>
           <w:sz w:val="20"/>
           <w:szCs w:val="20"/>
@@ -147,12 +174,322 @@
         <w:t>opencode serve --port 4096</w:t>
       </w:r>
     </w:p>
-    <w:p/>
     <w:p>
       <w:pPr>
         <w:widowControl/>
         <w:jc w:val="left"/>
       </w:pPr>
+    </w:p>
+    <w:p>
+      <w:pPr>
+        <w:widowControl/>
+        <w:jc w:val="left"/>
+      </w:pPr>
+    </w:p>
+    <w:p>
+      <w:pPr>
+        <w:widowControl/>
+        <w:jc w:val="left"/>
+      </w:pPr>
+      <w:r>
+        <w:rPr>
+          <w:rFonts w:hint="eastAsia"/>
+        </w:rPr>
+        <w:t>环境迁移（</w:t>
+      </w:r>
+      <w:r>
+        <w:rPr>
+          <w:rFonts w:hint="eastAsia"/>
+        </w:rPr>
+        <w:t>conda</w:t>
+      </w:r>
+      <w:r>
+        <w:t>-</w:t>
+      </w:r>
+      <w:r>
+        <w:rPr>
+          <w:rFonts w:hint="eastAsia"/>
+        </w:rPr>
+        <w:t>pack</w:t>
+      </w:r>
+      <w:r>
+        <w:rPr>
+          <w:rFonts w:hint="eastAsia"/>
+        </w:rPr>
+        <w:t>）</w:t>
+      </w:r>
+    </w:p>
+    <w:p>
+      <w:pPr>
+        <w:widowControl/>
+        <w:tabs>
+          <w:tab w:val="left" w:pos="916"/>
+          <w:tab w:val="left" w:pos="1832"/>
+          <w:tab w:val="left" w:pos="2748"/>
+          <w:tab w:val="left" w:pos="3664"/>
+          <w:tab w:val="left" w:pos="4580"/>
+          <w:tab w:val="left" w:pos="5496"/>
+          <w:tab w:val="left" w:pos="6412"/>
+          <w:tab w:val="left" w:pos="7328"/>
+          <w:tab w:val="left" w:pos="8244"/>
+          <w:tab w:val="left" w:pos="9160"/>
+          <w:tab w:val="left" w:pos="10076"/>
+          <w:tab w:val="left" w:pos="10992"/>
+          <w:tab w:val="left" w:pos="11908"/>
+          <w:tab w:val="left" w:pos="12824"/>
+          <w:tab w:val="left" w:pos="13740"/>
+          <w:tab w:val="left" w:pos="14656"/>
+        </w:tabs>
+        <w:wordWrap w:val="0"/>
+        <w:spacing w:line="330" w:lineRule="atLeast"/>
+        <w:jc w:val="left"/>
+        <w:rPr>
+          <w:rFonts w:ascii="Consolas" w:hAnsi="Consolas" w:cs="宋体"/>
+          <w:color w:val="0F1115"/>
+          <w:kern w:val="0"/>
+          <w:sz w:val="20"/>
+          <w:szCs w:val="20"/>
+        </w:rPr>
+      </w:pPr>
+      <w:r>
+        <w:rPr>
+          <w:rFonts w:ascii="Consolas" w:hAnsi="Consolas" w:cs="宋体"/>
+          <w:color w:val="0F1115"/>
+          <w:kern w:val="0"/>
+          <w:sz w:val="20"/>
+          <w:szCs w:val="20"/>
+        </w:rPr>
+        <w:t xml:space="preserve">conda pack </w:t>
+      </w:r>
+      <w:r>
+        <w:rPr>
+          <w:rFonts w:ascii="Consolas" w:hAnsi="Consolas" w:cs="宋体"/>
+          <w:color w:val="4078F2"/>
+          <w:kern w:val="0"/>
+          <w:sz w:val="20"/>
+          <w:szCs w:val="20"/>
+        </w:rPr>
+        <w:t>-n</w:t>
+      </w:r>
+      <w:r>
+        <w:rPr>
+          <w:rFonts w:ascii="Consolas" w:hAnsi="Consolas" w:cs="宋体"/>
+          <w:color w:val="0F1115"/>
+          <w:kern w:val="0"/>
+          <w:sz w:val="20"/>
+          <w:szCs w:val="20"/>
+        </w:rPr>
+        <w:t xml:space="preserve"> my_env </w:t>
+      </w:r>
+      <w:r>
+        <w:rPr>
+          <w:rFonts w:ascii="Consolas" w:hAnsi="Consolas" w:cs="宋体"/>
+          <w:color w:val="4078F2"/>
+          <w:kern w:val="0"/>
+          <w:sz w:val="20"/>
+          <w:szCs w:val="20"/>
+        </w:rPr>
+        <w:t>-o</w:t>
+      </w:r>
+      <w:r>
+        <w:rPr>
+          <w:rFonts w:ascii="Consolas" w:hAnsi="Consolas" w:cs="宋体"/>
+          <w:color w:val="0F1115"/>
+          <w:kern w:val="0"/>
+          <w:sz w:val="20"/>
+          <w:szCs w:val="20"/>
+        </w:rPr>
+        <w:t xml:space="preserve"> my_env.</w:t>
+      </w:r>
+      <w:r>
+        <w:rPr>
+          <w:rFonts w:ascii="Consolas" w:hAnsi="Consolas" w:cs="宋体" w:hint="eastAsia"/>
+          <w:color w:val="0F1115"/>
+          <w:kern w:val="0"/>
+          <w:sz w:val="20"/>
+          <w:szCs w:val="20"/>
+        </w:rPr>
+        <w:t>zip</w:t>
+      </w:r>
+    </w:p>
+    <w:p>
+      <w:pPr>
+        <w:widowControl/>
+        <w:tabs>
+          <w:tab w:val="left" w:pos="916"/>
+          <w:tab w:val="left" w:pos="1832"/>
+          <w:tab w:val="left" w:pos="2748"/>
+          <w:tab w:val="left" w:pos="3664"/>
+          <w:tab w:val="left" w:pos="4580"/>
+          <w:tab w:val="left" w:pos="5496"/>
+          <w:tab w:val="left" w:pos="6412"/>
+          <w:tab w:val="left" w:pos="7328"/>
+          <w:tab w:val="left" w:pos="8244"/>
+          <w:tab w:val="left" w:pos="9160"/>
+          <w:tab w:val="left" w:pos="10076"/>
+          <w:tab w:val="left" w:pos="10992"/>
+          <w:tab w:val="left" w:pos="11908"/>
+          <w:tab w:val="left" w:pos="12824"/>
+          <w:tab w:val="left" w:pos="13740"/>
+          <w:tab w:val="left" w:pos="14656"/>
+        </w:tabs>
+        <w:wordWrap w:val="0"/>
+        <w:spacing w:line="330" w:lineRule="atLeast"/>
+        <w:jc w:val="left"/>
+        <w:rPr>
+          <w:rFonts w:ascii="Consolas" w:hAnsi="Consolas" w:cs="宋体"/>
+          <w:color w:val="0F1115"/>
+          <w:kern w:val="0"/>
+          <w:sz w:val="20"/>
+          <w:szCs w:val="20"/>
+        </w:rPr>
+      </w:pPr>
+    </w:p>
+    <w:p>
+      <w:pPr>
+        <w:widowControl/>
+        <w:tabs>
+          <w:tab w:val="left" w:pos="916"/>
+          <w:tab w:val="left" w:pos="1832"/>
+          <w:tab w:val="left" w:pos="2748"/>
+          <w:tab w:val="left" w:pos="3664"/>
+          <w:tab w:val="left" w:pos="4580"/>
+          <w:tab w:val="left" w:pos="5496"/>
+          <w:tab w:val="left" w:pos="6412"/>
+          <w:tab w:val="left" w:pos="7328"/>
+          <w:tab w:val="left" w:pos="8244"/>
+          <w:tab w:val="left" w:pos="9160"/>
+          <w:tab w:val="left" w:pos="10076"/>
+          <w:tab w:val="left" w:pos="10992"/>
+          <w:tab w:val="left" w:pos="11908"/>
+          <w:tab w:val="left" w:pos="12824"/>
+          <w:tab w:val="left" w:pos="13740"/>
+          <w:tab w:val="left" w:pos="14656"/>
+        </w:tabs>
+        <w:wordWrap w:val="0"/>
+        <w:spacing w:line="330" w:lineRule="atLeast"/>
+        <w:jc w:val="left"/>
+        <w:rPr>
+          <w:rFonts w:ascii="Consolas" w:hAnsi="Consolas" w:cs="宋体"/>
+          <w:color w:val="0F1115"/>
+          <w:kern w:val="0"/>
+          <w:sz w:val="20"/>
+          <w:szCs w:val="20"/>
+        </w:rPr>
+      </w:pPr>
+      <w:r>
+        <w:rPr>
+          <w:rFonts w:ascii="Consolas" w:hAnsi="Consolas" w:cs="宋体" w:hint="eastAsia"/>
+          <w:color w:val="0F1115"/>
+          <w:kern w:val="0"/>
+          <w:sz w:val="20"/>
+          <w:szCs w:val="20"/>
+        </w:rPr>
+        <w:t>解压修复</w:t>
+      </w:r>
+    </w:p>
+    <w:p>
+      <w:pPr>
+        <w:widowControl/>
+        <w:tabs>
+          <w:tab w:val="left" w:pos="916"/>
+          <w:tab w:val="left" w:pos="1832"/>
+          <w:tab w:val="left" w:pos="2748"/>
+          <w:tab w:val="left" w:pos="3664"/>
+          <w:tab w:val="left" w:pos="4580"/>
+          <w:tab w:val="left" w:pos="5496"/>
+          <w:tab w:val="left" w:pos="6412"/>
+          <w:tab w:val="left" w:pos="7328"/>
+          <w:tab w:val="left" w:pos="8244"/>
+          <w:tab w:val="left" w:pos="9160"/>
+          <w:tab w:val="left" w:pos="10076"/>
+          <w:tab w:val="left" w:pos="10992"/>
+          <w:tab w:val="left" w:pos="11908"/>
+          <w:tab w:val="left" w:pos="12824"/>
+          <w:tab w:val="left" w:pos="13740"/>
+          <w:tab w:val="left" w:pos="14656"/>
+        </w:tabs>
+        <w:wordWrap w:val="0"/>
+        <w:spacing w:line="330" w:lineRule="atLeast"/>
+        <w:jc w:val="left"/>
+        <w:rPr>
+          <w:rFonts w:ascii="Consolas" w:hAnsi="Consolas" w:cs="宋体" w:hint="eastAsia"/>
+          <w:color w:val="0F1115"/>
+          <w:kern w:val="0"/>
+          <w:sz w:val="20"/>
+          <w:szCs w:val="20"/>
+        </w:rPr>
+      </w:pPr>
+      <w:r>
+        <w:rPr>
+          <w:rFonts w:ascii="Consolas" w:hAnsi="Consolas" w:cs="宋体"/>
+          <w:color w:val="0F1115"/>
+          <w:kern w:val="0"/>
+          <w:sz w:val="20"/>
+          <w:szCs w:val="20"/>
+        </w:rPr>
+        <w:t>.</w:t>
+      </w:r>
+      <w:r>
+        <w:rPr>
+          <w:rFonts w:ascii="Consolas" w:hAnsi="Consolas" w:cs="宋体"/>
+          <w:color w:val="383A42"/>
+          <w:kern w:val="0"/>
+          <w:sz w:val="20"/>
+          <w:szCs w:val="20"/>
+        </w:rPr>
+        <w:t>\</w:t>
+      </w:r>
+      <w:r>
+        <w:rPr>
+          <w:rFonts w:ascii="Consolas" w:hAnsi="Consolas" w:cs="宋体"/>
+          <w:color w:val="0F1115"/>
+          <w:kern w:val="0"/>
+          <w:sz w:val="20"/>
+          <w:szCs w:val="20"/>
+        </w:rPr>
+        <w:t>Scripts</w:t>
+      </w:r>
+      <w:r>
+        <w:rPr>
+          <w:rFonts w:ascii="Consolas" w:hAnsi="Consolas" w:cs="宋体"/>
+          <w:color w:val="383A42"/>
+          <w:kern w:val="0"/>
+          <w:sz w:val="20"/>
+          <w:szCs w:val="20"/>
+        </w:rPr>
+        <w:t>\</w:t>
+      </w:r>
+      <w:r>
+        <w:rPr>
+          <w:rFonts w:ascii="Consolas" w:hAnsi="Consolas" w:cs="宋体"/>
+          <w:color w:val="0F1115"/>
+          <w:kern w:val="0"/>
+          <w:sz w:val="20"/>
+          <w:szCs w:val="20"/>
+        </w:rPr>
+        <w:t>conda-unpack.exe</w:t>
+      </w:r>
+    </w:p>
+    <w:p>
+      <w:pPr>
+        <w:widowControl/>
+        <w:jc w:val="left"/>
+      </w:pPr>
+      <w:bookmarkStart w:id="0" w:name="_GoBack"/>
+      <w:bookmarkEnd w:id="0"/>
+    </w:p>
+    <w:p>
+      <w:pPr>
+        <w:widowControl/>
+        <w:jc w:val="left"/>
+      </w:pPr>
+    </w:p>
+    <w:p>
+      <w:pPr>
+        <w:widowControl/>
+        <w:jc w:val="left"/>
+      </w:pPr>
       <w:r>
         <w:br w:type="page"/>
       </w:r>
@@ -160,7 +497,7 @@
     <w:p/>
     <w:p>
       <w:pPr>
-        <w:pStyle w:val="2"/>
+        <w:pStyle w:val="1"/>
       </w:pPr>
       <w:r>
         <w:rPr>
@@ -175,7 +512,13 @@
         <w:rPr>
           <w:rFonts w:hint="eastAsia"/>
         </w:rPr>
-        <w:t>安装node.js</w:t>
+        <w:t>安装</w:t>
+      </w:r>
+      <w:r>
+        <w:rPr>
+          <w:rFonts w:hint="eastAsia"/>
+        </w:rPr>
+        <w:t>node.js</w:t>
       </w:r>
     </w:p>
     <w:p>
@@ -185,27 +528,14 @@
         </w:rPr>
         <w:t>（</w:t>
       </w:r>
-      <w:r>
-        <w:fldChar w:fldCharType="begin"/>
-      </w:r>
-      <w:r>
-        <w:instrText xml:space="preserve"> HYPERLINK "https://nodejs.org/en/download" </w:instrText>
-      </w:r>
-      <w:r>
-        <w:fldChar w:fldCharType="separate"/>
-      </w:r>
-      <w:r>
-        <w:rPr>
-          <w:rStyle w:val="8"/>
-        </w:rPr>
-        <w:t>https://nodejs.org/en/download</w:t>
-      </w:r>
-      <w:r>
-        <w:rPr>
-          <w:rStyle w:val="8"/>
-        </w:rPr>
-        <w:fldChar w:fldCharType="end"/>
-      </w:r>
+      <w:hyperlink r:id="rId5" w:history="1">
+        <w:r>
+          <w:rPr>
+            <w:rStyle w:val="a4"/>
+          </w:rPr>
+          <w:t>https://nodejs.org/en/download</w:t>
+        </w:r>
+      </w:hyperlink>
       <w:r>
         <w:rPr>
           <w:rFonts w:hint="eastAsia"/>
@@ -215,6 +545,9 @@
     </w:p>
     <w:p>
       <w:r>
+        <w:rPr>
+          <w:noProof/>
+        </w:rPr>
         <w:drawing>
           <wp:inline distT="0" distB="0" distL="0" distR="0">
             <wp:extent cx="4037965" cy="2524125"/>
@@ -233,7 +566,7 @@
                     </pic:cNvPicPr>
                   </pic:nvPicPr>
                   <pic:blipFill>
-                    <a:blip r:embed="rId5"/>
+                    <a:blip r:embed="rId6"/>
                     <a:stretch>
                       <a:fillRect/>
                     </a:stretch>
@@ -258,7 +591,7 @@
     <w:p/>
     <w:p>
       <w:pPr>
-        <w:pStyle w:val="2"/>
+        <w:pStyle w:val="1"/>
       </w:pPr>
       <w:r>
         <w:rPr>
@@ -273,7 +606,19 @@
         <w:rPr>
           <w:rFonts w:hint="eastAsia"/>
         </w:rPr>
-        <w:t>配置nodejs的环境变量与包管理配置</w:t>
+        <w:t>配置</w:t>
+      </w:r>
+      <w:r>
+        <w:rPr>
+          <w:rFonts w:hint="eastAsia"/>
+        </w:rPr>
+        <w:t>nodejs</w:t>
+      </w:r>
+      <w:r>
+        <w:rPr>
+          <w:rFonts w:hint="eastAsia"/>
+        </w:rPr>
+        <w:t>的环境变量与包管理配置</w:t>
       </w:r>
     </w:p>
     <w:p>
@@ -283,27 +628,14 @@
         </w:rPr>
         <w:t>（</w:t>
       </w:r>
-      <w:r>
-        <w:fldChar w:fldCharType="begin"/>
-      </w:r>
-      <w:r>
-        <w:instrText xml:space="preserve"> HYPERLINK "https://cloud.tencent.com/developer/article/1620332" </w:instrText>
-      </w:r>
-      <w:r>
-        <w:fldChar w:fldCharType="separate"/>
-      </w:r>
-      <w:r>
-        <w:rPr>
-          <w:rStyle w:val="8"/>
-        </w:rPr>
-        <w:t>https://cloud.tencent.com/developer/article/1620332</w:t>
-      </w:r>
-      <w:r>
-        <w:rPr>
-          <w:rStyle w:val="8"/>
-        </w:rPr>
-        <w:fldChar w:fldCharType="end"/>
-      </w:r>
+      <w:hyperlink r:id="rId7" w:history="1">
+        <w:r>
+          <w:rPr>
+            <w:rStyle w:val="a4"/>
+          </w:rPr>
+          <w:t>https://cloud.tencent.com/developer/article/1620332</w:t>
+        </w:r>
+      </w:hyperlink>
       <w:r>
         <w:rPr>
           <w:rFonts w:hint="eastAsia"/>
@@ -313,6 +645,9 @@
     </w:p>
     <w:p>
       <w:r>
+        <w:rPr>
+          <w:noProof/>
+        </w:rPr>
         <w:drawing>
           <wp:inline distT="0" distB="0" distL="0" distR="0">
             <wp:extent cx="5274310" cy="2899410"/>
@@ -331,7 +666,7 @@
                     </pic:cNvPicPr>
                   </pic:nvPicPr>
                   <pic:blipFill>
-                    <a:blip r:embed="rId6"/>
+                    <a:blip r:embed="rId8"/>
                     <a:stretch>
                       <a:fillRect/>
                     </a:stretch>
@@ -366,10 +701,31 @@
         <w:rPr>
           <w:rFonts w:hint="eastAsia"/>
         </w:rPr>
-        <w:t>与cache缓存路径（原始路径为</w:t>
-      </w:r>
-      <w:r>
-        <w:t>C:\Users\用户名\AppData\Roaming\npm</w:t>
+        <w:t>与</w:t>
+      </w:r>
+      <w:r>
+        <w:rPr>
+          <w:rFonts w:hint="eastAsia"/>
+        </w:rPr>
+        <w:t>cache</w:t>
+      </w:r>
+      <w:r>
+        <w:rPr>
+          <w:rFonts w:hint="eastAsia"/>
+        </w:rPr>
+        <w:t>缓存路径（原始路径为</w:t>
+      </w:r>
+      <w:r>
+        <w:t>C:\U</w:t>
+      </w:r>
+      <w:r>
+        <w:t>sers\</w:t>
+      </w:r>
+      <w:r>
+        <w:t>用户名</w:t>
+      </w:r>
+      <w:r>
+        <w:t>\AppData\Roaming\npm</w:t>
       </w:r>
       <w:r>
         <w:rPr>
@@ -406,12 +762,21 @@
       </w:r>
       <w:r>
         <w:rPr>
-          <w:rFonts w:hint="eastAsia" w:ascii="Arial" w:hAnsi="Arial" w:cs="Arial"/>
+          <w:rFonts w:ascii="Arial" w:hAnsi="Arial" w:cs="Arial" w:hint="eastAsia"/>
           <w:color w:val="333333"/>
           <w:szCs w:val="21"/>
           <w:shd w:val="clear" w:color="auto" w:fill="FFFFFF"/>
         </w:rPr>
-        <w:t>：X</w:t>
+        <w:t>：</w:t>
+      </w:r>
+      <w:r>
+        <w:rPr>
+          <w:rFonts w:ascii="Arial" w:hAnsi="Arial" w:cs="Arial" w:hint="eastAsia"/>
+          <w:color w:val="333333"/>
+          <w:szCs w:val="21"/>
+          <w:shd w:val="clear" w:color="auto" w:fill="FFFFFF"/>
+        </w:rPr>
+        <w:t>X</w:t>
       </w:r>
       <w:r>
         <w:rPr>
@@ -424,7 +789,7 @@
       </w:r>
       <w:r>
         <w:rPr>
-          <w:rFonts w:hint="eastAsia" w:ascii="Arial" w:hAnsi="Arial" w:cs="Arial"/>
+          <w:rFonts w:ascii="Arial" w:hAnsi="Arial" w:cs="Arial" w:hint="eastAsia"/>
           <w:color w:val="333333"/>
           <w:szCs w:val="21"/>
           <w:shd w:val="clear" w:color="auto" w:fill="FFFFFF"/>
@@ -443,6 +808,10 @@
     </w:p>
     <w:p>
       <w:r>
+        <w:rPr>
+          <w:noProof/>
+        </w:rPr>
+        <w:lastRenderedPageBreak/>
         <w:drawing>
           <wp:inline distT="0" distB="0" distL="0" distR="0">
             <wp:extent cx="4410075" cy="1558925"/>
@@ -461,7 +830,7 @@
                     </pic:cNvPicPr>
                   </pic:nvPicPr>
                   <pic:blipFill>
-                    <a:blip r:embed="rId7"/>
+                    <a:blip r:embed="rId9"/>
                     <a:stretch>
                       <a:fillRect/>
                     </a:stretch>
@@ -484,6 +853,9 @@
     </w:p>
     <w:p>
       <w:r>
+        <w:rPr>
+          <w:noProof/>
+        </w:rPr>
         <w:drawing>
           <wp:inline distT="0" distB="0" distL="0" distR="0">
             <wp:extent cx="4410075" cy="1958340"/>
@@ -502,7 +874,7 @@
                     </pic:cNvPicPr>
                   </pic:nvPicPr>
                   <pic:blipFill>
-                    <a:blip r:embed="rId8"/>
+                    <a:blip r:embed="rId10"/>
                     <a:stretch>
                       <a:fillRect/>
                     </a:stretch>
@@ -524,56 +896,38 @@
       </w:r>
     </w:p>
     <w:p>
-      <w:pPr>
-        <w:rPr>
-          <w:rFonts w:hint="default"/>
-          <w:lang w:val="en-US" w:eastAsia="zh-CN"/>
-        </w:rPr>
-      </w:pPr>
-      <w:r>
-        <w:rPr>
-          <w:rFonts w:hint="eastAsia"/>
-          <w:lang w:val="en-US" w:eastAsia="zh-CN"/>
-        </w:rPr>
-        <w:t>Cmd指令设置npm</w:t>
-      </w:r>
-      <w:bookmarkStart w:id="0" w:name="_GoBack"/>
-      <w:bookmarkEnd w:id="0"/>
-      <w:r>
-        <w:rPr>
-          <w:rFonts w:hint="eastAsia"/>
-          <w:lang w:val="en-US" w:eastAsia="zh-CN"/>
+      <w:r>
+        <w:rPr>
+          <w:rFonts w:hint="eastAsia"/>
+        </w:rPr>
+        <w:t>Cmd</w:t>
+      </w:r>
+      <w:r>
+        <w:rPr>
+          <w:rFonts w:hint="eastAsia"/>
+        </w:rPr>
+        <w:t>指令设置</w:t>
+      </w:r>
+      <w:r>
+        <w:rPr>
+          <w:rFonts w:hint="eastAsia"/>
+        </w:rPr>
+        <w:t>npm</w:t>
+      </w:r>
+      <w:r>
+        <w:rPr>
+          <w:rFonts w:hint="eastAsia"/>
         </w:rPr>
         <w:t>缓存路径</w:t>
       </w:r>
     </w:p>
     <w:p>
-      <w:pPr>
-        <w:rPr>
-          <w:rFonts w:hint="default"/>
-          <w:lang w:val="en-US" w:eastAsia="zh-CN"/>
-        </w:rPr>
-      </w:pPr>
-      <w:r>
-        <w:rPr>
-          <w:rFonts w:hint="default"/>
-          <w:lang w:val="en-US" w:eastAsia="zh-CN"/>
-        </w:rPr>
+      <w:r>
         <w:t>npm config set prefix "D:\nodejs\node_global"</w:t>
       </w:r>
     </w:p>
     <w:p>
-      <w:pPr>
-        <w:rPr>
-          <w:rFonts w:hint="default"/>
-          <w:lang w:val="en-US" w:eastAsia="zh-CN"/>
-        </w:rPr>
-      </w:pPr>
-      <w:r>
-        <w:rPr>
-          <w:rFonts w:hint="default"/>
-          <w:lang w:val="en-US" w:eastAsia="zh-CN"/>
-        </w:rPr>
+      <w:r>
         <w:t>npm config set cache "D:\nodejs\node_cache"</w:t>
       </w:r>
     </w:p>
@@ -581,7 +935,7 @@
     <w:p/>
     <w:p>
       <w:pPr>
-        <w:pStyle w:val="2"/>
+        <w:pStyle w:val="1"/>
       </w:pPr>
       <w:r>
         <w:rPr>
@@ -596,7 +950,25 @@
         <w:rPr>
           <w:rFonts w:hint="eastAsia"/>
         </w:rPr>
-        <w:t>通过nodejs安装opencode</w:t>
+        <w:t>通过</w:t>
+      </w:r>
+      <w:r>
+        <w:rPr>
+          <w:rFonts w:hint="eastAsia"/>
+        </w:rPr>
+        <w:t>nodejs</w:t>
+      </w:r>
+      <w:r>
+        <w:rPr>
+          <w:rFonts w:hint="eastAsia"/>
+        </w:rPr>
+        <w:t>安装</w:t>
+      </w:r>
+      <w:r>
+        <w:rPr>
+          <w:rFonts w:hint="eastAsia"/>
+        </w:rPr>
+        <w:t>opencode</w:t>
       </w:r>
     </w:p>
     <w:p>
@@ -606,27 +978,14 @@
         </w:rPr>
         <w:t>（</w:t>
       </w:r>
-      <w:r>
-        <w:fldChar w:fldCharType="begin"/>
-      </w:r>
-      <w:r>
-        <w:instrText xml:space="preserve"> HYPERLINK "https://opencode.ai/" </w:instrText>
-      </w:r>
-      <w:r>
-        <w:fldChar w:fldCharType="separate"/>
-      </w:r>
-      <w:r>
-        <w:rPr>
-          <w:rStyle w:val="8"/>
-        </w:rPr>
-        <w:t>https://opencode.ai/</w:t>
-      </w:r>
-      <w:r>
-        <w:rPr>
-          <w:rStyle w:val="8"/>
-        </w:rPr>
-        <w:fldChar w:fldCharType="end"/>
-      </w:r>
+      <w:hyperlink r:id="rId11" w:history="1">
+        <w:r>
+          <w:rPr>
+            <w:rStyle w:val="a4"/>
+          </w:rPr>
+          <w:t>https://opencode.ai/</w:t>
+        </w:r>
+      </w:hyperlink>
       <w:r>
         <w:rPr>
           <w:rFonts w:hint="eastAsia"/>
@@ -641,6 +1000,9 @@
     </w:p>
     <w:p>
       <w:r>
+        <w:rPr>
+          <w:noProof/>
+        </w:rPr>
         <w:drawing>
           <wp:inline distT="0" distB="0" distL="0" distR="0">
             <wp:extent cx="4143375" cy="2254885"/>
@@ -659,7 +1021,7 @@
                     </pic:cNvPicPr>
                   </pic:nvPicPr>
                   <pic:blipFill>
-                    <a:blip r:embed="rId9"/>
+                    <a:blip r:embed="rId12"/>
                     <a:stretch>
                       <a:fillRect/>
                     </a:stretch>
@@ -684,7 +1046,7 @@
     <w:p/>
     <w:p>
       <w:pPr>
-        <w:pStyle w:val="2"/>
+        <w:pStyle w:val="1"/>
       </w:pPr>
       <w:r>
         <w:rPr>
@@ -699,15 +1061,27 @@
         <w:rPr>
           <w:rFonts w:hint="eastAsia"/>
         </w:rPr>
-        <w:t>建立项目文件夹和skills</w:t>
-      </w:r>
-    </w:p>
-    <w:p>
-      <w:r>
-        <w:rPr>
-          <w:rFonts w:hint="eastAsia"/>
-        </w:rPr>
-        <w:t>项目文件夹/</w:t>
+        <w:t>建立项目文件夹和</w:t>
+      </w:r>
+      <w:r>
+        <w:rPr>
+          <w:rFonts w:hint="eastAsia"/>
+        </w:rPr>
+        <w:t>skills</w:t>
+      </w:r>
+    </w:p>
+    <w:p>
+      <w:r>
+        <w:rPr>
+          <w:rFonts w:hint="eastAsia"/>
+        </w:rPr>
+        <w:t>项目文件夹</w:t>
+      </w:r>
+      <w:r>
+        <w:rPr>
+          <w:rFonts w:hint="eastAsia"/>
+        </w:rPr>
+        <w:t>/</w:t>
       </w:r>
       <w:r>
         <w:t>opencode.json</w:t>
@@ -718,11 +1092,27 @@
         <w:rPr>
           <w:rFonts w:hint="eastAsia"/>
         </w:rPr>
-        <w:t>项目文件夹/.opencode/skills/文件夹</w:t>
-      </w:r>
-    </w:p>
-    <w:p>
-      <w:r>
+        <w:lastRenderedPageBreak/>
+        <w:t>项目文件夹</w:t>
+      </w:r>
+      <w:r>
+        <w:rPr>
+          <w:rFonts w:hint="eastAsia"/>
+        </w:rPr>
+        <w:t>/.opencode/skills/</w:t>
+      </w:r>
+      <w:r>
+        <w:rPr>
+          <w:rFonts w:hint="eastAsia"/>
+        </w:rPr>
+        <w:t>文件夹</w:t>
+      </w:r>
+    </w:p>
+    <w:p>
+      <w:r>
+        <w:rPr>
+          <w:noProof/>
+        </w:rPr>
         <w:drawing>
           <wp:inline distT="0" distB="0" distL="0" distR="0">
             <wp:extent cx="5274310" cy="2827655"/>
@@ -741,7 +1131,7 @@
                     </pic:cNvPicPr>
                   </pic:nvPicPr>
                   <pic:blipFill>
-                    <a:blip r:embed="rId10"/>
+                    <a:blip r:embed="rId13"/>
                     <a:stretch>
                       <a:fillRect/>
                     </a:stretch>
@@ -764,6 +1154,9 @@
     </w:p>
     <w:p>
       <w:r>
+        <w:rPr>
+          <w:noProof/>
+        </w:rPr>
         <w:drawing>
           <wp:inline distT="0" distB="0" distL="0" distR="0">
             <wp:extent cx="5274310" cy="1654810"/>
@@ -782,7 +1175,7 @@
                     </pic:cNvPicPr>
                   </pic:nvPicPr>
                   <pic:blipFill>
-                    <a:blip r:embed="rId11"/>
+                    <a:blip r:embed="rId14"/>
                     <a:stretch>
                       <a:fillRect/>
                     </a:stretch>
@@ -807,7 +1200,7 @@
     <w:p/>
     <w:p>
       <w:pPr>
-        <w:pStyle w:val="2"/>
+        <w:pStyle w:val="1"/>
       </w:pPr>
       <w:r>
         <w:rPr>
@@ -822,12 +1215,24 @@
         <w:rPr>
           <w:rFonts w:hint="eastAsia"/>
         </w:rPr>
-        <w:t>启动opencode服务</w:t>
-      </w:r>
-    </w:p>
-    <w:p>
-      <w:pPr>
-        <w:pStyle w:val="4"/>
+        <w:t>启动</w:t>
+      </w:r>
+      <w:r>
+        <w:rPr>
+          <w:rFonts w:hint="eastAsia"/>
+        </w:rPr>
+        <w:t>opencode</w:t>
+      </w:r>
+      <w:r>
+        <w:rPr>
+          <w:rFonts w:hint="eastAsia"/>
+        </w:rPr>
+        <w:t>服务</w:t>
+      </w:r>
+    </w:p>
+    <w:p>
+      <w:pPr>
+        <w:pStyle w:val="HTML"/>
         <w:wordWrap w:val="0"/>
         <w:spacing w:line="330" w:lineRule="atLeast"/>
         <w:rPr>
@@ -844,7 +1249,13 @@
         <w:rPr>
           <w:rFonts w:hint="eastAsia"/>
         </w:rPr>
-        <w:t>md定位到项目文件夹，输入</w:t>
+        <w:t>md</w:t>
+      </w:r>
+      <w:r>
+        <w:rPr>
+          <w:rFonts w:hint="eastAsia"/>
+        </w:rPr>
+        <w:t>定位到项目文件夹，输入</w:t>
       </w:r>
       <w:r>
         <w:rPr>
@@ -885,6 +1296,9 @@
     </w:p>
     <w:p>
       <w:r>
+        <w:rPr>
+          <w:noProof/>
+        </w:rPr>
         <w:drawing>
           <wp:inline distT="0" distB="0" distL="0" distR="0">
             <wp:extent cx="5274310" cy="466725"/>
@@ -903,7 +1317,7 @@
                     </pic:cNvPicPr>
                   </pic:nvPicPr>
                   <pic:blipFill>
-                    <a:blip r:embed="rId12"/>
+                    <a:blip r:embed="rId15"/>
                     <a:stretch>
                       <a:fillRect/>
                     </a:stretch>
@@ -928,12 +1342,13 @@
     <w:p/>
     <w:p>
       <w:pPr>
-        <w:pStyle w:val="2"/>
-      </w:pPr>
-      <w:r>
-        <w:rPr>
-          <w:rFonts w:hint="eastAsia"/>
-        </w:rPr>
+        <w:pStyle w:val="1"/>
+      </w:pPr>
+      <w:r>
+        <w:rPr>
+          <w:rFonts w:hint="eastAsia"/>
+        </w:rPr>
+        <w:lastRenderedPageBreak/>
         <w:t>6</w:t>
       </w:r>
       <w:r>
@@ -948,6 +1363,9 @@
     </w:p>
     <w:p>
       <w:r>
+        <w:rPr>
+          <w:noProof/>
+        </w:rPr>
         <w:drawing>
           <wp:inline distT="0" distB="0" distL="0" distR="0">
             <wp:extent cx="5274310" cy="3110230"/>
@@ -966,7 +1384,7 @@
                     </pic:cNvPicPr>
                   </pic:nvPicPr>
                   <pic:blipFill>
-                    <a:blip r:embed="rId13"/>
+                    <a:blip r:embed="rId16"/>
                     <a:stretch>
                       <a:fillRect/>
                     </a:stretch>
@@ -989,6 +1407,9 @@
     </w:p>
     <w:p>
       <w:r>
+        <w:rPr>
+          <w:noProof/>
+        </w:rPr>
         <w:drawing>
           <wp:inline distT="0" distB="0" distL="0" distR="0">
             <wp:extent cx="5274310" cy="2273935"/>
@@ -1007,7 +1428,7 @@
                     </pic:cNvPicPr>
                   </pic:nvPicPr>
                   <pic:blipFill>
-                    <a:blip r:embed="rId14"/>
+                    <a:blip r:embed="rId17"/>
                     <a:stretch>
                       <a:fillRect/>
                     </a:stretch>
@@ -1034,23 +1455,53 @@
         <w:rPr>
           <w:rFonts w:hint="eastAsia"/>
         </w:rPr>
-        <w:t>一些有用的skills</w:t>
-      </w:r>
-    </w:p>
-    <w:p>
-      <w:r>
-        <w:rPr>
-          <w:rFonts w:hint="eastAsia"/>
-        </w:rPr>
-        <w:t>基础skill：</w:t>
-      </w:r>
-    </w:p>
-    <w:p>
-      <w:r>
-        <w:rPr>
-          <w:rFonts w:hint="eastAsia"/>
-        </w:rPr>
-        <w:t>（1）</w:t>
+        <w:t>一些有用的</w:t>
+      </w:r>
+      <w:r>
+        <w:rPr>
+          <w:rFonts w:hint="eastAsia"/>
+        </w:rPr>
+        <w:t>skills</w:t>
+      </w:r>
+    </w:p>
+    <w:p>
+      <w:r>
+        <w:rPr>
+          <w:rFonts w:hint="eastAsia"/>
+        </w:rPr>
+        <w:t>基础</w:t>
+      </w:r>
+      <w:r>
+        <w:rPr>
+          <w:rFonts w:hint="eastAsia"/>
+        </w:rPr>
+        <w:t>skill</w:t>
+      </w:r>
+      <w:r>
+        <w:rPr>
+          <w:rFonts w:hint="eastAsia"/>
+        </w:rPr>
+        <w:t>：</w:t>
+      </w:r>
+    </w:p>
+    <w:p>
+      <w:r>
+        <w:rPr>
+          <w:rFonts w:hint="eastAsia"/>
+        </w:rPr>
+        <w:t>（</w:t>
+      </w:r>
+      <w:r>
+        <w:rPr>
+          <w:rFonts w:hint="eastAsia"/>
+        </w:rPr>
+        <w:t>1</w:t>
+      </w:r>
+      <w:r>
+        <w:rPr>
+          <w:rFonts w:hint="eastAsia"/>
+        </w:rPr>
+        <w:t>）</w:t>
       </w:r>
       <w:r>
         <w:t>https://clawhub.ai/null/self-improving-agent</w:t>
@@ -1072,66 +1523,67 @@
         </w:rPr>
         <w:t>）</w:t>
       </w:r>
-      <w:r>
-        <w:fldChar w:fldCharType="begin"/>
-      </w:r>
-      <w:r>
-        <w:instrText xml:space="preserve"> HYPERLINK "https://clawhub.ai/billyutw/web-search" </w:instrText>
-      </w:r>
-      <w:r>
-        <w:fldChar w:fldCharType="separate"/>
-      </w:r>
-      <w:r>
-        <w:rPr>
-          <w:rStyle w:val="8"/>
-        </w:rPr>
-        <w:t>https://clawhub.ai/billyutw/web-search</w:t>
-      </w:r>
-      <w:r>
-        <w:rPr>
-          <w:rStyle w:val="8"/>
-        </w:rPr>
-        <w:fldChar w:fldCharType="end"/>
-      </w:r>
-    </w:p>
-    <w:p>
-      <w:r>
-        <w:rPr>
-          <w:rFonts w:hint="eastAsia"/>
-        </w:rPr>
-        <w:t>（3）</w:t>
-      </w:r>
-      <w:r>
-        <w:fldChar w:fldCharType="begin"/>
-      </w:r>
-      <w:r>
-        <w:instrText xml:space="preserve"> HYPERLINK "https://clawhub.ai/JimLiuxinghai/find-skills" </w:instrText>
-      </w:r>
-      <w:r>
-        <w:fldChar w:fldCharType="separate"/>
-      </w:r>
-      <w:r>
-        <w:rPr>
-          <w:rStyle w:val="8"/>
-        </w:rPr>
-        <w:t>https://clawhub.ai/JimLiuxinghai/find-skills</w:t>
-      </w:r>
-      <w:r>
-        <w:rPr>
-          <w:rStyle w:val="8"/>
-        </w:rPr>
-        <w:fldChar w:fldCharType="end"/>
-      </w:r>
-    </w:p>
-    <w:p>
-      <w:r>
-        <w:rPr>
-          <w:rFonts w:hint="eastAsia"/>
-        </w:rPr>
-        <w:t>（4）</w:t>
-      </w:r>
-      <w:r>
-        <w:t>https://clawhub.ai/steipete/summarize</w:t>
+      <w:hyperlink r:id="rId18" w:history="1">
+        <w:r>
+          <w:rPr>
+            <w:rStyle w:val="a4"/>
+          </w:rPr>
+          <w:t>https://clawhub.ai/billyutw/web-search</w:t>
+        </w:r>
+      </w:hyperlink>
+    </w:p>
+    <w:p>
+      <w:r>
+        <w:rPr>
+          <w:rFonts w:hint="eastAsia"/>
+        </w:rPr>
+        <w:t>（</w:t>
+      </w:r>
+      <w:r>
+        <w:rPr>
+          <w:rFonts w:hint="eastAsia"/>
+        </w:rPr>
+        <w:t>3</w:t>
+      </w:r>
+      <w:r>
+        <w:rPr>
+          <w:rFonts w:hint="eastAsia"/>
+        </w:rPr>
+        <w:t>）</w:t>
+      </w:r>
+      <w:hyperlink r:id="rId19" w:history="1">
+        <w:r>
+          <w:rPr>
+            <w:rStyle w:val="a4"/>
+          </w:rPr>
+          <w:t>https://clawhub.ai/JimLiuxinghai/find-skills</w:t>
+        </w:r>
+      </w:hyperlink>
+    </w:p>
+    <w:p>
+      <w:r>
+        <w:rPr>
+          <w:rFonts w:hint="eastAsia"/>
+        </w:rPr>
+        <w:t>（</w:t>
+      </w:r>
+      <w:r>
+        <w:rPr>
+          <w:rFonts w:hint="eastAsia"/>
+        </w:rPr>
+        <w:t>4</w:t>
+      </w:r>
+      <w:r>
+        <w:rPr>
+          <w:rFonts w:hint="eastAsia"/>
+        </w:rPr>
+        <w:t>）</w:t>
+      </w:r>
+      <w:r>
+        <w:t>ht</w:t>
+      </w:r>
+      <w:r>
+        <w:t>tps://clawhub.ai/steipete/summarize</w:t>
       </w:r>
     </w:p>
     <w:p/>
@@ -1140,31 +1592,24 @@
         <w:rPr>
           <w:rFonts w:hint="eastAsia"/>
         </w:rPr>
-        <w:t>软件开发架构设计skills</w:t>
-      </w:r>
-    </w:p>
-    <w:p>
-      <w:r>
-        <w:fldChar w:fldCharType="begin"/>
-      </w:r>
-      <w:r>
-        <w:instrText xml:space="preserve"> HYPERLINK "https://github.com/obra/superpowers" </w:instrText>
-      </w:r>
-      <w:r>
-        <w:fldChar w:fldCharType="separate"/>
-      </w:r>
-      <w:r>
-        <w:rPr>
-          <w:rStyle w:val="8"/>
-        </w:rPr>
-        <w:t>https://github.com/obra/superpowers</w:t>
-      </w:r>
-      <w:r>
-        <w:rPr>
-          <w:rStyle w:val="8"/>
-        </w:rPr>
-        <w:fldChar w:fldCharType="end"/>
-      </w:r>
+        <w:t>软件开发架构设计</w:t>
+      </w:r>
+      <w:r>
+        <w:rPr>
+          <w:rFonts w:hint="eastAsia"/>
+        </w:rPr>
+        <w:t>skills</w:t>
+      </w:r>
+    </w:p>
+    <w:p>
+      <w:hyperlink r:id="rId20" w:history="1">
+        <w:r>
+          <w:rPr>
+            <w:rStyle w:val="a4"/>
+          </w:rPr>
+          <w:t>https://github.com/obra/superpowers</w:t>
+        </w:r>
+      </w:hyperlink>
     </w:p>
     <w:p/>
     <w:p>
@@ -1176,27 +1621,20 @@
       </w:r>
     </w:p>
     <w:p>
-      <w:r>
-        <w:fldChar w:fldCharType="begin"/>
-      </w:r>
-      <w:r>
-        <w:instrText xml:space="preserve"> HYPERLINK "https://clawhub.ai/changye/patent-disclosure-writer" </w:instrText>
-      </w:r>
-      <w:r>
-        <w:fldChar w:fldCharType="separate"/>
-      </w:r>
-      <w:r>
-        <w:rPr>
-          <w:rStyle w:val="8"/>
-        </w:rPr>
-        <w:t>https://clawhub.ai/changye/patent-disclosure-writer</w:t>
-      </w:r>
-      <w:r>
-        <w:rPr>
-          <w:rStyle w:val="8"/>
-        </w:rPr>
-        <w:fldChar w:fldCharType="end"/>
-      </w:r>
+      <w:hyperlink r:id="rId21" w:history="1">
+        <w:r>
+          <w:rPr>
+            <w:rStyle w:val="a4"/>
+          </w:rPr>
+          <w:t>https://clawhub.ai/changye/patent-disclosure</w:t>
+        </w:r>
+        <w:r>
+          <w:rPr>
+            <w:rStyle w:val="a4"/>
+          </w:rPr>
+          <w:t>-writer</w:t>
+        </w:r>
+      </w:hyperlink>
     </w:p>
     <w:p/>
     <w:p>
@@ -1204,6 +1642,7 @@
         <w:rPr>
           <w:rFonts w:hint="eastAsia"/>
         </w:rPr>
+        <w:lastRenderedPageBreak/>
         <w:t>论文润色：</w:t>
       </w:r>
     </w:p>
@@ -1217,7 +1656,13 @@
         <w:rPr>
           <w:rFonts w:hint="eastAsia"/>
         </w:rPr>
-        <w:t>调研：https://clawhub.ai/kesslerio/academic-deep-research</w:t>
+        <w:t>调研：</w:t>
+      </w:r>
+      <w:r>
+        <w:rPr>
+          <w:rFonts w:hint="eastAsia"/>
+        </w:rPr>
+        <w:t>https://clawhub.ai/kesslerio/academic-deep-research</w:t>
       </w:r>
     </w:p>
     <w:p>
@@ -1238,7 +1683,13 @@
         <w:rPr>
           <w:rFonts w:hint="eastAsia"/>
         </w:rPr>
-        <w:t>一些有用的AGENT</w:t>
+        <w:t>一些有用的</w:t>
+      </w:r>
+      <w:r>
+        <w:rPr>
+          <w:rFonts w:hint="eastAsia"/>
+        </w:rPr>
+        <w:t>AGENT</w:t>
       </w:r>
       <w:r>
         <w:t>.</w:t>
@@ -1247,20 +1698,50 @@
         <w:rPr>
           <w:rFonts w:hint="eastAsia"/>
         </w:rPr>
-        <w:t>md限制与prompt</w:t>
+        <w:t>md</w:t>
+      </w:r>
+      <w:r>
+        <w:rPr>
+          <w:rFonts w:hint="eastAsia"/>
+        </w:rPr>
+        <w:t>限制与</w:t>
+      </w:r>
+      <w:r>
+        <w:rPr>
+          <w:rFonts w:hint="eastAsia"/>
+        </w:rPr>
+        <w:t>prompt</w:t>
       </w:r>
     </w:p>
     <w:p>
       <w:pPr>
         <w:pBdr>
-          <w:bottom w:val="single" w:color="auto" w:sz="6" w:space="1"/>
+          <w:bottom w:val="single" w:sz="6" w:space="1" w:color="auto"/>
         </w:pBdr>
       </w:pPr>
       <w:r>
         <w:rPr>
           <w:rFonts w:hint="eastAsia"/>
         </w:rPr>
-        <w:t>（1）在生成的AGENTS</w:t>
+        <w:t>（</w:t>
+      </w:r>
+      <w:r>
+        <w:rPr>
+          <w:rFonts w:hint="eastAsia"/>
+        </w:rPr>
+        <w:t>1</w:t>
+      </w:r>
+      <w:r>
+        <w:rPr>
+          <w:rFonts w:hint="eastAsia"/>
+        </w:rPr>
+        <w:t>）在生成的</w:t>
+      </w:r>
+      <w:r>
+        <w:rPr>
+          <w:rFonts w:hint="eastAsia"/>
+        </w:rPr>
+        <w:t>AGENTS</w:t>
       </w:r>
       <w:r>
         <w:t>.</w:t>
@@ -1269,16 +1750,25 @@
         <w:rPr>
           <w:rFonts w:hint="eastAsia"/>
         </w:rPr>
-        <w:t>md文件中加入希望的缓存路径</w:t>
+        <w:t>md</w:t>
+      </w:r>
+      <w:r>
+        <w:rPr>
+          <w:rFonts w:hint="eastAsia"/>
+        </w:rPr>
+        <w:t>文件中加入希望的缓存路径</w:t>
       </w:r>
     </w:p>
     <w:p>
       <w:pPr>
         <w:pBdr>
-          <w:bottom w:val="single" w:color="auto" w:sz="6" w:space="1"/>
+          <w:bottom w:val="single" w:sz="6" w:space="1" w:color="auto"/>
         </w:pBdr>
       </w:pPr>
       <w:r>
+        <w:rPr>
+          <w:noProof/>
+        </w:rPr>
         <w:drawing>
           <wp:inline distT="0" distB="0" distL="0" distR="0">
             <wp:extent cx="5274310" cy="1470025"/>
@@ -1297,7 +1787,7 @@
                     </pic:cNvPicPr>
                   </pic:nvPicPr>
                   <pic:blipFill>
-                    <a:blip r:embed="rId15"/>
+                    <a:blip r:embed="rId22"/>
                     <a:stretch>
                       <a:fillRect/>
                     </a:stretch>
@@ -1320,45 +1810,14 @@
     </w:p>
     <w:tbl>
       <w:tblPr>
-        <w:tblStyle w:val="6"/>
+        <w:tblStyle w:val="a3"/>
         <w:tblW w:w="0" w:type="auto"/>
-        <w:tblInd w:w="0" w:type="dxa"/>
-        <w:tblBorders>
-          <w:top w:val="single" w:color="auto" w:sz="4" w:space="0"/>
-          <w:left w:val="single" w:color="auto" w:sz="4" w:space="0"/>
-          <w:bottom w:val="single" w:color="auto" w:sz="4" w:space="0"/>
-          <w:right w:val="single" w:color="auto" w:sz="4" w:space="0"/>
-          <w:insideH w:val="single" w:color="auto" w:sz="4" w:space="0"/>
-          <w:insideV w:val="single" w:color="auto" w:sz="4" w:space="0"/>
-        </w:tblBorders>
-        <w:tblLayout w:type="autofit"/>
-        <w:tblCellMar>
-          <w:top w:w="0" w:type="dxa"/>
-          <w:left w:w="108" w:type="dxa"/>
-          <w:bottom w:w="0" w:type="dxa"/>
-          <w:right w:w="108" w:type="dxa"/>
-        </w:tblCellMar>
+        <w:tblLook w:val="04A0" w:firstRow="1" w:lastRow="0" w:firstColumn="1" w:lastColumn="0" w:noHBand="0" w:noVBand="1"/>
       </w:tblPr>
       <w:tblGrid>
         <w:gridCol w:w="8296"/>
       </w:tblGrid>
       <w:tr>
-        <w:tblPrEx>
-          <w:tblBorders>
-            <w:top w:val="single" w:color="auto" w:sz="4" w:space="0"/>
-            <w:left w:val="single" w:color="auto" w:sz="4" w:space="0"/>
-            <w:bottom w:val="single" w:color="auto" w:sz="4" w:space="0"/>
-            <w:right w:val="single" w:color="auto" w:sz="4" w:space="0"/>
-            <w:insideH w:val="single" w:color="auto" w:sz="4" w:space="0"/>
-            <w:insideV w:val="single" w:color="auto" w:sz="4" w:space="0"/>
-          </w:tblBorders>
-          <w:tblCellMar>
-            <w:top w:w="0" w:type="dxa"/>
-            <w:left w:w="108" w:type="dxa"/>
-            <w:bottom w:w="0" w:type="dxa"/>
-            <w:right w:w="108" w:type="dxa"/>
-          </w:tblCellMar>
-        </w:tblPrEx>
         <w:tc>
           <w:tcPr>
             <w:tcW w:w="8296" w:type="dxa"/>
@@ -1371,85 +1830,8 @@
                 <w:szCs w:val="21"/>
                 <w:shd w:val="clear" w:color="auto" w:fill="F8F8F8"/>
               </w:rPr>
-              <w:t>更新AGENT.md文件，修改需求： AGENT.md中加入文件路径管理要求，指定生成内容存放目录 代码/脚本文件（.py等）：./aiModels/agent/temp 结果文件（ppt、doc、pdf、xls等）：./aiModels/agent/output</w:t>
-            </w:r>
-          </w:p>
-        </w:tc>
-      </w:tr>
-    </w:tbl>
-    <w:p>
-      <w:pPr>
-        <w:pBdr>
-          <w:bottom w:val="single" w:color="auto" w:sz="6" w:space="1"/>
-        </w:pBdr>
-      </w:pPr>
-    </w:p>
-    <w:p>
-      <w:pPr>
-        <w:pBdr>
-          <w:bottom w:val="single" w:color="auto" w:sz="6" w:space="1"/>
-        </w:pBdr>
-      </w:pPr>
-    </w:p>
-    <w:p>
-      <w:pPr>
-        <w:pBdr>
-          <w:bottom w:val="single" w:color="auto" w:sz="6" w:space="1"/>
-        </w:pBdr>
-      </w:pPr>
-      <w:r>
-        <w:rPr>
-          <w:rFonts w:hint="eastAsia"/>
-        </w:rPr>
-        <w:t>（2）修改思考逻辑，要求模型能判断用户提供的信息和方法是否合适</w:t>
-      </w:r>
-    </w:p>
-    <w:tbl>
-      <w:tblPr>
-        <w:tblStyle w:val="6"/>
-        <w:tblW w:w="0" w:type="auto"/>
-        <w:tblInd w:w="0" w:type="dxa"/>
-        <w:tblBorders>
-          <w:top w:val="single" w:color="auto" w:sz="4" w:space="0"/>
-          <w:left w:val="single" w:color="auto" w:sz="4" w:space="0"/>
-          <w:bottom w:val="single" w:color="auto" w:sz="4" w:space="0"/>
-          <w:right w:val="single" w:color="auto" w:sz="4" w:space="0"/>
-          <w:insideH w:val="single" w:color="auto" w:sz="4" w:space="0"/>
-          <w:insideV w:val="single" w:color="auto" w:sz="4" w:space="0"/>
-        </w:tblBorders>
-        <w:tblLayout w:type="autofit"/>
-        <w:tblCellMar>
-          <w:top w:w="0" w:type="dxa"/>
-          <w:left w:w="108" w:type="dxa"/>
-          <w:bottom w:w="0" w:type="dxa"/>
-          <w:right w:w="108" w:type="dxa"/>
-        </w:tblCellMar>
-      </w:tblPr>
-      <w:tblGrid>
-        <w:gridCol w:w="8296"/>
-      </w:tblGrid>
-      <w:tr>
-        <w:tblPrEx>
-          <w:tblBorders>
-            <w:top w:val="single" w:color="auto" w:sz="4" w:space="0"/>
-            <w:left w:val="single" w:color="auto" w:sz="4" w:space="0"/>
-            <w:bottom w:val="single" w:color="auto" w:sz="4" w:space="0"/>
-            <w:right w:val="single" w:color="auto" w:sz="4" w:space="0"/>
-            <w:insideH w:val="single" w:color="auto" w:sz="4" w:space="0"/>
-            <w:insideV w:val="single" w:color="auto" w:sz="4" w:space="0"/>
-          </w:tblBorders>
-          <w:tblCellMar>
-            <w:top w:w="0" w:type="dxa"/>
-            <w:left w:w="108" w:type="dxa"/>
-            <w:bottom w:w="0" w:type="dxa"/>
-            <w:right w:w="108" w:type="dxa"/>
-          </w:tblCellMar>
-        </w:tblPrEx>
-        <w:tc>
-          <w:tcPr>
-            <w:tcW w:w="8296" w:type="dxa"/>
-          </w:tcPr>
-          <w:p>
+              <w:t>更新</w:t>
+            </w:r>
             <w:r>
               <w:rPr>
                 <w:rFonts w:ascii="Inter Fallback" w:hAnsi="Inter Fallback"/>
@@ -1457,11 +1839,285 @@
                 <w:szCs w:val="21"/>
                 <w:shd w:val="clear" w:color="auto" w:fill="F8F8F8"/>
               </w:rPr>
-              <w:t>更新AGENT.md文件</w:t>
+              <w:t>AGENT.md</w:t>
             </w:r>
             <w:r>
               <w:rPr>
-                <w:rFonts w:hint="eastAsia" w:ascii="Inter Fallback" w:hAnsi="Inter Fallback"/>
+                <w:rFonts w:ascii="Inter Fallback" w:hAnsi="Inter Fallback"/>
+                <w:color w:val="171717"/>
+                <w:szCs w:val="21"/>
+                <w:shd w:val="clear" w:color="auto" w:fill="F8F8F8"/>
+              </w:rPr>
+              <w:t>文件，修改需求：</w:t>
+            </w:r>
+            <w:r>
+              <w:rPr>
+                <w:rFonts w:ascii="Inter Fallback" w:hAnsi="Inter Fallback"/>
+                <w:color w:val="171717"/>
+                <w:szCs w:val="21"/>
+                <w:shd w:val="clear" w:color="auto" w:fill="F8F8F8"/>
+              </w:rPr>
+              <w:t xml:space="preserve"> AGENT.md</w:t>
+            </w:r>
+            <w:r>
+              <w:rPr>
+                <w:rFonts w:ascii="Inter Fallback" w:hAnsi="Inter Fallback"/>
+                <w:color w:val="171717"/>
+                <w:szCs w:val="21"/>
+                <w:shd w:val="clear" w:color="auto" w:fill="F8F8F8"/>
+              </w:rPr>
+              <w:t>中加入文件路径管理要求，指定生成内容存放目录</w:t>
+            </w:r>
+            <w:r>
+              <w:rPr>
+                <w:rFonts w:ascii="Inter Fallback" w:hAnsi="Inter Fallback"/>
+                <w:color w:val="171717"/>
+                <w:szCs w:val="21"/>
+                <w:shd w:val="clear" w:color="auto" w:fill="F8F8F8"/>
+              </w:rPr>
+              <w:t xml:space="preserve"> </w:t>
+            </w:r>
+            <w:r>
+              <w:rPr>
+                <w:rFonts w:ascii="Inter Fallback" w:hAnsi="Inter Fallback"/>
+                <w:color w:val="171717"/>
+                <w:szCs w:val="21"/>
+                <w:shd w:val="clear" w:color="auto" w:fill="F8F8F8"/>
+              </w:rPr>
+              <w:t>代码</w:t>
+            </w:r>
+            <w:r>
+              <w:rPr>
+                <w:rFonts w:ascii="Inter Fallback" w:hAnsi="Inter Fallback"/>
+                <w:color w:val="171717"/>
+                <w:szCs w:val="21"/>
+                <w:shd w:val="clear" w:color="auto" w:fill="F8F8F8"/>
+              </w:rPr>
+              <w:t>/</w:t>
+            </w:r>
+            <w:r>
+              <w:rPr>
+                <w:rFonts w:ascii="Inter Fallback" w:hAnsi="Inter Fallback"/>
+                <w:color w:val="171717"/>
+                <w:szCs w:val="21"/>
+                <w:shd w:val="clear" w:color="auto" w:fill="F8F8F8"/>
+              </w:rPr>
+              <w:t>脚本文件（</w:t>
+            </w:r>
+            <w:r>
+              <w:rPr>
+                <w:rFonts w:ascii="Inter Fallback" w:hAnsi="Inter Fallback"/>
+                <w:color w:val="171717"/>
+                <w:szCs w:val="21"/>
+                <w:shd w:val="clear" w:color="auto" w:fill="F8F8F8"/>
+              </w:rPr>
+              <w:t>.py</w:t>
+            </w:r>
+            <w:r>
+              <w:rPr>
+                <w:rFonts w:ascii="Inter Fallback" w:hAnsi="Inter Fallback"/>
+                <w:color w:val="171717"/>
+                <w:szCs w:val="21"/>
+                <w:shd w:val="clear" w:color="auto" w:fill="F8F8F8"/>
+              </w:rPr>
+              <w:t>等）：</w:t>
+            </w:r>
+            <w:r>
+              <w:rPr>
+                <w:rFonts w:ascii="Inter Fallback" w:hAnsi="Inter Fallback"/>
+                <w:color w:val="171717"/>
+                <w:szCs w:val="21"/>
+                <w:shd w:val="clear" w:color="auto" w:fill="F8F8F8"/>
+              </w:rPr>
+              <w:t>./aiMo</w:t>
+            </w:r>
+            <w:r>
+              <w:rPr>
+                <w:rFonts w:ascii="Inter Fallback" w:hAnsi="Inter Fallback"/>
+                <w:color w:val="171717"/>
+                <w:szCs w:val="21"/>
+                <w:shd w:val="clear" w:color="auto" w:fill="F8F8F8"/>
+              </w:rPr>
+              <w:t xml:space="preserve">dels/agent/temp </w:t>
+            </w:r>
+            <w:r>
+              <w:rPr>
+                <w:rFonts w:ascii="Inter Fallback" w:hAnsi="Inter Fallback"/>
+                <w:color w:val="171717"/>
+                <w:szCs w:val="21"/>
+                <w:shd w:val="clear" w:color="auto" w:fill="F8F8F8"/>
+              </w:rPr>
+              <w:t>结果文件（</w:t>
+            </w:r>
+            <w:r>
+              <w:rPr>
+                <w:rFonts w:ascii="Inter Fallback" w:hAnsi="Inter Fallback"/>
+                <w:color w:val="171717"/>
+                <w:szCs w:val="21"/>
+                <w:shd w:val="clear" w:color="auto" w:fill="F8F8F8"/>
+              </w:rPr>
+              <w:t>ppt</w:t>
+            </w:r>
+            <w:r>
+              <w:rPr>
+                <w:rFonts w:ascii="Inter Fallback" w:hAnsi="Inter Fallback"/>
+                <w:color w:val="171717"/>
+                <w:szCs w:val="21"/>
+                <w:shd w:val="clear" w:color="auto" w:fill="F8F8F8"/>
+              </w:rPr>
+              <w:t>、</w:t>
+            </w:r>
+            <w:r>
+              <w:rPr>
+                <w:rFonts w:ascii="Inter Fallback" w:hAnsi="Inter Fallback"/>
+                <w:color w:val="171717"/>
+                <w:szCs w:val="21"/>
+                <w:shd w:val="clear" w:color="auto" w:fill="F8F8F8"/>
+              </w:rPr>
+              <w:t>doc</w:t>
+            </w:r>
+            <w:r>
+              <w:rPr>
+                <w:rFonts w:ascii="Inter Fallback" w:hAnsi="Inter Fallback"/>
+                <w:color w:val="171717"/>
+                <w:szCs w:val="21"/>
+                <w:shd w:val="clear" w:color="auto" w:fill="F8F8F8"/>
+              </w:rPr>
+              <w:t>、</w:t>
+            </w:r>
+            <w:r>
+              <w:rPr>
+                <w:rFonts w:ascii="Inter Fallback" w:hAnsi="Inter Fallback"/>
+                <w:color w:val="171717"/>
+                <w:szCs w:val="21"/>
+                <w:shd w:val="clear" w:color="auto" w:fill="F8F8F8"/>
+              </w:rPr>
+              <w:t>pdf</w:t>
+            </w:r>
+            <w:r>
+              <w:rPr>
+                <w:rFonts w:ascii="Inter Fallback" w:hAnsi="Inter Fallback"/>
+                <w:color w:val="171717"/>
+                <w:szCs w:val="21"/>
+                <w:shd w:val="clear" w:color="auto" w:fill="F8F8F8"/>
+              </w:rPr>
+              <w:t>、</w:t>
+            </w:r>
+            <w:r>
+              <w:rPr>
+                <w:rFonts w:ascii="Inter Fallback" w:hAnsi="Inter Fallback"/>
+                <w:color w:val="171717"/>
+                <w:szCs w:val="21"/>
+                <w:shd w:val="clear" w:color="auto" w:fill="F8F8F8"/>
+              </w:rPr>
+              <w:t>xls</w:t>
+            </w:r>
+            <w:r>
+              <w:rPr>
+                <w:rFonts w:ascii="Inter Fallback" w:hAnsi="Inter Fallback"/>
+                <w:color w:val="171717"/>
+                <w:szCs w:val="21"/>
+                <w:shd w:val="clear" w:color="auto" w:fill="F8F8F8"/>
+              </w:rPr>
+              <w:t>等）：</w:t>
+            </w:r>
+            <w:r>
+              <w:rPr>
+                <w:rFonts w:ascii="Inter Fallback" w:hAnsi="Inter Fallback"/>
+                <w:color w:val="171717"/>
+                <w:szCs w:val="21"/>
+                <w:shd w:val="clear" w:color="auto" w:fill="F8F8F8"/>
+              </w:rPr>
+              <w:t>./aiModels/agent/output</w:t>
+            </w:r>
+          </w:p>
+        </w:tc>
+      </w:tr>
+    </w:tbl>
+    <w:p>
+      <w:pPr>
+        <w:pBdr>
+          <w:bottom w:val="single" w:sz="6" w:space="1" w:color="auto"/>
+        </w:pBdr>
+      </w:pPr>
+    </w:p>
+    <w:p>
+      <w:pPr>
+        <w:pBdr>
+          <w:bottom w:val="single" w:sz="6" w:space="1" w:color="auto"/>
+        </w:pBdr>
+      </w:pPr>
+    </w:p>
+    <w:p>
+      <w:pPr>
+        <w:pBdr>
+          <w:bottom w:val="single" w:sz="6" w:space="1" w:color="auto"/>
+        </w:pBdr>
+      </w:pPr>
+      <w:r>
+        <w:rPr>
+          <w:rFonts w:hint="eastAsia"/>
+        </w:rPr>
+        <w:t>（</w:t>
+      </w:r>
+      <w:r>
+        <w:rPr>
+          <w:rFonts w:hint="eastAsia"/>
+        </w:rPr>
+        <w:t>2</w:t>
+      </w:r>
+      <w:r>
+        <w:rPr>
+          <w:rFonts w:hint="eastAsia"/>
+        </w:rPr>
+        <w:t>）修改思考逻辑，要求模型能判断用户提供的信息和方法是否合适</w:t>
+      </w:r>
+    </w:p>
+    <w:tbl>
+      <w:tblPr>
+        <w:tblStyle w:val="a3"/>
+        <w:tblW w:w="0" w:type="auto"/>
+        <w:tblLook w:val="04A0" w:firstRow="1" w:lastRow="0" w:firstColumn="1" w:lastColumn="0" w:noHBand="0" w:noVBand="1"/>
+      </w:tblPr>
+      <w:tblGrid>
+        <w:gridCol w:w="8296"/>
+      </w:tblGrid>
+      <w:tr>
+        <w:tc>
+          <w:tcPr>
+            <w:tcW w:w="8296" w:type="dxa"/>
+          </w:tcPr>
+          <w:p>
+            <w:r>
+              <w:rPr>
+                <w:rFonts w:ascii="Inter Fallback" w:hAnsi="Inter Fallback"/>
+                <w:color w:val="171717"/>
+                <w:szCs w:val="21"/>
+                <w:shd w:val="clear" w:color="auto" w:fill="F8F8F8"/>
+              </w:rPr>
+              <w:t>更新</w:t>
+            </w:r>
+            <w:r>
+              <w:rPr>
+                <w:rFonts w:ascii="Inter Fallback" w:hAnsi="Inter Fallback"/>
+                <w:color w:val="171717"/>
+                <w:szCs w:val="21"/>
+                <w:shd w:val="clear" w:color="auto" w:fill="F8F8F8"/>
+              </w:rPr>
+              <w:t>AGENT.md</w:t>
+            </w:r>
+            <w:r>
+              <w:rPr>
+                <w:rFonts w:ascii="Inter Fallback" w:hAnsi="Inter Fallback"/>
+                <w:color w:val="171717"/>
+                <w:szCs w:val="21"/>
+                <w:shd w:val="clear" w:color="auto" w:fill="F8F8F8"/>
+              </w:rPr>
+              <w:t>文件</w:t>
+            </w:r>
+            <w:r>
+              <w:rPr>
+                <w:rFonts w:ascii="Inter Fallback" w:hAnsi="Inter Fallback" w:hint="eastAsia"/>
                 <w:color w:val="171717"/>
                 <w:szCs w:val="21"/>
                 <w:shd w:val="clear" w:color="auto" w:fill="F8F8F8"/>
@@ -1476,12 +2132,36 @@
           </w:p>
           <w:p>
             <w:r>
-              <w:t>•直接执行：按照我当前的要求和逻辑，直接给出任务结果。</w:t>
+              <w:t>•</w:t>
+            </w:r>
+            <w:r>
+              <w:t>直接执行：按照我当前的要求和逻辑，直接给出任务结果。</w:t>
             </w:r>
           </w:p>
           <w:p>
             <w:r>
-              <w:t>•深度交互：基于底层逻辑对我的原始需求进行“审慎挑战”。包括但不限于：质疑我的动机是否偏离目标（XY问题）、分析当前路径的弊端、并给出更优雅的替代方案。</w:t>
+              <w:t>•</w:t>
+            </w:r>
+            <w:r>
+              <w:t>深度交互：基于底层逻辑对我的原始需求进行</w:t>
+            </w:r>
+            <w:r>
+              <w:t>“</w:t>
+            </w:r>
+            <w:r>
+              <w:t>审慎挑战</w:t>
+            </w:r>
+            <w:r>
+              <w:t>”</w:t>
+            </w:r>
+            <w:r>
+              <w:t>。包括但不限于：质疑我的动机是否偏离目标（</w:t>
+            </w:r>
+            <w:r>
+              <w:t>XY</w:t>
+            </w:r>
+            <w:r>
+              <w:t>问题）、分析当前路径的弊端、并给出更优雅的替代方案。</w:t>
             </w:r>
           </w:p>
         </w:tc>
@@ -1490,21 +2170,39 @@
     <w:p>
       <w:pPr>
         <w:pBdr>
-          <w:bottom w:val="single" w:color="auto" w:sz="6" w:space="1"/>
+          <w:bottom w:val="single" w:sz="6" w:space="1" w:color="auto"/>
         </w:pBdr>
       </w:pPr>
     </w:p>
     <w:p>
       <w:pPr>
         <w:pBdr>
-          <w:bottom w:val="single" w:color="auto" w:sz="6" w:space="1"/>
+          <w:bottom w:val="single" w:sz="6" w:space="1" w:color="auto"/>
         </w:pBdr>
       </w:pPr>
       <w:r>
         <w:rPr>
           <w:rFonts w:hint="eastAsia"/>
         </w:rPr>
-        <w:t>（3）vibe</w:t>
+        <w:t>（</w:t>
+      </w:r>
+      <w:r>
+        <w:rPr>
+          <w:rFonts w:hint="eastAsia"/>
+        </w:rPr>
+        <w:t>3</w:t>
+      </w:r>
+      <w:r>
+        <w:rPr>
+          <w:rFonts w:hint="eastAsia"/>
+        </w:rPr>
+        <w:t>）</w:t>
+      </w:r>
+      <w:r>
+        <w:rPr>
+          <w:rFonts w:hint="eastAsia"/>
+        </w:rPr>
+        <w:t>vibe</w:t>
       </w:r>
       <w:r>
         <w:t xml:space="preserve"> </w:t>
@@ -1513,50 +2211,25 @@
         <w:rPr>
           <w:rFonts w:hint="eastAsia"/>
         </w:rPr>
-        <w:t>coding原则</w:t>
+        <w:t>coding</w:t>
+      </w:r>
+      <w:r>
+        <w:rPr>
+          <w:rFonts w:hint="eastAsia"/>
+        </w:rPr>
+        <w:t>原则</w:t>
       </w:r>
     </w:p>
     <w:tbl>
       <w:tblPr>
-        <w:tblStyle w:val="6"/>
+        <w:tblStyle w:val="a3"/>
         <w:tblW w:w="0" w:type="auto"/>
-        <w:tblInd w:w="0" w:type="dxa"/>
-        <w:tblBorders>
-          <w:top w:val="single" w:color="auto" w:sz="4" w:space="0"/>
-          <w:left w:val="single" w:color="auto" w:sz="4" w:space="0"/>
-          <w:bottom w:val="single" w:color="auto" w:sz="4" w:space="0"/>
-          <w:right w:val="single" w:color="auto" w:sz="4" w:space="0"/>
-          <w:insideH w:val="single" w:color="auto" w:sz="4" w:space="0"/>
-          <w:insideV w:val="single" w:color="auto" w:sz="4" w:space="0"/>
-        </w:tblBorders>
-        <w:tblLayout w:type="autofit"/>
-        <w:tblCellMar>
-          <w:top w:w="0" w:type="dxa"/>
-          <w:left w:w="108" w:type="dxa"/>
-          <w:bottom w:w="0" w:type="dxa"/>
-          <w:right w:w="108" w:type="dxa"/>
-        </w:tblCellMar>
+        <w:tblLook w:val="04A0" w:firstRow="1" w:lastRow="0" w:firstColumn="1" w:lastColumn="0" w:noHBand="0" w:noVBand="1"/>
       </w:tblPr>
       <w:tblGrid>
         <w:gridCol w:w="8296"/>
       </w:tblGrid>
       <w:tr>
-        <w:tblPrEx>
-          <w:tblBorders>
-            <w:top w:val="single" w:color="auto" w:sz="4" w:space="0"/>
-            <w:left w:val="single" w:color="auto" w:sz="4" w:space="0"/>
-            <w:bottom w:val="single" w:color="auto" w:sz="4" w:space="0"/>
-            <w:right w:val="single" w:color="auto" w:sz="4" w:space="0"/>
-            <w:insideH w:val="single" w:color="auto" w:sz="4" w:space="0"/>
-            <w:insideV w:val="single" w:color="auto" w:sz="4" w:space="0"/>
-          </w:tblBorders>
-          <w:tblCellMar>
-            <w:top w:w="0" w:type="dxa"/>
-            <w:left w:w="108" w:type="dxa"/>
-            <w:bottom w:w="0" w:type="dxa"/>
-            <w:right w:w="108" w:type="dxa"/>
-          </w:tblCellMar>
-        </w:tblPrEx>
         <w:tc>
           <w:tcPr>
             <w:tcW w:w="8296" w:type="dxa"/>
@@ -1569,16 +2242,28 @@
               <w:rPr>
                 <w:rFonts w:hint="eastAsia"/>
               </w:rPr>
-              <w:t>（防治出现一大堆try</w:t>
-            </w:r>
-            <w:r>
-              <w:t xml:space="preserve"> </w:t>
+              <w:t>（防治出现一大堆</w:t>
             </w:r>
             <w:r>
               <w:rPr>
                 <w:rFonts w:hint="eastAsia"/>
               </w:rPr>
-              <w:t>catch）</w:t>
+              <w:t>try</w:t>
+            </w:r>
+            <w:r>
+              <w:t xml:space="preserve"> </w:t>
+            </w:r>
+            <w:r>
+              <w:rPr>
+                <w:rFonts w:hint="eastAsia"/>
+              </w:rPr>
+              <w:t>catch</w:t>
+            </w:r>
+            <w:r>
+              <w:rPr>
+                <w:rFonts w:hint="eastAsia"/>
+              </w:rPr>
+              <w:t>）</w:t>
             </w:r>
           </w:p>
         </w:tc>
@@ -1587,21 +2272,21 @@
     <w:p>
       <w:pPr>
         <w:pBdr>
-          <w:bottom w:val="single" w:color="auto" w:sz="6" w:space="1"/>
+          <w:bottom w:val="single" w:sz="6" w:space="1" w:color="auto"/>
         </w:pBdr>
       </w:pPr>
     </w:p>
     <w:p>
       <w:pPr>
         <w:pBdr>
-          <w:bottom w:val="single" w:color="auto" w:sz="6" w:space="1"/>
+          <w:bottom w:val="single" w:sz="6" w:space="1" w:color="auto"/>
         </w:pBdr>
       </w:pPr>
     </w:p>
     <w:p>
       <w:pPr>
         <w:pBdr>
-          <w:bottom w:val="single" w:color="auto" w:sz="6" w:space="1"/>
+          <w:bottom w:val="single" w:sz="6" w:space="1" w:color="auto"/>
         </w:pBdr>
       </w:pPr>
     </w:p>
@@ -1617,12 +2302,13 @@
     </w:p>
     <w:p>
       <w:pPr>
-        <w:pStyle w:val="2"/>
-      </w:pPr>
-      <w:r>
-        <w:rPr>
-          <w:rFonts w:hint="eastAsia"/>
-        </w:rPr>
+        <w:pStyle w:val="1"/>
+      </w:pPr>
+      <w:r>
+        <w:rPr>
+          <w:rFonts w:hint="eastAsia"/>
+        </w:rPr>
+        <w:lastRenderedPageBreak/>
         <w:t>1</w:t>
       </w:r>
       <w:r>
@@ -1632,36 +2318,29 @@
         <w:rPr>
           <w:rFonts w:hint="eastAsia"/>
         </w:rPr>
-        <w:t>安装ollama</w:t>
-      </w:r>
-    </w:p>
-    <w:p>
-      <w:r>
-        <w:fldChar w:fldCharType="begin"/>
-      </w:r>
-      <w:r>
-        <w:instrText xml:space="preserve"> HYPERLINK "https://ollama.com/" </w:instrText>
-      </w:r>
-      <w:r>
-        <w:fldChar w:fldCharType="separate"/>
-      </w:r>
-      <w:r>
-        <w:rPr>
-          <w:rStyle w:val="8"/>
-        </w:rPr>
-        <w:t>https://ollama.com/</w:t>
-      </w:r>
-      <w:r>
-        <w:rPr>
-          <w:rStyle w:val="8"/>
-        </w:rPr>
-        <w:fldChar w:fldCharType="end"/>
-      </w:r>
+        <w:t>安装</w:t>
+      </w:r>
+      <w:r>
+        <w:rPr>
+          <w:rFonts w:hint="eastAsia"/>
+        </w:rPr>
+        <w:t>ollama</w:t>
+      </w:r>
+    </w:p>
+    <w:p>
+      <w:hyperlink r:id="rId23" w:history="1">
+        <w:r>
+          <w:rPr>
+            <w:rStyle w:val="a4"/>
+          </w:rPr>
+          <w:t>https://ollama.com/</w:t>
+        </w:r>
+      </w:hyperlink>
     </w:p>
     <w:p/>
     <w:p>
       <w:pPr>
-        <w:pStyle w:val="2"/>
+        <w:pStyle w:val="1"/>
       </w:pPr>
       <w:r>
         <w:t xml:space="preserve">2. </w:t>
@@ -1670,7 +2349,19 @@
         <w:rPr>
           <w:rFonts w:hint="eastAsia"/>
         </w:rPr>
-        <w:t>配置ollama环境变量</w:t>
+        <w:t>配置</w:t>
+      </w:r>
+      <w:r>
+        <w:rPr>
+          <w:rFonts w:hint="eastAsia"/>
+        </w:rPr>
+        <w:t>ollama</w:t>
+      </w:r>
+      <w:r>
+        <w:rPr>
+          <w:rFonts w:hint="eastAsia"/>
+        </w:rPr>
+        <w:t>环境变量</w:t>
       </w:r>
     </w:p>
     <w:p>
@@ -1687,7 +2378,31 @@
         <w:rPr>
           <w:rFonts w:hint="eastAsia"/>
         </w:rPr>
-        <w:t>：ip与host地址</w:t>
+        <w:t>：</w:t>
+      </w:r>
+      <w:r>
+        <w:rPr>
+          <w:rFonts w:hint="eastAsia"/>
+        </w:rPr>
+        <w:t>ip</w:t>
+      </w:r>
+      <w:r>
+        <w:rPr>
+          <w:rFonts w:hint="eastAsia"/>
+        </w:rPr>
+        <w:t>与</w:t>
+      </w:r>
+      <w:r>
+        <w:rPr>
+          <w:rFonts w:hint="eastAsia"/>
+        </w:rPr>
+        <w:t>host</w:t>
+      </w:r>
+      <w:r>
+        <w:rPr>
+          <w:rFonts w:hint="eastAsia"/>
+        </w:rPr>
+        <w:t>地址</w:t>
       </w:r>
     </w:p>
     <w:p>
@@ -1704,11 +2419,20 @@
         <w:rPr>
           <w:rFonts w:hint="eastAsia"/>
         </w:rPr>
-        <w:t>：预训练模型下载地址</w:t>
-      </w:r>
-    </w:p>
-    <w:p>
-      <w:r>
+        <w:t>：预训练模型下载地</w:t>
+      </w:r>
+      <w:r>
+        <w:rPr>
+          <w:rFonts w:hint="eastAsia"/>
+        </w:rPr>
+        <w:t>址</w:t>
+      </w:r>
+    </w:p>
+    <w:p>
+      <w:r>
+        <w:rPr>
+          <w:noProof/>
+        </w:rPr>
         <w:drawing>
           <wp:inline distT="0" distB="0" distL="0" distR="0">
             <wp:extent cx="5274310" cy="2392680"/>
@@ -1727,7 +2451,7 @@
                     </pic:cNvPicPr>
                   </pic:nvPicPr>
                   <pic:blipFill>
-                    <a:blip r:embed="rId16"/>
+                    <a:blip r:embed="rId24"/>
                     <a:stretch>
                       <a:fillRect/>
                     </a:stretch>
@@ -1751,7 +2475,7 @@
     <w:p/>
     <w:p>
       <w:pPr>
-        <w:pStyle w:val="2"/>
+        <w:pStyle w:val="1"/>
       </w:pPr>
       <w:r>
         <w:rPr>
@@ -1786,29 +2510,22 @@
         <w:rPr>
           <w:rFonts w:hint="eastAsia"/>
         </w:rPr>
-        <w:t>oss：</w:t>
-      </w:r>
-      <w:r>
-        <w:fldChar w:fldCharType="begin"/>
-      </w:r>
-      <w:r>
-        <w:instrText xml:space="preserve"> HYPERLINK "https://ollama.com/library/gpt-oss" </w:instrText>
-      </w:r>
-      <w:r>
-        <w:fldChar w:fldCharType="separate"/>
-      </w:r>
-      <w:r>
-        <w:rPr>
-          <w:rStyle w:val="8"/>
-        </w:rPr>
-        <w:t>https://ollama.com/library/gpt-oss</w:t>
-      </w:r>
-      <w:r>
-        <w:rPr>
-          <w:rStyle w:val="8"/>
-        </w:rPr>
-        <w:fldChar w:fldCharType="end"/>
-      </w:r>
+        <w:t>oss</w:t>
+      </w:r>
+      <w:r>
+        <w:rPr>
+          <w:rFonts w:hint="eastAsia"/>
+        </w:rPr>
+        <w:t>：</w:t>
+      </w:r>
+      <w:hyperlink r:id="rId25" w:history="1">
+        <w:r>
+          <w:rPr>
+            <w:rStyle w:val="a4"/>
+          </w:rPr>
+          <w:t>https://ollama.com/library/gpt-oss</w:t>
+        </w:r>
+      </w:hyperlink>
     </w:p>
     <w:p>
       <w:r>
@@ -1824,34 +2541,27 @@
         <w:rPr>
           <w:rFonts w:hint="eastAsia"/>
         </w:rPr>
-        <w:t>flash：</w:t>
-      </w:r>
-      <w:r>
-        <w:fldChar w:fldCharType="begin"/>
-      </w:r>
-      <w:r>
-        <w:instrText xml:space="preserve"> HYPERLINK "https://ollama.com/library/glm-4.7-flash" </w:instrText>
-      </w:r>
-      <w:r>
-        <w:fldChar w:fldCharType="separate"/>
-      </w:r>
-      <w:r>
-        <w:rPr>
-          <w:rStyle w:val="8"/>
-        </w:rPr>
-        <w:t>https://ollama.com/library/glm-4.7-flash</w:t>
-      </w:r>
-      <w:r>
-        <w:rPr>
-          <w:rStyle w:val="8"/>
-        </w:rPr>
-        <w:fldChar w:fldCharType="end"/>
-      </w:r>
-    </w:p>
-    <w:p>
-      <w:pPr>
-        <w:rPr>
-          <w:rStyle w:val="8"/>
+        <w:t>flash</w:t>
+      </w:r>
+      <w:r>
+        <w:rPr>
+          <w:rFonts w:hint="eastAsia"/>
+        </w:rPr>
+        <w:t>：</w:t>
+      </w:r>
+      <w:hyperlink r:id="rId26" w:history="1">
+        <w:r>
+          <w:rPr>
+            <w:rStyle w:val="a4"/>
+          </w:rPr>
+          <w:t>https://ollama.com/library/glm-4.7-flash</w:t>
+        </w:r>
+      </w:hyperlink>
+    </w:p>
+    <w:p>
+      <w:pPr>
+        <w:rPr>
+          <w:rStyle w:val="a4"/>
         </w:rPr>
       </w:pPr>
       <w:r>
@@ -1872,32 +2582,19 @@
         </w:rPr>
         <w:t>：</w:t>
       </w:r>
-      <w:r>
-        <w:fldChar w:fldCharType="begin"/>
-      </w:r>
-      <w:r>
-        <w:instrText xml:space="preserve"> HYPERLINK "https://ollama.com/library/deepseek-r1" </w:instrText>
-      </w:r>
-      <w:r>
-        <w:fldChar w:fldCharType="separate"/>
-      </w:r>
-      <w:r>
-        <w:rPr>
-          <w:rStyle w:val="8"/>
-        </w:rPr>
-        <w:t>https://ollama.com/library/deepseek-r1</w:t>
-      </w:r>
-      <w:r>
-        <w:rPr>
-          <w:rStyle w:val="8"/>
-        </w:rPr>
-        <w:fldChar w:fldCharType="end"/>
-      </w:r>
-    </w:p>
-    <w:p>
-      <w:pPr>
-        <w:rPr>
-          <w:rStyle w:val="8"/>
+      <w:hyperlink r:id="rId27" w:history="1">
+        <w:r>
+          <w:rPr>
+            <w:rStyle w:val="a4"/>
+          </w:rPr>
+          <w:t>https://ollama.com/library/deepseek-r1</w:t>
+        </w:r>
+      </w:hyperlink>
+    </w:p>
+    <w:p>
+      <w:pPr>
+        <w:rPr>
+          <w:rStyle w:val="a4"/>
         </w:rPr>
       </w:pPr>
     </w:p>
@@ -1913,25 +2610,29 @@
     </w:p>
     <w:p>
       <w:pPr>
-        <w:pStyle w:val="2"/>
-      </w:pPr>
-      <w:r>
+        <w:pStyle w:val="1"/>
+      </w:pPr>
+      <w:r>
+        <w:lastRenderedPageBreak/>
         <w:t xml:space="preserve">1. </w:t>
       </w:r>
       <w:r>
         <w:rPr>
           <w:rFonts w:hint="eastAsia"/>
         </w:rPr>
-        <w:t>qqbot配置</w:t>
+        <w:t>qqbot</w:t>
+      </w:r>
+      <w:r>
+        <w:rPr>
+          <w:rFonts w:hint="eastAsia"/>
+        </w:rPr>
+        <w:t>配置</w:t>
       </w:r>
     </w:p>
     <w:p/>
     <w:p>
       <w:pPr>
-        <w:pStyle w:val="2"/>
-        <w:rPr>
-          <w:rFonts w:hint="eastAsia"/>
-        </w:rPr>
+        <w:pStyle w:val="1"/>
       </w:pPr>
       <w:r>
         <w:rPr>
@@ -1940,15 +2641,13 @@
         <w:t>2</w:t>
       </w:r>
       <w:r>
-        <w:t>.环境安装</w:t>
-      </w:r>
-    </w:p>
-    <w:p>
-      <w:pPr>
-        <w:rPr>
-          <w:rFonts w:hint="eastAsia"/>
-        </w:rPr>
-      </w:pPr>
+        <w:t>.</w:t>
+      </w:r>
+      <w:r>
+        <w:t>环境安装</w:t>
+      </w:r>
+    </w:p>
+    <w:p>
       <w:r>
         <w:rPr>
           <w:rFonts w:hint="eastAsia"/>
@@ -1957,7 +2656,7 @@
       </w:r>
       <w:r>
         <w:rPr>
-          <w:rStyle w:val="8"/>
+          <w:rStyle w:val="a4"/>
         </w:rPr>
         <w:t>https://github.com/HNGM-HP/opencode-bridge</w:t>
       </w:r>
@@ -1970,37 +2669,27 @@
         <w:rPr>
           <w:rFonts w:hint="eastAsia"/>
         </w:rPr>
-        <w:t>qbot注册：</w:t>
-      </w:r>
-      <w:r>
-        <w:fldChar w:fldCharType="begin"/>
-      </w:r>
-      <w:r>
-        <w:instrText xml:space="preserve"> HYPERLINK "https://q.qq.com/" \l "/" </w:instrText>
-      </w:r>
-      <w:r>
-        <w:fldChar w:fldCharType="separate"/>
-      </w:r>
-      <w:r>
-        <w:rPr>
-          <w:rStyle w:val="8"/>
-        </w:rPr>
-        <w:t>https://q.qq.com/#/</w:t>
-      </w:r>
-      <w:r>
-        <w:rPr>
-          <w:rStyle w:val="8"/>
-        </w:rPr>
-        <w:fldChar w:fldCharType="end"/>
-      </w:r>
+        <w:t>qbot</w:t>
+      </w:r>
+      <w:r>
+        <w:rPr>
+          <w:rFonts w:hint="eastAsia"/>
+        </w:rPr>
+        <w:t>注册：</w:t>
+      </w:r>
+      <w:hyperlink r:id="rId28" w:anchor="/" w:history="1">
+        <w:r>
+          <w:rPr>
+            <w:rStyle w:val="a4"/>
+          </w:rPr>
+          <w:t>https://q.qq.com/#/</w:t>
+        </w:r>
+      </w:hyperlink>
     </w:p>
     <w:p/>
     <w:p>
       <w:pPr>
-        <w:pStyle w:val="2"/>
-        <w:rPr>
-          <w:rFonts w:hint="eastAsia"/>
-        </w:rPr>
+        <w:pStyle w:val="1"/>
       </w:pPr>
       <w:r>
         <w:rPr>
@@ -2020,6 +2709,9 @@
     </w:p>
     <w:p>
       <w:r>
+        <w:rPr>
+          <w:noProof/>
+        </w:rPr>
         <w:drawing>
           <wp:inline distT="0" distB="0" distL="0" distR="0">
             <wp:extent cx="5274310" cy="2259330"/>
@@ -2038,7 +2730,7 @@
                     </pic:cNvPicPr>
                   </pic:nvPicPr>
                   <pic:blipFill>
-                    <a:blip r:embed="rId17"/>
+                    <a:blip r:embed="rId29"/>
                     <a:stretch>
                       <a:fillRect/>
                     </a:stretch>
@@ -2062,14 +2754,20 @@
     <w:p/>
     <w:p>
       <w:pPr>
-        <w:pStyle w:val="2"/>
-      </w:pPr>
-      <w:r>
-        <w:t>4.Opencode配置</w:t>
-      </w:r>
-    </w:p>
-    <w:p>
-      <w:r>
+        <w:pStyle w:val="1"/>
+      </w:pPr>
+      <w:r>
+        <w:t>4.Opencode</w:t>
+      </w:r>
+      <w:r>
+        <w:t>配置</w:t>
+      </w:r>
+    </w:p>
+    <w:p>
+      <w:r>
+        <w:rPr>
+          <w:noProof/>
+        </w:rPr>
         <w:drawing>
           <wp:inline distT="0" distB="0" distL="0" distR="0">
             <wp:extent cx="5274310" cy="2410460"/>
@@ -2088,7 +2786,7 @@
                     </pic:cNvPicPr>
                   </pic:nvPicPr>
                   <pic:blipFill>
-                    <a:blip r:embed="rId18"/>
+                    <a:blip r:embed="rId30"/>
                     <a:stretch>
                       <a:fillRect/>
                     </a:stretch>
@@ -2110,22 +2808,16 @@
       </w:r>
     </w:p>
     <w:p>
-      <w:pPr>
-        <w:rPr>
-          <w:rFonts w:hint="eastAsia"/>
-        </w:rPr>
-      </w:pPr>
       <w:r>
         <w:t>完成后重启服务</w:t>
       </w:r>
     </w:p>
     <w:p>
-      <w:pPr>
-        <w:rPr>
-          <w:rFonts w:hint="eastAsia"/>
-        </w:rPr>
-      </w:pPr>
-      <w:r>
+      <w:r>
+        <w:rPr>
+          <w:noProof/>
+        </w:rPr>
+        <w:lastRenderedPageBreak/>
         <w:drawing>
           <wp:inline distT="0" distB="0" distL="0" distR="0">
             <wp:extent cx="5274310" cy="2574925"/>
@@ -2144,7 +2836,7 @@
                     </pic:cNvPicPr>
                   </pic:nvPicPr>
                   <pic:blipFill>
-                    <a:blip r:embed="rId19"/>
+                    <a:blip r:embed="rId31"/>
                     <a:stretch>
                       <a:fillRect/>
                     </a:stretch>
@@ -2168,297 +2860,415 @@
     <w:sectPr>
       <w:pgSz w:w="11906" w:h="16838"/>
       <w:pgMar w:top="1440" w:right="1800" w:bottom="1440" w:left="1800" w:header="851" w:footer="992" w:gutter="0"/>
-      <w:cols w:space="425" w:num="1"/>
-      <w:docGrid w:type="lines" w:linePitch="312" w:charSpace="0"/>
+      <w:cols w:space="425"/>
+      <w:docGrid w:type="lines" w:linePitch="312"/>
     </w:sectPr>
   </w:body>
 </w:document>
 </file>
 
 <file path=word/styles.xml><?xml version="1.0" encoding="utf-8"?>
-<w:styles xmlns:mc="http://schemas.openxmlformats.org/markup-compatibility/2006" xmlns:o="urn:schemas-microsoft-com:office:office" xmlns:r="http://schemas.openxmlformats.org/officeDocument/2006/relationships" xmlns:m="http://schemas.openxmlformats.org/officeDocument/2006/math" xmlns:v="urn:schemas-microsoft-com:vml" xmlns:w="http://schemas.openxmlformats.org/wordprocessingml/2006/main" xmlns:w14="http://schemas.microsoft.com/office/word/2010/wordml" xmlns:w10="urn:schemas-microsoft-com:office:word" xmlns:sl="http://schemas.openxmlformats.org/schemaLibrary/2006/main" xmlns:wpsCustomData="http://www.wps.cn/officeDocument/2013/wpsCustomData" mc:Ignorable="w14">
+<w:styles xmlns:mc="http://schemas.openxmlformats.org/markup-compatibility/2006" xmlns:r="http://schemas.openxmlformats.org/officeDocument/2006/relationships" xmlns:w="http://schemas.openxmlformats.org/wordprocessingml/2006/main" xmlns:w14="http://schemas.microsoft.com/office/word/2010/wordml" xmlns:w15="http://schemas.microsoft.com/office/word/2012/wordml" xmlns:w16se="http://schemas.microsoft.com/office/word/2015/wordml/symex" mc:Ignorable="w14 w15 w16se">
   <w:docDefaults>
     <w:rPrDefault>
       <w:rPr>
-        <w:rFonts w:asciiTheme="minorHAnsi" w:hAnsiTheme="minorHAnsi" w:eastAsiaTheme="minorEastAsia" w:cstheme="minorBidi"/>
+        <w:rFonts w:asciiTheme="minorHAnsi" w:eastAsiaTheme="minorEastAsia" w:hAnsiTheme="minorHAnsi" w:cstheme="minorBidi"/>
+        <w:lang w:val="en-US" w:eastAsia="zh-CN" w:bidi="ar-SA"/>
       </w:rPr>
     </w:rPrDefault>
     <w:pPrDefault/>
   </w:docDefaults>
-  <w:latentStyles w:count="260" w:defQFormat="0" w:defUnhideWhenUsed="1" w:defSemiHidden="1" w:defUIPriority="99" w:defLockedState="0">
-    <w:lsdException w:qFormat="1" w:unhideWhenUsed="0" w:uiPriority="0" w:semiHidden="0" w:name="Normal"/>
-    <w:lsdException w:qFormat="1" w:unhideWhenUsed="0" w:uiPriority="9" w:semiHidden="0" w:name="heading 1"/>
-    <w:lsdException w:qFormat="1" w:uiPriority="9" w:name="heading 2"/>
-    <w:lsdException w:qFormat="1" w:uiPriority="9" w:name="heading 3"/>
-    <w:lsdException w:qFormat="1" w:uiPriority="9" w:name="heading 4"/>
-    <w:lsdException w:qFormat="1" w:uiPriority="9" w:name="heading 5"/>
-    <w:lsdException w:qFormat="1" w:uiPriority="9" w:name="heading 6"/>
-    <w:lsdException w:qFormat="1" w:uiPriority="9" w:name="heading 7"/>
-    <w:lsdException w:qFormat="1" w:uiPriority="9" w:name="heading 8"/>
-    <w:lsdException w:qFormat="1" w:uiPriority="9" w:name="heading 9"/>
-    <w:lsdException w:uiPriority="99" w:name="index 1"/>
-    <w:lsdException w:uiPriority="99" w:name="index 2"/>
-    <w:lsdException w:uiPriority="99" w:name="index 3"/>
-    <w:lsdException w:uiPriority="99" w:name="index 4"/>
-    <w:lsdException w:uiPriority="99" w:name="index 5"/>
-    <w:lsdException w:uiPriority="99" w:name="index 6"/>
-    <w:lsdException w:uiPriority="99" w:name="index 7"/>
-    <w:lsdException w:uiPriority="99" w:name="index 8"/>
-    <w:lsdException w:uiPriority="99" w:name="index 9"/>
-    <w:lsdException w:uiPriority="39" w:name="toc 1"/>
-    <w:lsdException w:uiPriority="39" w:name="toc 2"/>
-    <w:lsdException w:uiPriority="39" w:name="toc 3"/>
-    <w:lsdException w:uiPriority="39" w:name="toc 4"/>
-    <w:lsdException w:uiPriority="39" w:name="toc 5"/>
-    <w:lsdException w:uiPriority="39" w:name="toc 6"/>
-    <w:lsdException w:uiPriority="39" w:name="toc 7"/>
-    <w:lsdException w:uiPriority="39" w:name="toc 8"/>
-    <w:lsdException w:uiPriority="39" w:name="toc 9"/>
-    <w:lsdException w:uiPriority="99" w:name="Normal Indent"/>
-    <w:lsdException w:uiPriority="99" w:name="footnote text"/>
-    <w:lsdException w:uiPriority="99" w:name="annotation text"/>
-    <w:lsdException w:uiPriority="99" w:name="header"/>
-    <w:lsdException w:uiPriority="99" w:name="footer"/>
-    <w:lsdException w:uiPriority="99" w:name="index heading"/>
-    <w:lsdException w:qFormat="1" w:uiPriority="35" w:name="caption"/>
-    <w:lsdException w:uiPriority="99" w:name="table of figures"/>
-    <w:lsdException w:uiPriority="99" w:name="envelope address"/>
-    <w:lsdException w:uiPriority="99" w:name="envelope return"/>
-    <w:lsdException w:uiPriority="99" w:name="footnote reference"/>
-    <w:lsdException w:uiPriority="99" w:name="annotation reference"/>
-    <w:lsdException w:uiPriority="99" w:name="line number"/>
-    <w:lsdException w:uiPriority="99" w:name="page number"/>
-    <w:lsdException w:uiPriority="99" w:name="endnote reference"/>
-    <w:lsdException w:uiPriority="99" w:name="endnote text"/>
-    <w:lsdException w:uiPriority="99" w:name="table of authorities"/>
-    <w:lsdException w:uiPriority="99" w:name="macro"/>
-    <w:lsdException w:uiPriority="99" w:name="toa heading"/>
-    <w:lsdException w:uiPriority="99" w:name="List"/>
-    <w:lsdException w:uiPriority="99" w:name="List Bullet"/>
-    <w:lsdException w:uiPriority="99" w:name="List Number"/>
-    <w:lsdException w:uiPriority="99" w:name="List 2"/>
-    <w:lsdException w:uiPriority="99" w:name="List 3"/>
-    <w:lsdException w:uiPriority="99" w:name="List 4"/>
-    <w:lsdException w:uiPriority="99" w:name="List 5"/>
-    <w:lsdException w:uiPriority="99" w:name="List Bullet 2"/>
-    <w:lsdException w:uiPriority="99" w:name="List Bullet 3"/>
-    <w:lsdException w:uiPriority="99" w:name="List Bullet 4"/>
-    <w:lsdException w:uiPriority="99" w:name="List Bullet 5"/>
-    <w:lsdException w:uiPriority="99" w:name="List Number 2"/>
-    <w:lsdException w:uiPriority="99" w:name="List Number 3"/>
-    <w:lsdException w:uiPriority="99" w:name="List Number 4"/>
-    <w:lsdException w:uiPriority="99" w:name="List Number 5"/>
-    <w:lsdException w:qFormat="1" w:unhideWhenUsed="0" w:uiPriority="10" w:semiHidden="0" w:name="Title"/>
-    <w:lsdException w:uiPriority="99" w:name="Closing"/>
-    <w:lsdException w:uiPriority="99" w:name="Signature"/>
-    <w:lsdException w:qFormat="1" w:uiPriority="1" w:name="Default Paragraph Font"/>
-    <w:lsdException w:uiPriority="99" w:name="Body Text"/>
-    <w:lsdException w:uiPriority="99" w:name="Body Text Indent"/>
-    <w:lsdException w:uiPriority="99" w:name="List Continue"/>
-    <w:lsdException w:uiPriority="99" w:name="List Continue 2"/>
-    <w:lsdException w:uiPriority="99" w:name="List Continue 3"/>
-    <w:lsdException w:uiPriority="99" w:name="List Continue 4"/>
-    <w:lsdException w:uiPriority="99" w:name="List Continue 5"/>
-    <w:lsdException w:uiPriority="99" w:name="Message Header"/>
-    <w:lsdException w:qFormat="1" w:unhideWhenUsed="0" w:uiPriority="11" w:semiHidden="0" w:name="Subtitle"/>
-    <w:lsdException w:uiPriority="99" w:name="Salutation"/>
-    <w:lsdException w:uiPriority="99" w:name="Date"/>
-    <w:lsdException w:uiPriority="99" w:name="Body Text First Indent"/>
-    <w:lsdException w:uiPriority="99" w:name="Body Text First Indent 2"/>
-    <w:lsdException w:uiPriority="99" w:name="Note Heading"/>
-    <w:lsdException w:uiPriority="99" w:name="Body Text 2"/>
-    <w:lsdException w:uiPriority="99" w:name="Body Text 3"/>
-    <w:lsdException w:uiPriority="99" w:name="Body Text Indent 2"/>
-    <w:lsdException w:uiPriority="99" w:name="Body Text Indent 3"/>
-    <w:lsdException w:uiPriority="99" w:name="Block Text"/>
-    <w:lsdException w:qFormat="1" w:uiPriority="99" w:semiHidden="0" w:name="Hyperlink"/>
-    <w:lsdException w:uiPriority="99" w:name="FollowedHyperlink"/>
-    <w:lsdException w:qFormat="1" w:unhideWhenUsed="0" w:uiPriority="22" w:semiHidden="0" w:name="Strong"/>
-    <w:lsdException w:qFormat="1" w:unhideWhenUsed="0" w:uiPriority="20" w:semiHidden="0" w:name="Emphasis"/>
-    <w:lsdException w:uiPriority="99" w:name="Document Map"/>
-    <w:lsdException w:uiPriority="99" w:name="Plain Text"/>
-    <w:lsdException w:uiPriority="99" w:name="E-mail Signature"/>
-    <w:lsdException w:uiPriority="99" w:name="Normal (Web)"/>
-    <w:lsdException w:uiPriority="99" w:name="HTML Acronym"/>
-    <w:lsdException w:uiPriority="99" w:name="HTML Address"/>
-    <w:lsdException w:uiPriority="99" w:name="HTML Cite"/>
-    <w:lsdException w:uiPriority="99" w:name="HTML Code"/>
-    <w:lsdException w:uiPriority="99" w:name="HTML Definition"/>
-    <w:lsdException w:uiPriority="99" w:name="HTML Keyboard"/>
-    <w:lsdException w:uiPriority="99" w:name="HTML Preformatted"/>
-    <w:lsdException w:uiPriority="99" w:name="HTML Sample"/>
-    <w:lsdException w:uiPriority="99" w:name="HTML Typewriter"/>
-    <w:lsdException w:uiPriority="99" w:name="HTML Variable"/>
-    <w:lsdException w:qFormat="1" w:uiPriority="99" w:name="Normal Table"/>
-    <w:lsdException w:uiPriority="99" w:name="annotation subject"/>
-    <w:lsdException w:uiPriority="99" w:name="Table Simple 1"/>
-    <w:lsdException w:uiPriority="99" w:name="Table Simple 2"/>
-    <w:lsdException w:uiPriority="99" w:name="Table Simple 3"/>
-    <w:lsdException w:uiPriority="99" w:name="Table Classic 1"/>
-    <w:lsdException w:uiPriority="99" w:name="Table Classic 2"/>
-    <w:lsdException w:uiPriority="99" w:name="Table Classic 3"/>
-    <w:lsdException w:uiPriority="99" w:name="Table Classic 4"/>
-    <w:lsdException w:uiPriority="99" w:name="Table Colorful 1"/>
-    <w:lsdException w:uiPriority="99" w:name="Table Colorful 2"/>
-    <w:lsdException w:uiPriority="99" w:name="Table Colorful 3"/>
-    <w:lsdException w:uiPriority="99" w:name="Table Columns 1"/>
-    <w:lsdException w:uiPriority="99" w:name="Table Columns 2"/>
-    <w:lsdException w:uiPriority="99" w:name="Table Columns 3"/>
-    <w:lsdException w:uiPriority="99" w:name="Table Columns 4"/>
-    <w:lsdException w:uiPriority="99" w:name="Table Columns 5"/>
-    <w:lsdException w:uiPriority="99" w:name="Table Grid 1"/>
-    <w:lsdException w:uiPriority="99" w:name="Table Grid 2"/>
-    <w:lsdException w:uiPriority="99" w:name="Table Grid 3"/>
-    <w:lsdException w:uiPriority="99" w:name="Table Grid 4"/>
-    <w:lsdException w:uiPriority="99" w:name="Table Grid 5"/>
-    <w:lsdException w:uiPriority="99" w:name="Table Grid 6"/>
-    <w:lsdException w:uiPriority="99" w:name="Table Grid 7"/>
-    <w:lsdException w:uiPriority="99" w:name="Table Grid 8"/>
-    <w:lsdException w:uiPriority="99" w:name="Table List 1"/>
-    <w:lsdException w:uiPriority="99" w:name="Table List 2"/>
-    <w:lsdException w:uiPriority="99" w:name="Table List 3"/>
-    <w:lsdException w:uiPriority="99" w:name="Table List 4"/>
-    <w:lsdException w:uiPriority="99" w:name="Table List 5"/>
-    <w:lsdException w:uiPriority="99" w:name="Table List 6"/>
-    <w:lsdException w:uiPriority="99" w:name="Table List 7"/>
-    <w:lsdException w:uiPriority="99" w:name="Table List 8"/>
-    <w:lsdException w:uiPriority="99" w:name="Table 3D effects 1"/>
-    <w:lsdException w:uiPriority="99" w:name="Table 3D effects 2"/>
-    <w:lsdException w:uiPriority="99" w:name="Table 3D effects 3"/>
-    <w:lsdException w:uiPriority="99" w:name="Table Contemporary"/>
-    <w:lsdException w:uiPriority="99" w:name="Table Elegant"/>
-    <w:lsdException w:uiPriority="99" w:name="Table Professional"/>
-    <w:lsdException w:uiPriority="99" w:name="Table Subtle 1"/>
-    <w:lsdException w:uiPriority="99" w:name="Table Subtle 2"/>
-    <w:lsdException w:uiPriority="99" w:name="Table Web 1"/>
-    <w:lsdException w:uiPriority="99" w:name="Table Web 2"/>
-    <w:lsdException w:uiPriority="99" w:name="Table Web 3"/>
-    <w:lsdException w:uiPriority="99" w:name="Balloon Text"/>
-    <w:lsdException w:qFormat="1" w:unhideWhenUsed="0" w:uiPriority="39" w:semiHidden="0" w:name="Table Grid"/>
-    <w:lsdException w:uiPriority="99" w:name="Table Theme"/>
-    <w:lsdException w:unhideWhenUsed="0" w:uiPriority="60" w:semiHidden="0" w:name="Light Shading"/>
-    <w:lsdException w:unhideWhenUsed="0" w:uiPriority="61" w:semiHidden="0" w:name="Light List"/>
-    <w:lsdException w:unhideWhenUsed="0" w:uiPriority="62" w:semiHidden="0" w:name="Light Grid"/>
-    <w:lsdException w:unhideWhenUsed="0" w:uiPriority="63" w:semiHidden="0" w:name="Medium Shading 1"/>
-    <w:lsdException w:unhideWhenUsed="0" w:uiPriority="64" w:semiHidden="0" w:name="Medium Shading 2"/>
-    <w:lsdException w:unhideWhenUsed="0" w:uiPriority="65" w:semiHidden="0" w:name="Medium List 1"/>
-    <w:lsdException w:unhideWhenUsed="0" w:uiPriority="66" w:semiHidden="0" w:name="Medium List 2"/>
-    <w:lsdException w:unhideWhenUsed="0" w:uiPriority="67" w:semiHidden="0" w:name="Medium Grid 1"/>
-    <w:lsdException w:unhideWhenUsed="0" w:uiPriority="68" w:semiHidden="0" w:name="Medium Grid 2"/>
-    <w:lsdException w:unhideWhenUsed="0" w:uiPriority="69" w:semiHidden="0" w:name="Medium Grid 3"/>
-    <w:lsdException w:unhideWhenUsed="0" w:uiPriority="70" w:semiHidden="0" w:name="Dark List"/>
-    <w:lsdException w:unhideWhenUsed="0" w:uiPriority="71" w:semiHidden="0" w:name="Colorful Shading"/>
-    <w:lsdException w:unhideWhenUsed="0" w:uiPriority="72" w:semiHidden="0" w:name="Colorful List"/>
-    <w:lsdException w:unhideWhenUsed="0" w:uiPriority="73" w:semiHidden="0" w:name="Colorful Grid"/>
-    <w:lsdException w:unhideWhenUsed="0" w:uiPriority="60" w:semiHidden="0" w:name="Light Shading Accent 1"/>
-    <w:lsdException w:unhideWhenUsed="0" w:uiPriority="61" w:semiHidden="0" w:name="Light List Accent 1"/>
-    <w:lsdException w:unhideWhenUsed="0" w:uiPriority="62" w:semiHidden="0" w:name="Light Grid Accent 1"/>
-    <w:lsdException w:unhideWhenUsed="0" w:uiPriority="63" w:semiHidden="0" w:name="Medium Shading 1 Accent 1"/>
-    <w:lsdException w:unhideWhenUsed="0" w:uiPriority="64" w:semiHidden="0" w:name="Medium Shading 2 Accent 1"/>
-    <w:lsdException w:unhideWhenUsed="0" w:uiPriority="65" w:semiHidden="0" w:name="Medium List 1 Accent 1"/>
-    <w:lsdException w:qFormat="1" w:unhideWhenUsed="0" w:uiPriority="34" w:semiHidden="0" w:name="List Paragraph"/>
-    <w:lsdException w:unhideWhenUsed="0" w:uiPriority="66" w:semiHidden="0" w:name="Medium List 2 Accent 1"/>
-    <w:lsdException w:unhideWhenUsed="0" w:uiPriority="67" w:semiHidden="0" w:name="Medium Grid 1 Accent 1"/>
-    <w:lsdException w:unhideWhenUsed="0" w:uiPriority="68" w:semiHidden="0" w:name="Medium Grid 2 Accent 1"/>
-    <w:lsdException w:unhideWhenUsed="0" w:uiPriority="69" w:semiHidden="0" w:name="Medium Grid 3 Accent 1"/>
-    <w:lsdException w:unhideWhenUsed="0" w:uiPriority="70" w:semiHidden="0" w:name="Dark List Accent 1"/>
-    <w:lsdException w:unhideWhenUsed="0" w:uiPriority="71" w:semiHidden="0" w:name="Colorful Shading Accent 1"/>
-    <w:lsdException w:unhideWhenUsed="0" w:uiPriority="72" w:semiHidden="0" w:name="Colorful List Accent 1"/>
-    <w:lsdException w:unhideWhenUsed="0" w:uiPriority="73" w:semiHidden="0" w:name="Colorful Grid Accent 1"/>
-    <w:lsdException w:unhideWhenUsed="0" w:uiPriority="60" w:semiHidden="0" w:name="Light Shading Accent 2"/>
-    <w:lsdException w:unhideWhenUsed="0" w:uiPriority="61" w:semiHidden="0" w:name="Light List Accent 2"/>
-    <w:lsdException w:unhideWhenUsed="0" w:uiPriority="62" w:semiHidden="0" w:name="Light Grid Accent 2"/>
-    <w:lsdException w:unhideWhenUsed="0" w:uiPriority="63" w:semiHidden="0" w:name="Medium Shading 1 Accent 2"/>
-    <w:lsdException w:unhideWhenUsed="0" w:uiPriority="64" w:semiHidden="0" w:name="Medium Shading 2 Accent 2"/>
-    <w:lsdException w:unhideWhenUsed="0" w:uiPriority="65" w:semiHidden="0" w:name="Medium List 1 Accent 2"/>
-    <w:lsdException w:unhideWhenUsed="0" w:uiPriority="66" w:semiHidden="0" w:name="Medium List 2 Accent 2"/>
-    <w:lsdException w:unhideWhenUsed="0" w:uiPriority="67" w:semiHidden="0" w:name="Medium Grid 1 Accent 2"/>
-    <w:lsdException w:unhideWhenUsed="0" w:uiPriority="68" w:semiHidden="0" w:name="Medium Grid 2 Accent 2"/>
-    <w:lsdException w:unhideWhenUsed="0" w:uiPriority="69" w:semiHidden="0" w:name="Medium Grid 3 Accent 2"/>
-    <w:lsdException w:unhideWhenUsed="0" w:uiPriority="70" w:semiHidden="0" w:name="Dark List Accent 2"/>
-    <w:lsdException w:unhideWhenUsed="0" w:uiPriority="71" w:semiHidden="0" w:name="Colorful Shading Accent 2"/>
-    <w:lsdException w:unhideWhenUsed="0" w:uiPriority="72" w:semiHidden="0" w:name="Colorful List Accent 2"/>
-    <w:lsdException w:unhideWhenUsed="0" w:uiPriority="73" w:semiHidden="0" w:name="Colorful Grid Accent 2"/>
-    <w:lsdException w:unhideWhenUsed="0" w:uiPriority="60" w:semiHidden="0" w:name="Light Shading Accent 3"/>
-    <w:lsdException w:unhideWhenUsed="0" w:uiPriority="61" w:semiHidden="0" w:name="Light List Accent 3"/>
-    <w:lsdException w:unhideWhenUsed="0" w:uiPriority="62" w:semiHidden="0" w:name="Light Grid Accent 3"/>
-    <w:lsdException w:unhideWhenUsed="0" w:uiPriority="63" w:semiHidden="0" w:name="Medium Shading 1 Accent 3"/>
-    <w:lsdException w:unhideWhenUsed="0" w:uiPriority="64" w:semiHidden="0" w:name="Medium Shading 2 Accent 3"/>
-    <w:lsdException w:unhideWhenUsed="0" w:uiPriority="65" w:semiHidden="0" w:name="Medium List 1 Accent 3"/>
-    <w:lsdException w:unhideWhenUsed="0" w:uiPriority="66" w:semiHidden="0" w:name="Medium List 2 Accent 3"/>
-    <w:lsdException w:unhideWhenUsed="0" w:uiPriority="67" w:semiHidden="0" w:name="Medium Grid 1 Accent 3"/>
-    <w:lsdException w:unhideWhenUsed="0" w:uiPriority="68" w:semiHidden="0" w:name="Medium Grid 2 Accent 3"/>
-    <w:lsdException w:unhideWhenUsed="0" w:uiPriority="69" w:semiHidden="0" w:name="Medium Grid 3 Accent 3"/>
-    <w:lsdException w:unhideWhenUsed="0" w:uiPriority="70" w:semiHidden="0" w:name="Dark List Accent 3"/>
-    <w:lsdException w:unhideWhenUsed="0" w:uiPriority="71" w:semiHidden="0" w:name="Colorful Shading Accent 3"/>
-    <w:lsdException w:unhideWhenUsed="0" w:uiPriority="72" w:semiHidden="0" w:name="Colorful List Accent 3"/>
-    <w:lsdException w:unhideWhenUsed="0" w:uiPriority="73" w:semiHidden="0" w:name="Colorful Grid Accent 3"/>
-    <w:lsdException w:unhideWhenUsed="0" w:uiPriority="60" w:semiHidden="0" w:name="Light Shading Accent 4"/>
-    <w:lsdException w:unhideWhenUsed="0" w:uiPriority="61" w:semiHidden="0" w:name="Light List Accent 4"/>
-    <w:lsdException w:unhideWhenUsed="0" w:uiPriority="62" w:semiHidden="0" w:name="Light Grid Accent 4"/>
-    <w:lsdException w:unhideWhenUsed="0" w:uiPriority="63" w:semiHidden="0" w:name="Medium Shading 1 Accent 4"/>
-    <w:lsdException w:unhideWhenUsed="0" w:uiPriority="64" w:semiHidden="0" w:name="Medium Shading 2 Accent 4"/>
-    <w:lsdException w:unhideWhenUsed="0" w:uiPriority="65" w:semiHidden="0" w:name="Medium List 1 Accent 4"/>
-    <w:lsdException w:unhideWhenUsed="0" w:uiPriority="66" w:semiHidden="0" w:name="Medium List 2 Accent 4"/>
-    <w:lsdException w:unhideWhenUsed="0" w:uiPriority="67" w:semiHidden="0" w:name="Medium Grid 1 Accent 4"/>
-    <w:lsdException w:unhideWhenUsed="0" w:uiPriority="68" w:semiHidden="0" w:name="Medium Grid 2 Accent 4"/>
-    <w:lsdException w:unhideWhenUsed="0" w:uiPriority="69" w:semiHidden="0" w:name="Medium Grid 3 Accent 4"/>
-    <w:lsdException w:unhideWhenUsed="0" w:uiPriority="70" w:semiHidden="0" w:name="Dark List Accent 4"/>
-    <w:lsdException w:unhideWhenUsed="0" w:uiPriority="71" w:semiHidden="0" w:name="Colorful Shading Accent 4"/>
-    <w:lsdException w:unhideWhenUsed="0" w:uiPriority="72" w:semiHidden="0" w:name="Colorful List Accent 4"/>
-    <w:lsdException w:unhideWhenUsed="0" w:uiPriority="73" w:semiHidden="0" w:name="Colorful Grid Accent 4"/>
-    <w:lsdException w:unhideWhenUsed="0" w:uiPriority="60" w:semiHidden="0" w:name="Light Shading Accent 5"/>
-    <w:lsdException w:unhideWhenUsed="0" w:uiPriority="61" w:semiHidden="0" w:name="Light List Accent 5"/>
-    <w:lsdException w:unhideWhenUsed="0" w:uiPriority="62" w:semiHidden="0" w:name="Light Grid Accent 5"/>
-    <w:lsdException w:unhideWhenUsed="0" w:uiPriority="63" w:semiHidden="0" w:name="Medium Shading 1 Accent 5"/>
-    <w:lsdException w:unhideWhenUsed="0" w:uiPriority="64" w:semiHidden="0" w:name="Medium Shading 2 Accent 5"/>
-    <w:lsdException w:unhideWhenUsed="0" w:uiPriority="65" w:semiHidden="0" w:name="Medium List 1 Accent 5"/>
-    <w:lsdException w:unhideWhenUsed="0" w:uiPriority="66" w:semiHidden="0" w:name="Medium List 2 Accent 5"/>
-    <w:lsdException w:unhideWhenUsed="0" w:uiPriority="67" w:semiHidden="0" w:name="Medium Grid 1 Accent 5"/>
-    <w:lsdException w:unhideWhenUsed="0" w:uiPriority="68" w:semiHidden="0" w:name="Medium Grid 2 Accent 5"/>
-    <w:lsdException w:unhideWhenUsed="0" w:uiPriority="69" w:semiHidden="0" w:name="Medium Grid 3 Accent 5"/>
-    <w:lsdException w:unhideWhenUsed="0" w:uiPriority="70" w:semiHidden="0" w:name="Dark List Accent 5"/>
-    <w:lsdException w:unhideWhenUsed="0" w:uiPriority="71" w:semiHidden="0" w:name="Colorful Shading Accent 5"/>
-    <w:lsdException w:unhideWhenUsed="0" w:uiPriority="72" w:semiHidden="0" w:name="Colorful List Accent 5"/>
-    <w:lsdException w:unhideWhenUsed="0" w:uiPriority="73" w:semiHidden="0" w:name="Colorful Grid Accent 5"/>
-    <w:lsdException w:unhideWhenUsed="0" w:uiPriority="60" w:semiHidden="0" w:name="Light Shading Accent 6"/>
-    <w:lsdException w:unhideWhenUsed="0" w:uiPriority="61" w:semiHidden="0" w:name="Light List Accent 6"/>
-    <w:lsdException w:unhideWhenUsed="0" w:uiPriority="62" w:semiHidden="0" w:name="Light Grid Accent 6"/>
-    <w:lsdException w:unhideWhenUsed="0" w:uiPriority="63" w:semiHidden="0" w:name="Medium Shading 1 Accent 6"/>
-    <w:lsdException w:unhideWhenUsed="0" w:uiPriority="64" w:semiHidden="0" w:name="Medium Shading 2 Accent 6"/>
-    <w:lsdException w:unhideWhenUsed="0" w:uiPriority="65" w:semiHidden="0" w:name="Medium List 1 Accent 6"/>
-    <w:lsdException w:unhideWhenUsed="0" w:uiPriority="66" w:semiHidden="0" w:name="Medium List 2 Accent 6"/>
-    <w:lsdException w:unhideWhenUsed="0" w:uiPriority="67" w:semiHidden="0" w:name="Medium Grid 1 Accent 6"/>
-    <w:lsdException w:unhideWhenUsed="0" w:uiPriority="68" w:semiHidden="0" w:name="Medium Grid 2 Accent 6"/>
-    <w:lsdException w:unhideWhenUsed="0" w:uiPriority="69" w:semiHidden="0" w:name="Medium Grid 3 Accent 6"/>
-    <w:lsdException w:unhideWhenUsed="0" w:uiPriority="70" w:semiHidden="0" w:name="Dark List Accent 6"/>
-    <w:lsdException w:unhideWhenUsed="0" w:uiPriority="71" w:semiHidden="0" w:name="Colorful Shading Accent 6"/>
-    <w:lsdException w:unhideWhenUsed="0" w:uiPriority="72" w:semiHidden="0" w:name="Colorful List Accent 6"/>
-    <w:lsdException w:unhideWhenUsed="0" w:uiPriority="73" w:semiHidden="0" w:name="Colorful Grid Accent 6"/>
+  <w:latentStyles w:defLockedState="0" w:defUIPriority="99" w:defSemiHidden="0" w:defUnhideWhenUsed="0" w:defQFormat="0" w:count="371">
+    <w:lsdException w:name="Normal" w:uiPriority="0" w:qFormat="1"/>
+    <w:lsdException w:name="heading 1" w:uiPriority="9" w:qFormat="1"/>
+    <w:lsdException w:name="heading 2" w:semiHidden="1" w:uiPriority="9" w:unhideWhenUsed="1" w:qFormat="1"/>
+    <w:lsdException w:name="heading 3" w:semiHidden="1" w:uiPriority="9" w:unhideWhenUsed="1" w:qFormat="1"/>
+    <w:lsdException w:name="heading 4" w:semiHidden="1" w:uiPriority="9" w:unhideWhenUsed="1" w:qFormat="1"/>
+    <w:lsdException w:name="heading 5" w:semiHidden="1" w:uiPriority="9" w:unhideWhenUsed="1" w:qFormat="1"/>
+    <w:lsdException w:name="heading 6" w:semiHidden="1" w:uiPriority="9" w:unhideWhenUsed="1" w:qFormat="1"/>
+    <w:lsdException w:name="heading 7" w:semiHidden="1" w:uiPriority="9" w:unhideWhenUsed="1" w:qFormat="1"/>
+    <w:lsdException w:name="heading 8" w:semiHidden="1" w:uiPriority="9" w:unhideWhenUsed="1" w:qFormat="1"/>
+    <w:lsdException w:name="heading 9" w:semiHidden="1" w:uiPriority="9" w:unhideWhenUsed="1" w:qFormat="1"/>
+    <w:lsdException w:name="index 1" w:semiHidden="1" w:unhideWhenUsed="1"/>
+    <w:lsdException w:name="index 2" w:semiHidden="1" w:unhideWhenUsed="1"/>
+    <w:lsdException w:name="index 3" w:semiHidden="1" w:unhideWhenUsed="1"/>
+    <w:lsdException w:name="index 4" w:semiHidden="1" w:unhideWhenUsed="1"/>
+    <w:lsdException w:name="index 5" w:semiHidden="1" w:unhideWhenUsed="1"/>
+    <w:lsdException w:name="index 6" w:semiHidden="1" w:unhideWhenUsed="1"/>
+    <w:lsdException w:name="index 7" w:semiHidden="1" w:unhideWhenUsed="1"/>
+    <w:lsdException w:name="index 8" w:semiHidden="1" w:unhideWhenUsed="1"/>
+    <w:lsdException w:name="index 9" w:semiHidden="1" w:unhideWhenUsed="1"/>
+    <w:lsdException w:name="toc 1" w:semiHidden="1" w:uiPriority="39" w:unhideWhenUsed="1"/>
+    <w:lsdException w:name="toc 2" w:semiHidden="1" w:uiPriority="39" w:unhideWhenUsed="1"/>
+    <w:lsdException w:name="toc 3" w:semiHidden="1" w:uiPriority="39" w:unhideWhenUsed="1"/>
+    <w:lsdException w:name="toc 4" w:semiHidden="1" w:uiPriority="39" w:unhideWhenUsed="1"/>
+    <w:lsdException w:name="toc 5" w:semiHidden="1" w:uiPriority="39" w:unhideWhenUsed="1"/>
+    <w:lsdException w:name="toc 6" w:semiHidden="1" w:uiPriority="39" w:unhideWhenUsed="1"/>
+    <w:lsdException w:name="toc 7" w:semiHidden="1" w:uiPriority="39" w:unhideWhenUsed="1"/>
+    <w:lsdException w:name="toc 8" w:semiHidden="1" w:uiPriority="39" w:unhideWhenUsed="1"/>
+    <w:lsdException w:name="toc 9" w:semiHidden="1" w:uiPriority="39" w:unhideWhenUsed="1"/>
+    <w:lsdException w:name="Normal Indent" w:semiHidden="1" w:unhideWhenUsed="1"/>
+    <w:lsdException w:name="footnote text" w:semiHidden="1" w:unhideWhenUsed="1"/>
+    <w:lsdException w:name="annotation text" w:semiHidden="1" w:unhideWhenUsed="1"/>
+    <w:lsdException w:name="header" w:semiHidden="1" w:unhideWhenUsed="1"/>
+    <w:lsdException w:name="footer" w:semiHidden="1" w:unhideWhenUsed="1"/>
+    <w:lsdException w:name="index heading" w:semiHidden="1" w:unhideWhenUsed="1"/>
+    <w:lsdException w:name="caption" w:semiHidden="1" w:uiPriority="35" w:unhideWhenUsed="1" w:qFormat="1"/>
+    <w:lsdException w:name="table of figures" w:semiHidden="1" w:unhideWhenUsed="1"/>
+    <w:lsdException w:name="envelope address" w:semiHidden="1" w:unhideWhenUsed="1"/>
+    <w:lsdException w:name="envelope return" w:semiHidden="1" w:unhideWhenUsed="1"/>
+    <w:lsdException w:name="footnote reference" w:semiHidden="1" w:unhideWhenUsed="1"/>
+    <w:lsdException w:name="annotation reference" w:semiHidden="1" w:unhideWhenUsed="1"/>
+    <w:lsdException w:name="line number" w:semiHidden="1" w:unhideWhenUsed="1"/>
+    <w:lsdException w:name="page number" w:semiHidden="1" w:unhideWhenUsed="1"/>
+    <w:lsdException w:name="endnote reference" w:semiHidden="1" w:unhideWhenUsed="1"/>
+    <w:lsdException w:name="endnote text" w:semiHidden="1" w:unhideWhenUsed="1"/>
+    <w:lsdException w:name="table of authorities" w:semiHidden="1" w:unhideWhenUsed="1"/>
+    <w:lsdException w:name="macro" w:semiHidden="1" w:unhideWhenUsed="1"/>
+    <w:lsdException w:name="toa heading" w:semiHidden="1" w:unhideWhenUsed="1"/>
+    <w:lsdException w:name="List" w:semiHidden="1" w:unhideWhenUsed="1"/>
+    <w:lsdException w:name="List Bullet" w:semiHidden="1" w:unhideWhenUsed="1"/>
+    <w:lsdException w:name="List Number" w:semiHidden="1" w:unhideWhenUsed="1"/>
+    <w:lsdException w:name="List 2" w:semiHidden="1" w:unhideWhenUsed="1"/>
+    <w:lsdException w:name="List 3" w:semiHidden="1" w:unhideWhenUsed="1"/>
+    <w:lsdException w:name="List 4" w:semiHidden="1" w:unhideWhenUsed="1"/>
+    <w:lsdException w:name="List 5" w:semiHidden="1" w:unhideWhenUsed="1"/>
+    <w:lsdException w:name="List Bullet 2" w:semiHidden="1" w:unhideWhenUsed="1"/>
+    <w:lsdException w:name="List Bullet 3" w:semiHidden="1" w:unhideWhenUsed="1"/>
+    <w:lsdException w:name="List Bullet 4" w:semiHidden="1" w:unhideWhenUsed="1"/>
+    <w:lsdException w:name="List Bullet 5" w:semiHidden="1" w:unhideWhenUsed="1"/>
+    <w:lsdException w:name="List Number 2" w:semiHidden="1" w:unhideWhenUsed="1"/>
+    <w:lsdException w:name="List Number 3" w:semiHidden="1" w:unhideWhenUsed="1"/>
+    <w:lsdException w:name="List Number 4" w:semiHidden="1" w:unhideWhenUsed="1"/>
+    <w:lsdException w:name="List Number 5" w:semiHidden="1" w:unhideWhenUsed="1"/>
+    <w:lsdException w:name="Title" w:uiPriority="10" w:qFormat="1"/>
+    <w:lsdException w:name="Closing" w:semiHidden="1" w:unhideWhenUsed="1"/>
+    <w:lsdException w:name="Signature" w:semiHidden="1" w:unhideWhenUsed="1"/>
+    <w:lsdException w:name="Default Paragraph Font" w:semiHidden="1" w:uiPriority="1" w:unhideWhenUsed="1" w:qFormat="1"/>
+    <w:lsdException w:name="Body Text" w:semiHidden="1" w:unhideWhenUsed="1"/>
+    <w:lsdException w:name="Body Text Indent" w:semiHidden="1" w:unhideWhenUsed="1"/>
+    <w:lsdException w:name="List Continue" w:semiHidden="1" w:unhideWhenUsed="1"/>
+    <w:lsdException w:name="List Continue 2" w:semiHidden="1" w:unhideWhenUsed="1"/>
+    <w:lsdException w:name="List Continue 3" w:semiHidden="1" w:unhideWhenUsed="1"/>
+    <w:lsdException w:name="List Continue 4" w:semiHidden="1" w:unhideWhenUsed="1"/>
+    <w:lsdException w:name="List Continue 5" w:semiHidden="1" w:unhideWhenUsed="1"/>
+    <w:lsdException w:name="Message Header" w:semiHidden="1" w:unhideWhenUsed="1"/>
+    <w:lsdException w:name="Subtitle" w:uiPriority="11" w:qFormat="1"/>
+    <w:lsdException w:name="Salutation" w:semiHidden="1" w:unhideWhenUsed="1"/>
+    <w:lsdException w:name="Date" w:semiHidden="1" w:unhideWhenUsed="1"/>
+    <w:lsdException w:name="Body Text First Indent" w:semiHidden="1" w:unhideWhenUsed="1"/>
+    <w:lsdException w:name="Body Text First Indent 2" w:semiHidden="1" w:unhideWhenUsed="1"/>
+    <w:lsdException w:name="Note Heading" w:semiHidden="1" w:unhideWhenUsed="1"/>
+    <w:lsdException w:name="Body Text 2" w:semiHidden="1" w:unhideWhenUsed="1"/>
+    <w:lsdException w:name="Body Text 3" w:semiHidden="1" w:unhideWhenUsed="1"/>
+    <w:lsdException w:name="Body Text Indent 2" w:semiHidden="1" w:unhideWhenUsed="1"/>
+    <w:lsdException w:name="Body Text Indent 3" w:semiHidden="1" w:unhideWhenUsed="1"/>
+    <w:lsdException w:name="Block Text" w:semiHidden="1" w:unhideWhenUsed="1"/>
+    <w:lsdException w:name="Hyperlink" w:unhideWhenUsed="1" w:qFormat="1"/>
+    <w:lsdException w:name="FollowedHyperlink" w:semiHidden="1" w:unhideWhenUsed="1"/>
+    <w:lsdException w:name="Strong" w:uiPriority="22" w:qFormat="1"/>
+    <w:lsdException w:name="Emphasis" w:uiPriority="20" w:qFormat="1"/>
+    <w:lsdException w:name="Document Map" w:semiHidden="1" w:unhideWhenUsed="1"/>
+    <w:lsdException w:name="Plain Text" w:semiHidden="1" w:unhideWhenUsed="1"/>
+    <w:lsdException w:name="E-mail Signature" w:semiHidden="1" w:unhideWhenUsed="1"/>
+    <w:lsdException w:name="HTML Top of Form" w:semiHidden="1" w:unhideWhenUsed="1"/>
+    <w:lsdException w:name="HTML Bottom of Form" w:semiHidden="1" w:unhideWhenUsed="1"/>
+    <w:lsdException w:name="Normal (Web)" w:semiHidden="1" w:unhideWhenUsed="1"/>
+    <w:lsdException w:name="HTML Acronym" w:semiHidden="1" w:unhideWhenUsed="1"/>
+    <w:lsdException w:name="HTML Address" w:semiHidden="1" w:unhideWhenUsed="1"/>
+    <w:lsdException w:name="HTML Cite" w:semiHidden="1" w:unhideWhenUsed="1"/>
+    <w:lsdException w:name="HTML Code" w:semiHidden="1" w:unhideWhenUsed="1"/>
+    <w:lsdException w:name="HTML Definition" w:semiHidden="1" w:unhideWhenUsed="1"/>
+    <w:lsdException w:name="HTML Keyboard" w:semiHidden="1" w:unhideWhenUsed="1"/>
+    <w:lsdException w:name="HTML Preformatted" w:semiHidden="1" w:unhideWhenUsed="1"/>
+    <w:lsdException w:name="HTML Sample" w:semiHidden="1" w:unhideWhenUsed="1"/>
+    <w:lsdException w:name="HTML Typewriter" w:semiHidden="1" w:unhideWhenUsed="1"/>
+    <w:lsdException w:name="HTML Variable" w:semiHidden="1" w:unhideWhenUsed="1"/>
+    <w:lsdException w:name="Normal Table" w:semiHidden="1" w:unhideWhenUsed="1" w:qFormat="1"/>
+    <w:lsdException w:name="annotation subject" w:semiHidden="1" w:unhideWhenUsed="1"/>
+    <w:lsdException w:name="No List" w:semiHidden="1" w:unhideWhenUsed="1"/>
+    <w:lsdException w:name="Outline List 1" w:semiHidden="1" w:unhideWhenUsed="1"/>
+    <w:lsdException w:name="Outline List 2" w:semiHidden="1" w:unhideWhenUsed="1"/>
+    <w:lsdException w:name="Outline List 3" w:semiHidden="1" w:unhideWhenUsed="1"/>
+    <w:lsdException w:name="Table Simple 1" w:semiHidden="1" w:unhideWhenUsed="1"/>
+    <w:lsdException w:name="Table Simple 2" w:semiHidden="1" w:unhideWhenUsed="1"/>
+    <w:lsdException w:name="Table Simple 3" w:semiHidden="1" w:unhideWhenUsed="1"/>
+    <w:lsdException w:name="Table Classic 1" w:semiHidden="1" w:unhideWhenUsed="1"/>
+    <w:lsdException w:name="Table Classic 2" w:semiHidden="1" w:unhideWhenUsed="1"/>
+    <w:lsdException w:name="Table Classic 3" w:semiHidden="1" w:unhideWhenUsed="1"/>
+    <w:lsdException w:name="Table Classic 4" w:semiHidden="1" w:unhideWhenUsed="1"/>
+    <w:lsdException w:name="Table Colorful 1" w:semiHidden="1" w:unhideWhenUsed="1"/>
+    <w:lsdException w:name="Table Colorful 2" w:semiHidden="1" w:unhideWhenUsed="1"/>
+    <w:lsdException w:name="Table Colorful 3" w:semiHidden="1" w:unhideWhenUsed="1"/>
+    <w:lsdException w:name="Table Columns 1" w:semiHidden="1" w:unhideWhenUsed="1"/>
+    <w:lsdException w:name="Table Columns 2" w:semiHidden="1" w:unhideWhenUsed="1"/>
+    <w:lsdException w:name="Table Columns 3" w:semiHidden="1" w:unhideWhenUsed="1"/>
+    <w:lsdException w:name="Table Columns 4" w:semiHidden="1" w:unhideWhenUsed="1"/>
+    <w:lsdException w:name="Table Columns 5" w:semiHidden="1" w:unhideWhenUsed="1"/>
+    <w:lsdException w:name="Table Grid 1" w:semiHidden="1" w:unhideWhenUsed="1"/>
+    <w:lsdException w:name="Table Grid 2" w:semiHidden="1" w:unhideWhenUsed="1"/>
+    <w:lsdException w:name="Table Grid 3" w:semiHidden="1" w:unhideWhenUsed="1"/>
+    <w:lsdException w:name="Table Grid 4" w:semiHidden="1" w:unhideWhenUsed="1"/>
+    <w:lsdException w:name="Table Grid 5" w:semiHidden="1" w:unhideWhenUsed="1"/>
+    <w:lsdException w:name="Table Grid 6" w:semiHidden="1" w:unhideWhenUsed="1"/>
+    <w:lsdException w:name="Table Grid 7" w:semiHidden="1" w:unhideWhenUsed="1"/>
+    <w:lsdException w:name="Table Grid 8" w:semiHidden="1" w:unhideWhenUsed="1"/>
+    <w:lsdException w:name="Table List 1" w:semiHidden="1" w:unhideWhenUsed="1"/>
+    <w:lsdException w:name="Table List 2" w:semiHidden="1" w:unhideWhenUsed="1"/>
+    <w:lsdException w:name="Table List 3" w:semiHidden="1" w:unhideWhenUsed="1"/>
+    <w:lsdException w:name="Table List 4" w:semiHidden="1" w:unhideWhenUsed="1"/>
+    <w:lsdException w:name="Table List 5" w:semiHidden="1" w:unhideWhenUsed="1"/>
+    <w:lsdException w:name="Table List 6" w:semiHidden="1" w:unhideWhenUsed="1"/>
+    <w:lsdException w:name="Table List 7" w:semiHidden="1" w:unhideWhenUsed="1"/>
+    <w:lsdException w:name="Table List 8" w:semiHidden="1" w:unhideWhenUsed="1"/>
+    <w:lsdException w:name="Table 3D effects 1" w:semiHidden="1" w:unhideWhenUsed="1"/>
+    <w:lsdException w:name="Table 3D effects 2" w:semiHidden="1" w:unhideWhenUsed="1"/>
+    <w:lsdException w:name="Table 3D effects 3" w:semiHidden="1" w:unhideWhenUsed="1"/>
+    <w:lsdException w:name="Table Contemporary" w:semiHidden="1" w:unhideWhenUsed="1"/>
+    <w:lsdException w:name="Table Elegant" w:semiHidden="1" w:unhideWhenUsed="1"/>
+    <w:lsdException w:name="Table Professional" w:semiHidden="1" w:unhideWhenUsed="1"/>
+    <w:lsdException w:name="Table Subtle 1" w:semiHidden="1" w:unhideWhenUsed="1"/>
+    <w:lsdException w:name="Table Subtle 2" w:semiHidden="1" w:unhideWhenUsed="1"/>
+    <w:lsdException w:name="Table Web 1" w:semiHidden="1" w:unhideWhenUsed="1"/>
+    <w:lsdException w:name="Table Web 2" w:semiHidden="1" w:unhideWhenUsed="1"/>
+    <w:lsdException w:name="Table Web 3" w:semiHidden="1" w:unhideWhenUsed="1"/>
+    <w:lsdException w:name="Balloon Text" w:semiHidden="1" w:unhideWhenUsed="1"/>
+    <w:lsdException w:name="Table Grid" w:semiHidden="1" w:uiPriority="39" w:unhideWhenUsed="1" w:qFormat="1"/>
+    <w:lsdException w:name="Table Theme" w:semiHidden="1" w:unhideWhenUsed="1"/>
+    <w:lsdException w:name="Placeholder Text" w:semiHidden="1"/>
+    <w:lsdException w:name="Light Shading" w:uiPriority="60"/>
+    <w:lsdException w:name="Light List" w:uiPriority="61"/>
+    <w:lsdException w:name="Light Grid" w:uiPriority="62"/>
+    <w:lsdException w:name="Medium Shading 1" w:uiPriority="63"/>
+    <w:lsdException w:name="Medium Shading 2" w:uiPriority="64"/>
+    <w:lsdException w:name="Medium List 1" w:uiPriority="65"/>
+    <w:lsdException w:name="Medium List 2" w:uiPriority="66"/>
+    <w:lsdException w:name="Medium Grid 1" w:uiPriority="67"/>
+    <w:lsdException w:name="Medium Grid 2" w:uiPriority="68"/>
+    <w:lsdException w:name="Medium Grid 3" w:uiPriority="69"/>
+    <w:lsdException w:name="Dark List" w:uiPriority="70"/>
+    <w:lsdException w:name="Colorful Shading" w:uiPriority="71"/>
+    <w:lsdException w:name="Colorful List" w:uiPriority="72"/>
+    <w:lsdException w:name="Colorful Grid" w:uiPriority="73"/>
+    <w:lsdException w:name="Light Shading Accent 1" w:uiPriority="60"/>
+    <w:lsdException w:name="Light List Accent 1" w:uiPriority="61"/>
+    <w:lsdException w:name="Light Grid Accent 1" w:uiPriority="62"/>
+    <w:lsdException w:name="Medium Shading 1 Accent 1" w:uiPriority="63"/>
+    <w:lsdException w:name="Medium Shading 2 Accent 1" w:uiPriority="64"/>
+    <w:lsdException w:name="Medium List 1 Accent 1" w:uiPriority="65"/>
+    <w:lsdException w:name="Revision" w:semiHidden="1"/>
+    <w:lsdException w:name="List Paragraph" w:uiPriority="34" w:qFormat="1"/>
+    <w:lsdException w:name="Medium List 2 Accent 1" w:uiPriority="66"/>
+    <w:lsdException w:name="Medium Grid 1 Accent 1" w:uiPriority="67"/>
+    <w:lsdException w:name="Medium Grid 2 Accent 1" w:uiPriority="68"/>
+    <w:lsdException w:name="Medium Grid 3 Accent 1" w:uiPriority="69"/>
+    <w:lsdException w:name="Dark List Accent 1" w:uiPriority="70"/>
+    <w:lsdException w:name="Colorful Shading Accent 1" w:uiPriority="71"/>
+    <w:lsdException w:name="Colorful List Accent 1" w:uiPriority="72"/>
+    <w:lsdException w:name="Colorful Grid Accent 1" w:uiPriority="73"/>
+    <w:lsdException w:name="Light Shading Accent 2" w:uiPriority="60"/>
+    <w:lsdException w:name="Light List Accent 2" w:uiPriority="61"/>
+    <w:lsdException w:name="Light Grid Accent 2" w:uiPriority="62"/>
+    <w:lsdException w:name="Medium Shading 1 Accent 2" w:uiPriority="63"/>
+    <w:lsdException w:name="Medium Shading 2 Accent 2" w:uiPriority="64"/>
+    <w:lsdException w:name="Medium List 1 Accent 2" w:uiPriority="65"/>
+    <w:lsdException w:name="Medium List 2 Accent 2" w:uiPriority="66"/>
+    <w:lsdException w:name="Medium Grid 1 Accent 2" w:uiPriority="67"/>
+    <w:lsdException w:name="Medium Grid 2 Accent 2" w:uiPriority="68"/>
+    <w:lsdException w:name="Medium Grid 3 Accent 2" w:uiPriority="69"/>
+    <w:lsdException w:name="Dark List Accent 2" w:uiPriority="70"/>
+    <w:lsdException w:name="Colorful Shading Accent 2" w:uiPriority="71"/>
+    <w:lsdException w:name="Colorful List Accent 2" w:uiPriority="72"/>
+    <w:lsdException w:name="Colorful Grid Accent 2" w:uiPriority="73"/>
+    <w:lsdException w:name="Light Shading Accent 3" w:uiPriority="60"/>
+    <w:lsdException w:name="Light List Accent 3" w:uiPriority="61"/>
+    <w:lsdException w:name="Light Grid Accent 3" w:uiPriority="62"/>
+    <w:lsdException w:name="Medium Shading 1 Accent 3" w:uiPriority="63"/>
+    <w:lsdException w:name="Medium Shading 2 Accent 3" w:uiPriority="64"/>
+    <w:lsdException w:name="Medium List 1 Accent 3" w:uiPriority="65"/>
+    <w:lsdException w:name="Medium List 2 Accent 3" w:uiPriority="66"/>
+    <w:lsdException w:name="Medium Grid 1 Accent 3" w:uiPriority="67"/>
+    <w:lsdException w:name="Medium Grid 2 Accent 3" w:uiPriority="68"/>
+    <w:lsdException w:name="Medium Grid 3 Accent 3" w:uiPriority="69"/>
+    <w:lsdException w:name="Dark List Accent 3" w:uiPriority="70"/>
+    <w:lsdException w:name="Colorful Shading Accent 3" w:uiPriority="71"/>
+    <w:lsdException w:name="Colorful List Accent 3" w:uiPriority="72"/>
+    <w:lsdException w:name="Colorful Grid Accent 3" w:uiPriority="73"/>
+    <w:lsdException w:name="Light Shading Accent 4" w:uiPriority="60"/>
+    <w:lsdException w:name="Light List Accent 4" w:uiPriority="61"/>
+    <w:lsdException w:name="Light Grid Accent 4" w:uiPriority="62"/>
+    <w:lsdException w:name="Medium Shading 1 Accent 4" w:uiPriority="63"/>
+    <w:lsdException w:name="Medium Shading 2 Accent 4" w:uiPriority="64"/>
+    <w:lsdException w:name="Medium List 1 Accent 4" w:uiPriority="65"/>
+    <w:lsdException w:name="Medium List 2 Accent 4" w:uiPriority="66"/>
+    <w:lsdException w:name="Medium Grid 1 Accent 4" w:uiPriority="67"/>
+    <w:lsdException w:name="Medium Grid 2 Accent 4" w:uiPriority="68"/>
+    <w:lsdException w:name="Medium Grid 3 Accent 4" w:uiPriority="69"/>
+    <w:lsdException w:name="Dark List Accent 4" w:uiPriority="70"/>
+    <w:lsdException w:name="Colorful Shading Accent 4" w:uiPriority="71"/>
+    <w:lsdException w:name="Colorful List Accent 4" w:uiPriority="72"/>
+    <w:lsdException w:name="Colorful Grid Accent 4" w:uiPriority="73"/>
+    <w:lsdException w:name="Light Shading Accent 5" w:uiPriority="60"/>
+    <w:lsdException w:name="Light List Accent 5" w:uiPriority="61"/>
+    <w:lsdException w:name="Light Grid Accent 5" w:uiPriority="62"/>
+    <w:lsdException w:name="Medium Shading 1 Accent 5" w:uiPriority="63"/>
+    <w:lsdException w:name="Medium Shading 2 Accent 5" w:uiPriority="64"/>
+    <w:lsdException w:name="Medium List 1 Accent 5" w:uiPriority="65"/>
+    <w:lsdException w:name="Medium List 2 Accent 5" w:uiPriority="66"/>
+    <w:lsdException w:name="Medium Grid 1 Accent 5" w:uiPriority="67"/>
+    <w:lsdException w:name="Medium Grid 2 Accent 5" w:uiPriority="68"/>
+    <w:lsdException w:name="Medium Grid 3 Accent 5" w:uiPriority="69"/>
+    <w:lsdException w:name="Dark List Accent 5" w:uiPriority="70"/>
+    <w:lsdException w:name="Colorful Shading Accent 5" w:uiPriority="71"/>
+    <w:lsdException w:name="Colorful List Accent 5" w:uiPriority="72"/>
+    <w:lsdException w:name="Colorful Grid Accent 5" w:uiPriority="73"/>
+    <w:lsdException w:name="Light Shading Accent 6" w:uiPriority="60"/>
+    <w:lsdException w:name="Light List Accent 6" w:uiPriority="61"/>
+    <w:lsdException w:name="Light Grid Accent 6" w:uiPriority="62"/>
+    <w:lsdException w:name="Medium Shading 1 Accent 6" w:uiPriority="63"/>
+    <w:lsdException w:name="Medium Shading 2 Accent 6" w:uiPriority="64"/>
+    <w:lsdException w:name="Medium List 1 Accent 6" w:uiPriority="65"/>
+    <w:lsdException w:name="Medium List 2 Accent 6" w:uiPriority="66"/>
+    <w:lsdException w:name="Medium Grid 1 Accent 6" w:uiPriority="67"/>
+    <w:lsdException w:name="Medium Grid 2 Accent 6" w:uiPriority="68"/>
+    <w:lsdException w:name="Medium Grid 3 Accent 6" w:uiPriority="69"/>
+    <w:lsdException w:name="Dark List Accent 6" w:uiPriority="70"/>
+    <w:lsdException w:name="Colorful Shading Accent 6" w:uiPriority="71"/>
+    <w:lsdException w:name="Colorful List Accent 6" w:uiPriority="72"/>
+    <w:lsdException w:name="Colorful Grid Accent 6" w:uiPriority="73"/>
+    <w:lsdException w:name="Subtle Emphasis" w:uiPriority="19" w:qFormat="1"/>
+    <w:lsdException w:name="Intense Emphasis" w:uiPriority="21" w:qFormat="1"/>
+    <w:lsdException w:name="Subtle Reference" w:uiPriority="31" w:qFormat="1"/>
+    <w:lsdException w:name="Intense Reference" w:uiPriority="32" w:qFormat="1"/>
+    <w:lsdException w:name="Book Title" w:uiPriority="33" w:qFormat="1"/>
+    <w:lsdException w:name="Bibliography" w:semiHidden="1" w:uiPriority="37" w:unhideWhenUsed="1"/>
+    <w:lsdException w:name="TOC Heading" w:semiHidden="1" w:uiPriority="39" w:unhideWhenUsed="1" w:qFormat="1"/>
+    <w:lsdException w:name="Plain Table 1" w:uiPriority="41"/>
+    <w:lsdException w:name="Plain Table 2" w:uiPriority="42"/>
+    <w:lsdException w:name="Plain Table 3" w:uiPriority="43"/>
+    <w:lsdException w:name="Plain Table 4" w:uiPriority="44"/>
+    <w:lsdException w:name="Plain Table 5" w:uiPriority="45"/>
+    <w:lsdException w:name="Grid Table Light" w:uiPriority="40"/>
+    <w:lsdException w:name="Grid Table 1 Light" w:uiPriority="46"/>
+    <w:lsdException w:name="Grid Table 2" w:uiPriority="47"/>
+    <w:lsdException w:name="Grid Table 3" w:uiPriority="48"/>
+    <w:lsdException w:name="Grid Table 4" w:uiPriority="49"/>
+    <w:lsdException w:name="Grid Table 5 Dark" w:uiPriority="50"/>
+    <w:lsdException w:name="Grid Table 6 Colorful" w:uiPriority="51"/>
+    <w:lsdException w:name="Grid Table 7 Colorful" w:uiPriority="52"/>
+    <w:lsdException w:name="Grid Table 1 Light Accent 1" w:uiPriority="46"/>
+    <w:lsdException w:name="Grid Table 2 Accent 1" w:uiPriority="47"/>
+    <w:lsdException w:name="Grid Table 3 Accent 1" w:uiPriority="48"/>
+    <w:lsdException w:name="Grid Table 4 Accent 1" w:uiPriority="49"/>
+    <w:lsdException w:name="Grid Table 5 Dark Accent 1" w:uiPriority="50"/>
+    <w:lsdException w:name="Grid Table 6 Colorful Accent 1" w:uiPriority="51"/>
+    <w:lsdException w:name="Grid Table 7 Colorful Accent 1" w:uiPriority="52"/>
+    <w:lsdException w:name="Grid Table 1 Light Accent 2" w:uiPriority="46"/>
+    <w:lsdException w:name="Grid Table 2 Accent 2" w:uiPriority="47"/>
+    <w:lsdException w:name="Grid Table 3 Accent 2" w:uiPriority="48"/>
+    <w:lsdException w:name="Grid Table 4 Accent 2" w:uiPriority="49"/>
+    <w:lsdException w:name="Grid Table 5 Dark Accent 2" w:uiPriority="50"/>
+    <w:lsdException w:name="Grid Table 6 Colorful Accent 2" w:uiPriority="51"/>
+    <w:lsdException w:name="Grid Table 7 Colorful Accent 2" w:uiPriority="52"/>
+    <w:lsdException w:name="Grid Table 1 Light Accent 3" w:uiPriority="46"/>
+    <w:lsdException w:name="Grid Table 2 Accent 3" w:uiPriority="47"/>
+    <w:lsdException w:name="Grid Table 3 Accent 3" w:uiPriority="48"/>
+    <w:lsdException w:name="Grid Table 4 Accent 3" w:uiPriority="49"/>
+    <w:lsdException w:name="Grid Table 5 Dark Accent 3" w:uiPriority="50"/>
+    <w:lsdException w:name="Grid Table 6 Colorful Accent 3" w:uiPriority="51"/>
+    <w:lsdException w:name="Grid Table 7 Colorful Accent 3" w:uiPriority="52"/>
+    <w:lsdException w:name="Grid Table 1 Light Accent 4" w:uiPriority="46"/>
+    <w:lsdException w:name="Grid Table 2 Accent 4" w:uiPriority="47"/>
+    <w:lsdException w:name="Grid Table 3 Accent 4" w:uiPriority="48"/>
+    <w:lsdException w:name="Grid Table 4 Accent 4" w:uiPriority="49"/>
+    <w:lsdException w:name="Grid Table 5 Dark Accent 4" w:uiPriority="50"/>
+    <w:lsdException w:name="Grid Table 6 Colorful Accent 4" w:uiPriority="51"/>
+    <w:lsdException w:name="Grid Table 7 Colorful Accent 4" w:uiPriority="52"/>
+    <w:lsdException w:name="Grid Table 1 Light Accent 5" w:uiPriority="46"/>
+    <w:lsdException w:name="Grid Table 2 Accent 5" w:uiPriority="47"/>
+    <w:lsdException w:name="Grid Table 3 Accent 5" w:uiPriority="48"/>
+    <w:lsdException w:name="Grid Table 4 Accent 5" w:uiPriority="49"/>
+    <w:lsdException w:name="Grid Table 5 Dark Accent 5" w:uiPriority="50"/>
+    <w:lsdException w:name="Grid Table 6 Colorful Accent 5" w:uiPriority="51"/>
+    <w:lsdException w:name="Grid Table 7 Colorful Accent 5" w:uiPriority="52"/>
+    <w:lsdException w:name="Grid Table 1 Light Accent 6" w:uiPriority="46"/>
+    <w:lsdException w:name="Grid Table 2 Accent 6" w:uiPriority="47"/>
+    <w:lsdException w:name="Grid Table 3 Accent 6" w:uiPriority="48"/>
+    <w:lsdException w:name="Grid Table 4 Accent 6" w:uiPriority="49"/>
+    <w:lsdException w:name="Grid Table 5 Dark Accent 6" w:uiPriority="50"/>
+    <w:lsdException w:name="Grid Table 6 Colorful Accent 6" w:uiPriority="51"/>
+    <w:lsdException w:name="Grid Table 7 Colorful Accent 6" w:uiPriority="52"/>
+    <w:lsdException w:name="List Table 1 Light" w:uiPriority="46"/>
+    <w:lsdException w:name="List Table 2" w:uiPriority="47"/>
+    <w:lsdException w:name="List Table 3" w:uiPriority="48"/>
+    <w:lsdException w:name="List Table 4" w:uiPriority="49"/>
+    <w:lsdException w:name="List Table 5 Dark" w:uiPriority="50"/>
+    <w:lsdException w:name="List Table 6 Colorful" w:uiPriority="51"/>
+    <w:lsdException w:name="List Table 7 Colorful" w:uiPriority="52"/>
+    <w:lsdException w:name="List Table 1 Light Accent 1" w:uiPriority="46"/>
+    <w:lsdException w:name="List Table 2 Accent 1" w:uiPriority="47"/>
+    <w:lsdException w:name="List Table 3 Accent 1" w:uiPriority="48"/>
+    <w:lsdException w:name="List Table 4 Accent 1" w:uiPriority="49"/>
+    <w:lsdException w:name="List Table 5 Dark Accent 1" w:uiPriority="50"/>
+    <w:lsdException w:name="List Table 6 Colorful Accent 1" w:uiPriority="51"/>
+    <w:lsdException w:name="List Table 7 Colorful Accent 1" w:uiPriority="52"/>
+    <w:lsdException w:name="List Table 1 Light Accent 2" w:uiPriority="46"/>
+    <w:lsdException w:name="List Table 2 Accent 2" w:uiPriority="47"/>
+    <w:lsdException w:name="List Table 3 Accent 2" w:uiPriority="48"/>
+    <w:lsdException w:name="List Table 4 Accent 2" w:uiPriority="49"/>
+    <w:lsdException w:name="List Table 5 Dark Accent 2" w:uiPriority="50"/>
+    <w:lsdException w:name="List Table 6 Colorful Accent 2" w:uiPriority="51"/>
+    <w:lsdException w:name="List Table 7 Colorful Accent 2" w:uiPriority="52"/>
+    <w:lsdException w:name="List Table 1 Light Accent 3" w:uiPriority="46"/>
+    <w:lsdException w:name="List Table 2 Accent 3" w:uiPriority="47"/>
+    <w:lsdException w:name="List Table 3 Accent 3" w:uiPriority="48"/>
+    <w:lsdException w:name="List Table 4 Accent 3" w:uiPriority="49"/>
+    <w:lsdException w:name="List Table 5 Dark Accent 3" w:uiPriority="50"/>
+    <w:lsdException w:name="List Table 6 Colorful Accent 3" w:uiPriority="51"/>
+    <w:lsdException w:name="List Table 7 Colorful Accent 3" w:uiPriority="52"/>
+    <w:lsdException w:name="List Table 1 Light Accent 4" w:uiPriority="46"/>
+    <w:lsdException w:name="List Table 2 Accent 4" w:uiPriority="47"/>
+    <w:lsdException w:name="List Table 3 Accent 4" w:uiPriority="48"/>
+    <w:lsdException w:name="List Table 4 Accent 4" w:uiPriority="49"/>
+    <w:lsdException w:name="List Table 5 Dark Accent 4" w:uiPriority="50"/>
+    <w:lsdException w:name="List Table 6 Colorful Accent 4" w:uiPriority="51"/>
+    <w:lsdException w:name="List Table 7 Colorful Accent 4" w:uiPriority="52"/>
+    <w:lsdException w:name="List Table 1 Light Accent 5" w:uiPriority="46"/>
+    <w:lsdException w:name="List Table 2 Accent 5" w:uiPriority="47"/>
+    <w:lsdException w:name="List Table 3 Accent 5" w:uiPriority="48"/>
+    <w:lsdException w:name="List Table 4 Accent 5" w:uiPriority="49"/>
+    <w:lsdException w:name="List Table 5 Dark Accent 5" w:uiPriority="50"/>
+    <w:lsdException w:name="List Table 6 Colorful Accent 5" w:uiPriority="51"/>
+    <w:lsdException w:name="List Table 7 Colorful Accent 5" w:uiPriority="52"/>
+    <w:lsdException w:name="List Table 1 Light Accent 6" w:uiPriority="46"/>
+    <w:lsdException w:name="List Table 2 Accent 6" w:uiPriority="47"/>
+    <w:lsdException w:name="List Table 3 Accent 6" w:uiPriority="48"/>
+    <w:lsdException w:name="List Table 4 Accent 6" w:uiPriority="49"/>
+    <w:lsdException w:name="List Table 5 Dark Accent 6" w:uiPriority="50"/>
+    <w:lsdException w:name="List Table 6 Colorful Accent 6" w:uiPriority="51"/>
+    <w:lsdException w:name="List Table 7 Colorful Accent 6" w:uiPriority="52"/>
   </w:latentStyles>
-  <w:style w:type="paragraph" w:default="1" w:styleId="1">
+  <w:style w:type="paragraph" w:default="1" w:styleId="a">
     <w:name w:val="Normal"/>
     <w:qFormat/>
-    <w:uiPriority w:val="0"/>
     <w:pPr>
       <w:widowControl w:val="0"/>
       <w:jc w:val="both"/>
     </w:pPr>
     <w:rPr>
-      <w:rFonts w:ascii="Calibri" w:hAnsi="Calibri" w:eastAsia="宋体" w:cs="Times New Roman"/>
+      <w:rFonts w:ascii="Calibri" w:eastAsia="宋体" w:hAnsi="Calibri" w:cs="Times New Roman"/>
       <w:kern w:val="2"/>
       <w:sz w:val="21"/>
       <w:szCs w:val="24"/>
-      <w:lang w:val="en-US" w:eastAsia="zh-CN" w:bidi="ar-SA"/>
     </w:rPr>
   </w:style>
-  <w:style w:type="paragraph" w:styleId="2">
+  <w:style w:type="paragraph" w:styleId="1">
     <w:name w:val="heading 1"/>
-    <w:basedOn w:val="1"/>
-    <w:next w:val="1"/>
+    <w:basedOn w:val="a"/>
+    <w:next w:val="a"/>
     <w:link w:val="10"/>
+    <w:uiPriority w:val="9"/>
     <w:qFormat/>
-    <w:uiPriority w:val="9"/>
     <w:pPr>
       <w:keepNext/>
       <w:keepLines/>
@@ -2472,15 +3282,15 @@
       <w:szCs w:val="44"/>
     </w:rPr>
   </w:style>
-  <w:style w:type="paragraph" w:styleId="3">
+  <w:style w:type="paragraph" w:styleId="2">
     <w:name w:val="heading 2"/>
-    <w:basedOn w:val="1"/>
-    <w:next w:val="1"/>
-    <w:link w:val="13"/>
+    <w:basedOn w:val="a"/>
+    <w:next w:val="a"/>
+    <w:link w:val="20"/>
+    <w:uiPriority w:val="9"/>
     <w:semiHidden/>
     <w:unhideWhenUsed/>
     <w:qFormat/>
-    <w:uiPriority w:val="9"/>
     <w:pPr>
       <w:keepNext/>
       <w:keepLines/>
@@ -2488,27 +3298,26 @@
       <w:outlineLvl w:val="1"/>
     </w:pPr>
     <w:rPr>
-      <w:rFonts w:asciiTheme="majorHAnsi" w:hAnsiTheme="majorHAnsi" w:eastAsiaTheme="majorEastAsia" w:cstheme="majorBidi"/>
+      <w:rFonts w:asciiTheme="majorHAnsi" w:eastAsiaTheme="majorEastAsia" w:hAnsiTheme="majorHAnsi" w:cstheme="majorBidi"/>
       <w:b/>
       <w:bCs/>
       <w:sz w:val="32"/>
       <w:szCs w:val="32"/>
     </w:rPr>
   </w:style>
-  <w:style w:type="character" w:default="1" w:styleId="7">
+  <w:style w:type="character" w:default="1" w:styleId="a0">
     <w:name w:val="Default Paragraph Font"/>
+    <w:uiPriority w:val="1"/>
     <w:semiHidden/>
     <w:unhideWhenUsed/>
-    <w:qFormat/>
-    <w:uiPriority w:val="1"/>
   </w:style>
-  <w:style w:type="table" w:default="1" w:styleId="5">
+  <w:style w:type="table" w:default="1" w:styleId="a1">
     <w:name w:val="Normal Table"/>
+    <w:uiPriority w:val="99"/>
     <w:semiHidden/>
     <w:unhideWhenUsed/>
-    <w:qFormat/>
-    <w:uiPriority w:val="99"/>
     <w:tblPr>
+      <w:tblInd w:w="0" w:type="dxa"/>
       <w:tblCellMar>
         <w:top w:w="0" w:type="dxa"/>
         <w:left w:w="108" w:type="dxa"/>
@@ -2517,13 +3326,19 @@
       </w:tblCellMar>
     </w:tblPr>
   </w:style>
-  <w:style w:type="paragraph" w:styleId="4">
-    <w:name w:val="HTML Preformatted"/>
-    <w:basedOn w:val="1"/>
-    <w:link w:val="11"/>
+  <w:style w:type="numbering" w:default="1" w:styleId="a2">
+    <w:name w:val="No List"/>
+    <w:uiPriority w:val="99"/>
     <w:semiHidden/>
     <w:unhideWhenUsed/>
+  </w:style>
+  <w:style w:type="paragraph" w:styleId="HTML">
+    <w:name w:val="HTML Preformatted"/>
+    <w:basedOn w:val="a"/>
+    <w:link w:val="HTML0"/>
     <w:uiPriority w:val="99"/>
+    <w:semiHidden/>
+    <w:unhideWhenUsed/>
     <w:pPr>
       <w:widowControl/>
       <w:tabs>
@@ -2552,49 +3367,49 @@
       <w:sz w:val="24"/>
     </w:rPr>
   </w:style>
-  <w:style w:type="table" w:styleId="6">
+  <w:style w:type="table" w:styleId="a3">
     <w:name w:val="Table Grid"/>
-    <w:basedOn w:val="5"/>
+    <w:basedOn w:val="a1"/>
+    <w:uiPriority w:val="39"/>
     <w:qFormat/>
-    <w:uiPriority w:val="39"/>
     <w:tblPr>
       <w:tblBorders>
-        <w:top w:val="single" w:color="auto" w:sz="4" w:space="0"/>
-        <w:left w:val="single" w:color="auto" w:sz="4" w:space="0"/>
-        <w:bottom w:val="single" w:color="auto" w:sz="4" w:space="0"/>
-        <w:right w:val="single" w:color="auto" w:sz="4" w:space="0"/>
-        <w:insideH w:val="single" w:color="auto" w:sz="4" w:space="0"/>
-        <w:insideV w:val="single" w:color="auto" w:sz="4" w:space="0"/>
+        <w:top w:val="single" w:sz="4" w:space="0" w:color="auto"/>
+        <w:left w:val="single" w:sz="4" w:space="0" w:color="auto"/>
+        <w:bottom w:val="single" w:sz="4" w:space="0" w:color="auto"/>
+        <w:right w:val="single" w:sz="4" w:space="0" w:color="auto"/>
+        <w:insideH w:val="single" w:sz="4" w:space="0" w:color="auto"/>
+        <w:insideV w:val="single" w:sz="4" w:space="0" w:color="auto"/>
       </w:tblBorders>
     </w:tblPr>
   </w:style>
-  <w:style w:type="character" w:styleId="8">
+  <w:style w:type="character" w:styleId="a4">
     <w:name w:val="Hyperlink"/>
-    <w:basedOn w:val="7"/>
+    <w:basedOn w:val="a0"/>
+    <w:uiPriority w:val="99"/>
     <w:unhideWhenUsed/>
     <w:qFormat/>
-    <w:uiPriority w:val="99"/>
     <w:rPr>
       <w:color w:val="0000FF"/>
       <w:u w:val="single"/>
     </w:rPr>
   </w:style>
-  <w:style w:type="paragraph" w:styleId="9">
+  <w:style w:type="paragraph" w:styleId="a5">
     <w:name w:val="List Paragraph"/>
-    <w:basedOn w:val="1"/>
+    <w:basedOn w:val="a"/>
+    <w:uiPriority w:val="34"/>
     <w:qFormat/>
-    <w:uiPriority w:val="34"/>
     <w:pPr>
-      <w:ind w:firstLine="420" w:firstLineChars="200"/>
+      <w:ind w:firstLineChars="200" w:firstLine="420"/>
     </w:pPr>
   </w:style>
   <w:style w:type="character" w:customStyle="1" w:styleId="10">
     <w:name w:val="标题 1 字符"/>
-    <w:basedOn w:val="7"/>
-    <w:link w:val="2"/>
+    <w:basedOn w:val="a0"/>
+    <w:link w:val="1"/>
     <w:uiPriority w:val="9"/>
     <w:rPr>
-      <w:rFonts w:ascii="Calibri" w:hAnsi="Calibri" w:eastAsia="宋体" w:cs="Times New Roman"/>
+      <w:rFonts w:ascii="Calibri" w:eastAsia="宋体" w:hAnsi="Calibri" w:cs="Times New Roman"/>
       <w:b/>
       <w:bCs/>
       <w:kern w:val="44"/>
@@ -2602,34 +3417,33 @@
       <w:szCs w:val="44"/>
     </w:rPr>
   </w:style>
-  <w:style w:type="character" w:customStyle="1" w:styleId="11">
+  <w:style w:type="character" w:customStyle="1" w:styleId="HTML0">
     <w:name w:val="HTML 预设格式 字符"/>
-    <w:basedOn w:val="7"/>
-    <w:link w:val="4"/>
+    <w:basedOn w:val="a0"/>
+    <w:link w:val="HTML"/>
+    <w:uiPriority w:val="99"/>
     <w:semiHidden/>
     <w:qFormat/>
-    <w:uiPriority w:val="99"/>
     <w:rPr>
-      <w:rFonts w:ascii="宋体" w:hAnsi="宋体" w:eastAsia="宋体" w:cs="宋体"/>
+      <w:rFonts w:ascii="宋体" w:eastAsia="宋体" w:hAnsi="宋体" w:cs="宋体"/>
       <w:kern w:val="0"/>
       <w:sz w:val="24"/>
       <w:szCs w:val="24"/>
     </w:rPr>
   </w:style>
-  <w:style w:type="character" w:customStyle="1" w:styleId="12">
+  <w:style w:type="character" w:customStyle="1" w:styleId="token">
     <w:name w:val="token"/>
-    <w:basedOn w:val="7"/>
-    <w:uiPriority w:val="0"/>
+    <w:basedOn w:val="a0"/>
   </w:style>
-  <w:style w:type="character" w:customStyle="1" w:styleId="13">
+  <w:style w:type="character" w:customStyle="1" w:styleId="20">
     <w:name w:val="标题 2 字符"/>
-    <w:basedOn w:val="7"/>
-    <w:link w:val="3"/>
+    <w:basedOn w:val="a0"/>
+    <w:link w:val="2"/>
+    <w:uiPriority w:val="9"/>
     <w:semiHidden/>
     <w:qFormat/>
-    <w:uiPriority w:val="9"/>
     <w:rPr>
-      <w:rFonts w:asciiTheme="majorHAnsi" w:hAnsiTheme="majorHAnsi" w:eastAsiaTheme="majorEastAsia" w:cstheme="majorBidi"/>
+      <w:rFonts w:asciiTheme="majorHAnsi" w:eastAsiaTheme="majorEastAsia" w:hAnsiTheme="majorHAnsi" w:cstheme="majorBidi"/>
       <w:b/>
       <w:bCs/>
       <w:sz w:val="32"/>
@@ -2891,5 +3705,6 @@
     </a:fmtScheme>
   </a:themeElements>
   <a:objectDefaults/>
+  <a:extraClrSchemeLst/>
 </a:theme>
 </file>
--- a/数据库/agent部署配置说明.docx
+++ b/数据库/agent部署配置说明.docx
@@ -413,21 +413,21 @@
         <w:spacing w:line="330" w:lineRule="atLeast"/>
         <w:jc w:val="left"/>
         <w:rPr>
-          <w:rFonts w:ascii="Consolas" w:hAnsi="Consolas" w:cs="宋体" w:hint="eastAsia"/>
-          <w:color w:val="0F1115"/>
-          <w:kern w:val="0"/>
-          <w:sz w:val="20"/>
-          <w:szCs w:val="20"/>
-        </w:rPr>
-      </w:pPr>
-      <w:r>
-        <w:rPr>
           <w:rFonts w:ascii="Consolas" w:hAnsi="Consolas" w:cs="宋体"/>
           <w:color w:val="0F1115"/>
           <w:kern w:val="0"/>
           <w:sz w:val="20"/>
           <w:szCs w:val="20"/>
         </w:rPr>
+      </w:pPr>
+      <w:r>
+        <w:rPr>
+          <w:rFonts w:ascii="Consolas" w:hAnsi="Consolas" w:cs="宋体"/>
+          <w:color w:val="0F1115"/>
+          <w:kern w:val="0"/>
+          <w:sz w:val="20"/>
+          <w:szCs w:val="20"/>
+        </w:rPr>
         <w:t>.</w:t>
       </w:r>
       <w:r>
@@ -476,8 +476,6 @@
         <w:widowControl/>
         <w:jc w:val="left"/>
       </w:pPr>
-      <w:bookmarkStart w:id="0" w:name="_GoBack"/>
-      <w:bookmarkEnd w:id="0"/>
     </w:p>
     <w:p>
       <w:pPr>
@@ -494,10 +492,45 @@
         <w:br w:type="page"/>
       </w:r>
     </w:p>
-    <w:p/>
     <w:p>
       <w:pPr>
         <w:pStyle w:val="1"/>
+        <w:rPr>
+          <w:rFonts w:hint="eastAsia"/>
+        </w:rPr>
+      </w:pPr>
+      <w:r>
+        <w:lastRenderedPageBreak/>
+        <w:t>N</w:t>
+      </w:r>
+      <w:r>
+        <w:rPr>
+          <w:rFonts w:hint="eastAsia"/>
+        </w:rPr>
+        <w:t>odejs</w:t>
+      </w:r>
+      <w:r>
+        <w:rPr>
+          <w:rFonts w:hint="eastAsia"/>
+        </w:rPr>
+        <w:t>与</w:t>
+      </w:r>
+      <w:r>
+        <w:rPr>
+          <w:rFonts w:hint="eastAsia"/>
+        </w:rPr>
+        <w:t>opencode</w:t>
+      </w:r>
+      <w:r>
+        <w:rPr>
+          <w:rFonts w:hint="eastAsia"/>
+        </w:rPr>
+        <w:t>安装</w:t>
+      </w:r>
+    </w:p>
+    <w:p>
+      <w:pPr>
+        <w:pStyle w:val="2"/>
       </w:pPr>
       <w:r>
         <w:rPr>
@@ -591,7 +624,7 @@
     <w:p/>
     <w:p>
       <w:pPr>
-        <w:pStyle w:val="1"/>
+        <w:pStyle w:val="2"/>
       </w:pPr>
       <w:r>
         <w:rPr>
@@ -716,10 +749,7 @@
         <w:t>缓存路径（原始路径为</w:t>
       </w:r>
       <w:r>
-        <w:t>C:\U</w:t>
-      </w:r>
-      <w:r>
-        <w:t>sers\</w:t>
+        <w:t>C:\Users\</w:t>
       </w:r>
       <w:r>
         <w:t>用户名</w:t>
@@ -935,7 +965,7 @@
     <w:p/>
     <w:p>
       <w:pPr>
-        <w:pStyle w:val="1"/>
+        <w:pStyle w:val="2"/>
       </w:pPr>
       <w:r>
         <w:rPr>
@@ -1046,7 +1076,7 @@
     <w:p/>
     <w:p>
       <w:pPr>
-        <w:pStyle w:val="1"/>
+        <w:pStyle w:val="2"/>
       </w:pPr>
       <w:r>
         <w:rPr>
@@ -1197,19 +1227,690 @@
       </w:r>
     </w:p>
     <w:p/>
+    <w:p>
+      <w:pPr>
+        <w:pStyle w:val="2"/>
+      </w:pPr>
+      <w:r>
+        <w:rPr>
+          <w:rFonts w:hint="eastAsia"/>
+        </w:rPr>
+        <w:t>5</w:t>
+      </w:r>
+      <w:r>
+        <w:t xml:space="preserve">. </w:t>
+      </w:r>
+      <w:r>
+        <w:rPr>
+          <w:rFonts w:hint="eastAsia"/>
+        </w:rPr>
+        <w:t>配置</w:t>
+      </w:r>
+      <w:r>
+        <w:rPr>
+          <w:rFonts w:hint="eastAsia"/>
+        </w:rPr>
+        <w:t>opencode</w:t>
+      </w:r>
+      <w:r>
+        <w:t>.</w:t>
+      </w:r>
+      <w:r>
+        <w:rPr>
+          <w:rFonts w:hint="eastAsia"/>
+        </w:rPr>
+        <w:t>json</w:t>
+      </w:r>
+      <w:r>
+        <w:rPr>
+          <w:rFonts w:hint="eastAsia"/>
+        </w:rPr>
+        <w:t>文件并接入模型</w:t>
+      </w:r>
+    </w:p>
+    <w:tbl>
+      <w:tblPr>
+        <w:tblStyle w:val="a3"/>
+        <w:tblW w:w="0" w:type="auto"/>
+        <w:tblLook w:val="04A0" w:firstRow="1" w:lastRow="0" w:firstColumn="1" w:lastColumn="0" w:noHBand="0" w:noVBand="1"/>
+      </w:tblPr>
+      <w:tblGrid>
+        <w:gridCol w:w="8296"/>
+      </w:tblGrid>
+      <w:tr>
+        <w:tc>
+          <w:tcPr>
+            <w:tcW w:w="8296" w:type="dxa"/>
+          </w:tcPr>
+          <w:p>
+            <w:pPr>
+              <w:rPr>
+                <w:rFonts w:hint="eastAsia"/>
+              </w:rPr>
+            </w:pPr>
+            <w:r>
+              <w:rPr>
+                <w:rFonts w:hint="eastAsia"/>
+              </w:rPr>
+              <w:t>模型接入</w:t>
+            </w:r>
+          </w:p>
+        </w:tc>
+      </w:tr>
+      <w:tr>
+        <w:tc>
+          <w:tcPr>
+            <w:tcW w:w="8296" w:type="dxa"/>
+          </w:tcPr>
+          <w:p>
+            <w:r>
+              <w:t>"$schema": "https://opencode.ai/config.json",</w:t>
+            </w:r>
+          </w:p>
+          <w:p>
+            <w:r>
+              <w:t>"provider": {</w:t>
+            </w:r>
+          </w:p>
+          <w:p>
+            <w:r>
+              <w:t xml:space="preserve">  </w:t>
+            </w:r>
+            <w:r>
+              <w:t>"</w:t>
+            </w:r>
+            <w:r>
+              <w:rPr>
+                <w:rFonts w:hint="eastAsia"/>
+                <w:color w:val="FF0000"/>
+              </w:rPr>
+              <w:t>服务商名称（</w:t>
+            </w:r>
+            <w:r>
+              <w:rPr>
+                <w:rFonts w:hint="eastAsia"/>
+                <w:color w:val="FF0000"/>
+              </w:rPr>
+              <w:t>可自定义</w:t>
+            </w:r>
+            <w:r>
+              <w:rPr>
+                <w:rFonts w:hint="eastAsia"/>
+                <w:color w:val="FF0000"/>
+              </w:rPr>
+              <w:t>）</w:t>
+            </w:r>
+            <w:r>
+              <w:t>"</w:t>
+            </w:r>
+            <w:r>
+              <w:rPr>
+                <w:rFonts w:hint="eastAsia"/>
+              </w:rPr>
+              <w:t>:</w:t>
+            </w:r>
+            <w:r>
+              <w:t>{</w:t>
+            </w:r>
+          </w:p>
+          <w:p>
+            <w:r>
+              <w:t xml:space="preserve">    </w:t>
+            </w:r>
+            <w:r>
+              <w:t>"npm": "@ai-sdk/openai-compatible",</w:t>
+            </w:r>
+          </w:p>
+          <w:p>
+            <w:pPr>
+              <w:rPr>
+                <w:rFonts w:hint="eastAsia"/>
+              </w:rPr>
+            </w:pPr>
+            <w:r>
+              <w:t xml:space="preserve">    </w:t>
+            </w:r>
+            <w:r>
+              <w:t>"name": "</w:t>
+            </w:r>
+            <w:r>
+              <w:rPr>
+                <w:rFonts w:hint="eastAsia"/>
+                <w:color w:val="FF0000"/>
+              </w:rPr>
+              <w:t>服务商名称</w:t>
+            </w:r>
+            <w:r>
+              <w:rPr>
+                <w:rFonts w:hint="eastAsia"/>
+                <w:color w:val="FF0000"/>
+              </w:rPr>
+              <w:t>（可自定义）</w:t>
+            </w:r>
+            <w:r>
+              <w:t>",</w:t>
+            </w:r>
+          </w:p>
+          <w:p>
+            <w:r>
+              <w:t xml:space="preserve">  </w:t>
+            </w:r>
+            <w:r>
+              <w:t xml:space="preserve">  </w:t>
+            </w:r>
+            <w:r>
+              <w:t>"options": {</w:t>
+            </w:r>
+          </w:p>
+          <w:p>
+            <w:r>
+              <w:t xml:space="preserve">        "baseURL": "</w:t>
+            </w:r>
+            <w:r>
+              <w:rPr>
+                <w:rFonts w:hint="eastAsia"/>
+                <w:color w:val="FF0000"/>
+              </w:rPr>
+              <w:t>服务商的</w:t>
+            </w:r>
+            <w:r>
+              <w:rPr>
+                <w:rFonts w:hint="eastAsia"/>
+                <w:color w:val="FF0000"/>
+              </w:rPr>
+              <w:t>url</w:t>
+            </w:r>
+            <w:r>
+              <w:rPr>
+                <w:rFonts w:hint="eastAsia"/>
+                <w:color w:val="FF0000"/>
+              </w:rPr>
+              <w:t>（</w:t>
+            </w:r>
+            <w:r>
+              <w:rPr>
+                <w:rFonts w:hint="eastAsia"/>
+                <w:color w:val="FF0000"/>
+              </w:rPr>
+              <w:t>需要查阅对应模型尚的手册</w:t>
+            </w:r>
+            <w:r>
+              <w:rPr>
+                <w:rFonts w:hint="eastAsia"/>
+                <w:color w:val="FF0000"/>
+              </w:rPr>
+              <w:t>）</w:t>
+            </w:r>
+            <w:r>
+              <w:t xml:space="preserve">",  </w:t>
+            </w:r>
+          </w:p>
+          <w:p>
+            <w:r>
+              <w:t xml:space="preserve">        "apiKey": "</w:t>
+            </w:r>
+            <w:r>
+              <w:rPr>
+                <w:rFonts w:hint="eastAsia"/>
+                <w:color w:val="FF0000"/>
+              </w:rPr>
+              <w:t>key</w:t>
+            </w:r>
+            <w:r>
+              <w:rPr>
+                <w:rFonts w:hint="eastAsia"/>
+                <w:color w:val="FF0000"/>
+              </w:rPr>
+              <w:t>码（没有就是</w:t>
+            </w:r>
+            <w:r>
+              <w:rPr>
+                <w:color w:val="FF0000"/>
+              </w:rPr>
+              <w:t>no-key-required</w:t>
+            </w:r>
+            <w:r>
+              <w:rPr>
+                <w:rFonts w:hint="eastAsia"/>
+                <w:color w:val="FF0000"/>
+              </w:rPr>
+              <w:t>）</w:t>
+            </w:r>
+            <w:r>
+              <w:t>"</w:t>
+            </w:r>
+          </w:p>
+          <w:p>
+            <w:r>
+              <w:t xml:space="preserve">    </w:t>
+            </w:r>
+            <w:r>
+              <w:t>},</w:t>
+            </w:r>
+          </w:p>
+          <w:p>
+            <w:r>
+              <w:t xml:space="preserve">    </w:t>
+            </w:r>
+            <w:r>
+              <w:t>"models": {</w:t>
+            </w:r>
+          </w:p>
+          <w:p>
+            <w:r>
+              <w:t xml:space="preserve">         </w:t>
+            </w:r>
+            <w:r>
+              <w:t>"</w:t>
+            </w:r>
+            <w:r>
+              <w:rPr>
+                <w:rFonts w:hint="eastAsia"/>
+                <w:color w:val="FF0000"/>
+              </w:rPr>
+              <w:t>模型名（服务商提供的模型名</w:t>
+            </w:r>
+            <w:r>
+              <w:rPr>
+                <w:rFonts w:hint="eastAsia"/>
+              </w:rPr>
+              <w:t>）</w:t>
+            </w:r>
+            <w:r>
+              <w:t>"</w:t>
+            </w:r>
+            <w:r>
+              <w:t>{</w:t>
+            </w:r>
+          </w:p>
+          <w:p>
+            <w:r>
+              <w:t xml:space="preserve">             </w:t>
+            </w:r>
+            <w:r>
+              <w:t>"</w:t>
+            </w:r>
+            <w:r>
+              <w:t>n</w:t>
+            </w:r>
+            <w:r>
+              <w:rPr>
+                <w:rFonts w:hint="eastAsia"/>
+              </w:rPr>
+              <w:t>ame</w:t>
+            </w:r>
+            <w:r>
+              <w:t>"</w:t>
+            </w:r>
+            <w:r>
+              <w:t>:</w:t>
+            </w:r>
+            <w:r>
+              <w:t>"</w:t>
+            </w:r>
+            <w:r>
+              <w:rPr>
+                <w:rFonts w:hint="eastAsia"/>
+                <w:color w:val="FF0000"/>
+              </w:rPr>
+              <w:t>模型名（服务商提供的模型名</w:t>
+            </w:r>
+            <w:r>
+              <w:rPr>
+                <w:rFonts w:hint="eastAsia"/>
+              </w:rPr>
+              <w:t>）</w:t>
+            </w:r>
+            <w:r>
+              <w:t>"</w:t>
+            </w:r>
+          </w:p>
+          <w:p>
+            <w:r>
+              <w:t xml:space="preserve">         },</w:t>
+            </w:r>
+          </w:p>
+          <w:p>
+            <w:r>
+              <w:rPr>
+                <w:rFonts w:hint="eastAsia"/>
+              </w:rPr>
+              <w:t xml:space="preserve"> </w:t>
+            </w:r>
+            <w:r>
+              <w:t xml:space="preserve">   </w:t>
+            </w:r>
+            <w:r>
+              <w:t>}</w:t>
+            </w:r>
+          </w:p>
+          <w:p>
+            <w:r>
+              <w:rPr>
+                <w:rFonts w:hint="eastAsia"/>
+              </w:rPr>
+              <w:t xml:space="preserve"> </w:t>
+            </w:r>
+            <w:r>
+              <w:t xml:space="preserve"> </w:t>
+            </w:r>
+            <w:r>
+              <w:t>}</w:t>
+            </w:r>
+          </w:p>
+          <w:p>
+            <w:r>
+              <w:rPr>
+                <w:rFonts w:hint="eastAsia"/>
+              </w:rPr>
+              <w:lastRenderedPageBreak/>
+              <w:t>}</w:t>
+            </w:r>
+          </w:p>
+          <w:p>
+            <w:pPr>
+              <w:rPr>
+                <w:rFonts w:hint="eastAsia"/>
+              </w:rPr>
+            </w:pPr>
+          </w:p>
+        </w:tc>
+      </w:tr>
+      <w:tr>
+        <w:tc>
+          <w:tcPr>
+            <w:tcW w:w="8296" w:type="dxa"/>
+          </w:tcPr>
+          <w:p>
+            <w:r>
+              <w:rPr>
+                <w:rFonts w:hint="eastAsia"/>
+              </w:rPr>
+              <w:lastRenderedPageBreak/>
+              <w:t>例如：</w:t>
+            </w:r>
+          </w:p>
+          <w:p/>
+          <w:p>
+            <w:r>
+              <w:t>{</w:t>
+            </w:r>
+          </w:p>
+          <w:p>
+            <w:r>
+              <w:t xml:space="preserve">  "$schema": "https://opencode.ai/config.json",</w:t>
+            </w:r>
+          </w:p>
+          <w:p>
+            <w:r>
+              <w:t xml:space="preserve">  "provider": {</w:t>
+            </w:r>
+          </w:p>
+          <w:p>
+            <w:r>
+              <w:t xml:space="preserve">    </w:t>
+            </w:r>
+          </w:p>
+          <w:p>
+            <w:pPr>
+              <w:rPr>
+                <w:rFonts w:hint="eastAsia"/>
+              </w:rPr>
+            </w:pPr>
+            <w:r>
+              <w:rPr>
+                <w:rFonts w:hint="eastAsia"/>
+              </w:rPr>
+              <w:t xml:space="preserve">    // ollama api </w:t>
+            </w:r>
+            <w:r>
+              <w:rPr>
+                <w:rFonts w:hint="eastAsia"/>
+              </w:rPr>
+              <w:t>本地部署</w:t>
+            </w:r>
+            <w:r>
+              <w:rPr>
+                <w:rFonts w:hint="eastAsia"/>
+              </w:rPr>
+              <w:t>模型</w:t>
+            </w:r>
+          </w:p>
+          <w:p>
+            <w:r>
+              <w:t xml:space="preserve">    "ollama": {</w:t>
+            </w:r>
+          </w:p>
+          <w:p>
+            <w:r>
+              <w:t xml:space="preserve">      "npm": "@ai-sdk/openai-compatible",</w:t>
+            </w:r>
+          </w:p>
+          <w:p>
+            <w:r>
+              <w:t xml:space="preserve">      "name": "ollama (Local)",</w:t>
+            </w:r>
+          </w:p>
+          <w:p>
+            <w:r>
+              <w:t xml:space="preserve">      "options": {</w:t>
+            </w:r>
+          </w:p>
+          <w:p>
+            <w:r>
+              <w:t xml:space="preserve">        "baseURL": "http://localhost:11435/v1",  </w:t>
+            </w:r>
+          </w:p>
+          <w:p>
+            <w:r>
+              <w:t xml:space="preserve">        "apiKey": "no-key-required"</w:t>
+            </w:r>
+          </w:p>
+          <w:p>
+            <w:r>
+              <w:t xml:space="preserve">      },</w:t>
+            </w:r>
+          </w:p>
+          <w:p>
+            <w:r>
+              <w:t xml:space="preserve">      "models": {</w:t>
+            </w:r>
+          </w:p>
+          <w:p>
+            <w:r>
+              <w:t xml:space="preserve">        "gpt-oss:latest": {</w:t>
+            </w:r>
+          </w:p>
+          <w:p>
+            <w:r>
+              <w:t xml:space="preserve">          "name": "gpt-oss:latest",</w:t>
+            </w:r>
+          </w:p>
+          <w:p>
+            <w:r>
+              <w:t xml:space="preserve">          "description": "https://ollama.com/library/gpt-oss"</w:t>
+            </w:r>
+          </w:p>
+          <w:p>
+            <w:pPr>
+              <w:rPr>
+                <w:rFonts w:hint="eastAsia"/>
+              </w:rPr>
+            </w:pPr>
+            <w:r>
+              <w:t xml:space="preserve">        },</w:t>
+            </w:r>
+          </w:p>
+          <w:p>
+            <w:r>
+              <w:t xml:space="preserve">        "qwen3.5:0.8b": {</w:t>
+            </w:r>
+          </w:p>
+          <w:p>
+            <w:r>
+              <w:t xml:space="preserve">          "name": "qwen3.5:0.8b",</w:t>
+            </w:r>
+          </w:p>
+          <w:p>
+            <w:r>
+              <w:t xml:space="preserve">          "description": "https://ollama.com/library/qwen3.5"</w:t>
+            </w:r>
+          </w:p>
+          <w:p>
+            <w:r>
+              <w:t xml:space="preserve">        }</w:t>
+            </w:r>
+          </w:p>
+          <w:p>
+            <w:r>
+              <w:t xml:space="preserve">      }</w:t>
+            </w:r>
+          </w:p>
+          <w:p>
+            <w:r>
+              <w:t xml:space="preserve">    },</w:t>
+            </w:r>
+          </w:p>
+          <w:p/>
+          <w:p>
+            <w:pPr>
+              <w:rPr>
+                <w:rFonts w:hint="eastAsia"/>
+              </w:rPr>
+            </w:pPr>
+            <w:r>
+              <w:rPr>
+                <w:rFonts w:hint="eastAsia"/>
+              </w:rPr>
+              <w:t xml:space="preserve">    // </w:t>
+            </w:r>
+            <w:r>
+              <w:rPr>
+                <w:rFonts w:hint="eastAsia"/>
+              </w:rPr>
+              <w:t>第三方</w:t>
+            </w:r>
+            <w:r>
+              <w:rPr>
+                <w:rFonts w:hint="eastAsia"/>
+              </w:rPr>
+              <w:t>api</w:t>
+            </w:r>
+            <w:bookmarkStart w:id="0" w:name="_GoBack"/>
+            <w:bookmarkEnd w:id="0"/>
+          </w:p>
+          <w:p>
+            <w:r>
+              <w:t xml:space="preserve">    "WenModel": {</w:t>
+            </w:r>
+          </w:p>
+          <w:p>
+            <w:r>
+              <w:t xml:space="preserve">      "npm": "@ai-sdk/openai-compatible",</w:t>
+            </w:r>
+          </w:p>
+          <w:p>
+            <w:r>
+              <w:t xml:space="preserve">      "name": "WenModel API",</w:t>
+            </w:r>
+          </w:p>
+          <w:p>
+            <w:r>
+              <w:t xml:space="preserve">      "options": {</w:t>
+            </w:r>
+          </w:p>
+          <w:p>
+            <w:r>
+              <w:t xml:space="preserve">        "baseURL": "http://ai.wenmodel.com/v1",</w:t>
+            </w:r>
+          </w:p>
+          <w:p>
+            <w:r>
+              <w:t xml:space="preserve">        "apiKey": "sk-bvOWJIfQ8Y8IrZhzzpQZ80zSKHjWIHCkPXEgQ0H4Li5UCpUC"</w:t>
+            </w:r>
+          </w:p>
+          <w:p>
+            <w:r>
+              <w:t xml:space="preserve">      },</w:t>
+            </w:r>
+          </w:p>
+          <w:p>
+            <w:r>
+              <w:t xml:space="preserve">      "models": {</w:t>
+            </w:r>
+          </w:p>
+          <w:p>
+            <w:r>
+              <w:t xml:space="preserve">        "qwen3.5-plus": {</w:t>
+            </w:r>
+          </w:p>
+          <w:p>
+            <w:r>
+              <w:t xml:space="preserve">          "name": "qwen3.5-plus"</w:t>
+            </w:r>
+          </w:p>
+          <w:p>
+            <w:r>
+              <w:t xml:space="preserve">        }</w:t>
+            </w:r>
+          </w:p>
+          <w:p>
+            <w:r>
+              <w:t xml:space="preserve">      }</w:t>
+            </w:r>
+          </w:p>
+          <w:p>
+            <w:pPr>
+              <w:rPr>
+                <w:rFonts w:hint="eastAsia"/>
+              </w:rPr>
+            </w:pPr>
+            <w:r>
+              <w:t xml:space="preserve">    }</w:t>
+            </w:r>
+          </w:p>
+          <w:p>
+            <w:r>
+              <w:t xml:space="preserve">  </w:t>
+            </w:r>
+          </w:p>
+          <w:p>
+            <w:r>
+              <w:t xml:space="preserve">  }</w:t>
+            </w:r>
+          </w:p>
+          <w:p>
+            <w:pPr>
+              <w:rPr>
+                <w:rFonts w:hint="eastAsia"/>
+              </w:rPr>
+            </w:pPr>
+            <w:r>
+              <w:lastRenderedPageBreak/>
+              <w:t>}</w:t>
+            </w:r>
+          </w:p>
+        </w:tc>
+      </w:tr>
+    </w:tbl>
+    <w:p>
+      <w:pPr>
+        <w:rPr>
+          <w:rFonts w:hint="eastAsia"/>
+        </w:rPr>
+      </w:pPr>
+    </w:p>
     <w:p/>
-    <w:p>
-      <w:pPr>
-        <w:pStyle w:val="1"/>
-      </w:pPr>
-      <w:r>
-        <w:rPr>
-          <w:rFonts w:hint="eastAsia"/>
-        </w:rPr>
-        <w:t>5</w:t>
-      </w:r>
-      <w:r>
-        <w:t xml:space="preserve">. </w:t>
+    <w:p/>
+    <w:p>
+      <w:pPr>
+        <w:pStyle w:val="2"/>
+      </w:pPr>
+      <w:r>
+        <w:t>6</w:t>
+      </w:r>
+      <w:r>
+        <w:t xml:space="preserve"> </w:t>
       </w:r>
       <w:r>
         <w:rPr>
@@ -1249,13 +1950,7 @@
         <w:rPr>
           <w:rFonts w:hint="eastAsia"/>
         </w:rPr>
-        <w:t>md</w:t>
-      </w:r>
-      <w:r>
-        <w:rPr>
-          <w:rFonts w:hint="eastAsia"/>
-        </w:rPr>
-        <w:t>定位到项目文件夹，输入</w:t>
+        <w:t>md定位到项目文件夹，输入</w:t>
       </w:r>
       <w:r>
         <w:rPr>
@@ -1342,14 +2037,10 @@
     <w:p/>
     <w:p>
       <w:pPr>
-        <w:pStyle w:val="1"/>
-      </w:pPr>
-      <w:r>
-        <w:rPr>
-          <w:rFonts w:hint="eastAsia"/>
-        </w:rPr>
-        <w:lastRenderedPageBreak/>
-        <w:t>6</w:t>
+        <w:pStyle w:val="2"/>
+      </w:pPr>
+      <w:r>
+        <w:t>7</w:t>
       </w:r>
       <w:r>
         <w:t>.</w:t>
@@ -1455,6 +2146,7 @@
         <w:rPr>
           <w:rFonts w:hint="eastAsia"/>
         </w:rPr>
+        <w:lastRenderedPageBreak/>
         <w:t>一些有用的</w:t>
       </w:r>
       <w:r>
@@ -1580,10 +2272,7 @@
         <w:t>）</w:t>
       </w:r>
       <w:r>
-        <w:t>ht</w:t>
-      </w:r>
-      <w:r>
-        <w:t>tps://clawhub.ai/steipete/summarize</w:t>
+        <w:t>https://clawhub.ai/steipete/summarize</w:t>
       </w:r>
     </w:p>
     <w:p/>
@@ -1626,13 +2315,7 @@
           <w:rPr>
             <w:rStyle w:val="a4"/>
           </w:rPr>
-          <w:t>https://clawhub.ai/changye/patent-disclosure</w:t>
-        </w:r>
-        <w:r>
-          <w:rPr>
-            <w:rStyle w:val="a4"/>
-          </w:rPr>
-          <w:t>-writer</w:t>
+          <w:t>https://clawhub.ai/changye/patent-disclosure-writer</w:t>
         </w:r>
       </w:hyperlink>
     </w:p>
@@ -1642,7 +2325,6 @@
         <w:rPr>
           <w:rFonts w:hint="eastAsia"/>
         </w:rPr>
-        <w:lastRenderedPageBreak/>
         <w:t>论文润色：</w:t>
       </w:r>
     </w:p>
@@ -1929,16 +2611,7 @@
                 <w:szCs w:val="21"/>
                 <w:shd w:val="clear" w:color="auto" w:fill="F8F8F8"/>
               </w:rPr>
-              <w:t>./aiMo</w:t>
-            </w:r>
-            <w:r>
-              <w:rPr>
-                <w:rFonts w:ascii="Inter Fallback" w:hAnsi="Inter Fallback"/>
-                <w:color w:val="171717"/>
-                <w:szCs w:val="21"/>
-                <w:shd w:val="clear" w:color="auto" w:fill="F8F8F8"/>
-              </w:rPr>
-              <w:t xml:space="preserve">dels/agent/temp </w:t>
+              <w:t xml:space="preserve">./aiModels/agent/temp </w:t>
             </w:r>
             <w:r>
               <w:rPr>
@@ -2288,6 +2961,16 @@
         <w:pBdr>
           <w:bottom w:val="single" w:sz="6" w:space="1" w:color="auto"/>
         </w:pBdr>
+        <w:rPr>
+          <w:rFonts w:hint="eastAsia"/>
+        </w:rPr>
+      </w:pPr>
+    </w:p>
+    <w:p>
+      <w:pPr>
+        <w:pBdr>
+          <w:bottom w:val="single" w:sz="6" w:space="1" w:color="auto"/>
+        </w:pBdr>
       </w:pPr>
     </w:p>
     <w:p/>
@@ -2309,6 +2992,26 @@
           <w:rFonts w:hint="eastAsia"/>
         </w:rPr>
         <w:lastRenderedPageBreak/>
+        <w:t>Ollama</w:t>
+      </w:r>
+      <w:r>
+        <w:rPr>
+          <w:rFonts w:hint="eastAsia"/>
+        </w:rPr>
+        <w:t>与第三方</w:t>
+      </w:r>
+      <w:r>
+        <w:t>大模型配置</w:t>
+      </w:r>
+    </w:p>
+    <w:p>
+      <w:pPr>
+        <w:pStyle w:val="2"/>
+      </w:pPr>
+      <w:r>
+        <w:rPr>
+          <w:rFonts w:hint="eastAsia"/>
+        </w:rPr>
         <w:t>1</w:t>
       </w:r>
       <w:r>
@@ -2340,7 +3043,7 @@
     <w:p/>
     <w:p>
       <w:pPr>
-        <w:pStyle w:val="1"/>
+        <w:pStyle w:val="2"/>
       </w:pPr>
       <w:r>
         <w:t xml:space="preserve">2. </w:t>
@@ -2419,13 +3122,7 @@
         <w:rPr>
           <w:rFonts w:hint="eastAsia"/>
         </w:rPr>
-        <w:t>：预训练模型下载地</w:t>
-      </w:r>
-      <w:r>
-        <w:rPr>
-          <w:rFonts w:hint="eastAsia"/>
-        </w:rPr>
-        <w:t>址</w:t>
+        <w:t>：预训练模型下载地址</w:t>
       </w:r>
     </w:p>
     <w:p>
@@ -2475,7 +3172,7 @@
     <w:p/>
     <w:p>
       <w:pPr>
-        <w:pStyle w:val="1"/>
+        <w:pStyle w:val="2"/>
       </w:pPr>
       <w:r>
         <w:rPr>
@@ -2601,6 +3298,86 @@
     <w:p/>
     <w:p>
       <w:pPr>
+        <w:pStyle w:val="2"/>
+      </w:pPr>
+      <w:r>
+        <w:rPr>
+          <w:rFonts w:hint="eastAsia"/>
+        </w:rPr>
+        <w:t>4</w:t>
+      </w:r>
+      <w:r>
+        <w:t xml:space="preserve">. </w:t>
+      </w:r>
+      <w:r>
+        <w:rPr>
+          <w:rFonts w:hint="eastAsia"/>
+        </w:rPr>
+        <w:t>（可选）</w:t>
+      </w:r>
+      <w:r>
+        <w:rPr>
+          <w:rFonts w:hint="eastAsia"/>
+        </w:rPr>
+        <w:t>第三方咸鱼</w:t>
+      </w:r>
+      <w:r>
+        <w:rPr>
+          <w:rFonts w:hint="eastAsia"/>
+        </w:rPr>
+        <w:t>api</w:t>
+      </w:r>
+    </w:p>
+    <w:p>
+      <w:r>
+        <w:t>Q</w:t>
+      </w:r>
+      <w:r>
+        <w:rPr>
+          <w:rFonts w:hint="eastAsia"/>
+        </w:rPr>
+        <w:t>wen</w:t>
+      </w:r>
+      <w:r>
+        <w:t>3.5</w:t>
+      </w:r>
+      <w:r>
+        <w:rPr>
+          <w:rFonts w:hint="eastAsia"/>
+        </w:rPr>
+        <w:t>：</w:t>
+      </w:r>
+      <w:hyperlink r:id="rId28" w:history="1">
+        <w:r>
+          <w:rPr>
+            <w:rStyle w:val="a4"/>
+          </w:rPr>
+          <w:t>http://ai.wenmodel.com/console</w:t>
+        </w:r>
+      </w:hyperlink>
+      <w:r>
+        <w:t xml:space="preserve"> </w:t>
+      </w:r>
+      <w:r>
+        <w:t>(https://m.tb.cn/h.ioaPOiq?tk=QGsd5gSbXZ)</w:t>
+      </w:r>
+    </w:p>
+    <w:p>
+      <w:pPr>
+        <w:rPr>
+          <w:rFonts w:hint="eastAsia"/>
+        </w:rPr>
+      </w:pPr>
+    </w:p>
+    <w:p>
+      <w:pPr>
+        <w:rPr>
+          <w:rFonts w:hint="eastAsia"/>
+        </w:rPr>
+      </w:pPr>
+    </w:p>
+    <w:p>
+      <w:pPr>
         <w:widowControl/>
         <w:jc w:val="left"/>
       </w:pPr>
@@ -2614,31 +3391,19 @@
       </w:pPr>
       <w:r>
         <w:lastRenderedPageBreak/>
-        <w:t xml:space="preserve">1. </w:t>
-      </w:r>
-      <w:r>
-        <w:rPr>
-          <w:rFonts w:hint="eastAsia"/>
-        </w:rPr>
-        <w:t>qqbot</w:t>
-      </w:r>
-      <w:r>
-        <w:rPr>
-          <w:rFonts w:hint="eastAsia"/>
-        </w:rPr>
-        <w:t>配置</w:t>
+        <w:t>Qqbot</w:t>
+      </w:r>
+      <w:r>
+        <w:t>安装配置</w:t>
       </w:r>
     </w:p>
     <w:p/>
     <w:p>
       <w:pPr>
-        <w:pStyle w:val="1"/>
-      </w:pPr>
-      <w:r>
-        <w:rPr>
-          <w:rFonts w:hint="eastAsia"/>
-        </w:rPr>
-        <w:t>2</w:t>
+        <w:pStyle w:val="2"/>
+      </w:pPr>
+      <w:r>
+        <w:t>1</w:t>
       </w:r>
       <w:r>
         <w:t>.</w:t>
@@ -2677,7 +3442,7 @@
         </w:rPr>
         <w:t>注册：</w:t>
       </w:r>
-      <w:hyperlink r:id="rId28" w:anchor="/" w:history="1">
+      <w:hyperlink r:id="rId29" w:anchor="/" w:history="1">
         <w:r>
           <w:rPr>
             <w:rStyle w:val="a4"/>
@@ -2689,13 +3454,10 @@
     <w:p/>
     <w:p>
       <w:pPr>
-        <w:pStyle w:val="1"/>
-      </w:pPr>
-      <w:r>
-        <w:rPr>
-          <w:rFonts w:hint="eastAsia"/>
-        </w:rPr>
-        <w:t>3</w:t>
+        <w:pStyle w:val="2"/>
+      </w:pPr>
+      <w:r>
+        <w:t>2</w:t>
       </w:r>
       <w:r>
         <w:t>.</w:t>
@@ -2730,7 +3492,7 @@
                     </pic:cNvPicPr>
                   </pic:nvPicPr>
                   <pic:blipFill>
-                    <a:blip r:embed="rId29"/>
+                    <a:blip r:embed="rId30"/>
                     <a:stretch>
                       <a:fillRect/>
                     </a:stretch>
@@ -2754,10 +3516,13 @@
     <w:p/>
     <w:p>
       <w:pPr>
-        <w:pStyle w:val="1"/>
-      </w:pPr>
-      <w:r>
-        <w:t>4.Opencode</w:t>
+        <w:pStyle w:val="2"/>
+      </w:pPr>
+      <w:r>
+        <w:t>3</w:t>
+      </w:r>
+      <w:r>
+        <w:t>.Opencode</w:t>
       </w:r>
       <w:r>
         <w:t>配置</w:t>
@@ -2786,7 +3551,7 @@
                     </pic:cNvPicPr>
                   </pic:nvPicPr>
                   <pic:blipFill>
-                    <a:blip r:embed="rId30"/>
+                    <a:blip r:embed="rId31"/>
                     <a:stretch>
                       <a:fillRect/>
                     </a:stretch>
@@ -2836,7 +3601,7 @@
                     </pic:cNvPicPr>
                   </pic:nvPicPr>
                   <pic:blipFill>
-                    <a:blip r:embed="rId31"/>
+                    <a:blip r:embed="rId32"/>
                     <a:stretch>
                       <a:fillRect/>
                     </a:stretch>
@@ -3033,7 +3798,7 @@
     <w:lsdException w:name="Table Web 2" w:semiHidden="1" w:unhideWhenUsed="1"/>
     <w:lsdException w:name="Table Web 3" w:semiHidden="1" w:unhideWhenUsed="1"/>
     <w:lsdException w:name="Balloon Text" w:semiHidden="1" w:unhideWhenUsed="1"/>
-    <w:lsdException w:name="Table Grid" w:semiHidden="1" w:uiPriority="39" w:unhideWhenUsed="1" w:qFormat="1"/>
+    <w:lsdException w:name="Table Grid" w:uiPriority="39" w:qFormat="1"/>
     <w:lsdException w:name="Table Theme" w:semiHidden="1" w:unhideWhenUsed="1"/>
     <w:lsdException w:name="Placeholder Text" w:semiHidden="1"/>
     <w:lsdException w:name="Light Shading" w:uiPriority="60"/>
@@ -3288,20 +4053,20 @@
     <w:next w:val="a"/>
     <w:link w:val="20"/>
     <w:uiPriority w:val="9"/>
-    <w:semiHidden/>
     <w:unhideWhenUsed/>
     <w:qFormat/>
+    <w:rsid w:val="00031957"/>
     <w:pPr>
       <w:keepNext/>
       <w:keepLines/>
-      <w:spacing w:before="260" w:after="260" w:line="416" w:lineRule="auto"/>
+      <w:spacing w:before="60" w:after="60" w:line="360" w:lineRule="auto"/>
       <w:outlineLvl w:val="1"/>
     </w:pPr>
     <w:rPr>
-      <w:rFonts w:asciiTheme="majorHAnsi" w:eastAsiaTheme="majorEastAsia" w:hAnsiTheme="majorHAnsi" w:cstheme="majorBidi"/>
+      <w:rFonts w:asciiTheme="majorHAnsi" w:hAnsiTheme="majorHAnsi" w:cstheme="majorBidi"/>
       <w:b/>
       <w:bCs/>
-      <w:sz w:val="32"/>
+      <w:sz w:val="24"/>
       <w:szCs w:val="32"/>
     </w:rPr>
   </w:style>
@@ -3440,13 +4205,14 @@
     <w:basedOn w:val="a0"/>
     <w:link w:val="2"/>
     <w:uiPriority w:val="9"/>
-    <w:semiHidden/>
     <w:qFormat/>
+    <w:rsid w:val="00031957"/>
     <w:rPr>
-      <w:rFonts w:asciiTheme="majorHAnsi" w:eastAsiaTheme="majorEastAsia" w:hAnsiTheme="majorHAnsi" w:cstheme="majorBidi"/>
+      <w:rFonts w:asciiTheme="majorHAnsi" w:eastAsia="宋体" w:hAnsiTheme="majorHAnsi" w:cstheme="majorBidi"/>
       <w:b/>
       <w:bCs/>
-      <w:sz w:val="32"/>
+      <w:kern w:val="2"/>
+      <w:sz w:val="24"/>
       <w:szCs w:val="32"/>
     </w:rPr>
   </w:style>

--- a/数据库/agent部署配置说明.docx
+++ b/数据库/agent部署配置说明.docx
@@ -495,9 +495,6 @@
     <w:p>
       <w:pPr>
         <w:pStyle w:val="1"/>
-        <w:rPr>
-          <w:rFonts w:hint="eastAsia"/>
-        </w:rPr>
       </w:pPr>
       <w:r>
         <w:lastRenderedPageBreak/>
@@ -1265,7 +1262,7 @@
         <w:rPr>
           <w:rFonts w:hint="eastAsia"/>
         </w:rPr>
-        <w:t>文件并接入模型</w:t>
+        <w:t>文件</w:t>
       </w:r>
     </w:p>
     <w:tbl>
@@ -1292,7 +1289,7 @@
               <w:rPr>
                 <w:rFonts w:hint="eastAsia"/>
               </w:rPr>
-              <w:t>模型接入</w:t>
+              <w:t>服务器配置</w:t>
             </w:r>
           </w:p>
         </w:tc>
@@ -1309,7 +1306,15 @@
           </w:p>
           <w:p>
             <w:r>
-              <w:t>"provider": {</w:t>
+              <w:t xml:space="preserve">// </w:t>
+            </w:r>
+            <w:r>
+              <w:t>服务配置</w:t>
+            </w:r>
+          </w:p>
+          <w:p>
+            <w:r>
+              <w:t>"server": {</w:t>
             </w:r>
           </w:p>
           <w:p>
@@ -1317,48 +1322,76 @@
               <w:t xml:space="preserve">  </w:t>
             </w:r>
             <w:r>
-              <w:t>"</w:t>
+              <w:t xml:space="preserve">"port": 4096,   </w:t>
             </w:r>
             <w:r>
               <w:rPr>
                 <w:rFonts w:hint="eastAsia"/>
-                <w:color w:val="FF0000"/>
-              </w:rPr>
-              <w:t>服务商名称（</w:t>
+              </w:rPr>
+              <w:t>/</w:t>
+            </w:r>
+            <w:r>
+              <w:t xml:space="preserve">/ </w:t>
             </w:r>
             <w:r>
               <w:rPr>
                 <w:rFonts w:hint="eastAsia"/>
-                <w:color w:val="FF0000"/>
-              </w:rPr>
-              <w:t>可自定义</w:t>
+              </w:rPr>
+              <w:t>默认端口号</w:t>
+            </w:r>
+          </w:p>
+          <w:p>
+            <w:r>
+              <w:t xml:space="preserve">  </w:t>
+            </w:r>
+            <w:r>
+              <w:t xml:space="preserve">"hostname": "0.0.0.0",  </w:t>
             </w:r>
             <w:r>
               <w:rPr>
                 <w:rFonts w:hint="eastAsia"/>
-                <w:color w:val="FF0000"/>
-              </w:rPr>
-              <w:t>）</w:t>
-            </w:r>
-            <w:r>
-              <w:t>"</w:t>
+              </w:rPr>
+              <w:t>/</w:t>
+            </w:r>
+            <w:r>
+              <w:t xml:space="preserve">/ </w:t>
             </w:r>
             <w:r>
               <w:rPr>
                 <w:rFonts w:hint="eastAsia"/>
               </w:rPr>
-              <w:t>:</w:t>
-            </w:r>
-            <w:r>
-              <w:t>{</w:t>
-            </w:r>
-          </w:p>
-          <w:p>
-            <w:r>
-              <w:t xml:space="preserve">    </w:t>
-            </w:r>
-            <w:r>
-              <w:t>"npm": "@ai-sdk/openai-compatible",</w:t>
+              <w:t>广播</w:t>
+            </w:r>
+          </w:p>
+          <w:p>
+            <w:r>
+              <w:t xml:space="preserve"> </w:t>
+            </w:r>
+            <w:r>
+              <w:t xml:space="preserve"> "mdns": true,   </w:t>
+            </w:r>
+            <w:r>
+              <w:rPr>
+                <w:rFonts w:hint="eastAsia"/>
+              </w:rPr>
+              <w:t>/</w:t>
+            </w:r>
+            <w:r>
+              <w:t xml:space="preserve">/ </w:t>
+            </w:r>
+            <w:r>
+              <w:rPr>
+                <w:rFonts w:hint="eastAsia"/>
+              </w:rPr>
+              <w:t>跨域访问</w:t>
+            </w:r>
+            <w:r>
+              <w:t xml:space="preserve"> </w:t>
+            </w:r>
+          </w:p>
+          <w:p>
+            <w:r>
+              <w:t>},</w:t>
             </w:r>
           </w:p>
           <w:p>
@@ -1367,252 +1400,45 @@
                 <w:rFonts w:hint="eastAsia"/>
               </w:rPr>
             </w:pPr>
-            <w:r>
-              <w:t xml:space="preserve">    </w:t>
-            </w:r>
-            <w:r>
-              <w:t>"name": "</w:t>
-            </w:r>
-            <w:r>
+          </w:p>
+        </w:tc>
+      </w:tr>
+    </w:tbl>
+    <w:p>
+      <w:pPr>
+        <w:rPr>
+          <w:rFonts w:hint="eastAsia"/>
+        </w:rPr>
+      </w:pPr>
+      <w:bookmarkStart w:id="0" w:name="_GoBack"/>
+      <w:bookmarkEnd w:id="0"/>
+    </w:p>
+    <w:tbl>
+      <w:tblPr>
+        <w:tblStyle w:val="a3"/>
+        <w:tblW w:w="0" w:type="auto"/>
+        <w:tblLook w:val="04A0" w:firstRow="1" w:lastRow="0" w:firstColumn="1" w:lastColumn="0" w:noHBand="0" w:noVBand="1"/>
+      </w:tblPr>
+      <w:tblGrid>
+        <w:gridCol w:w="8296"/>
+      </w:tblGrid>
+      <w:tr>
+        <w:tc>
+          <w:tcPr>
+            <w:tcW w:w="8296" w:type="dxa"/>
+          </w:tcPr>
+          <w:p>
+            <w:pPr>
               <w:rPr>
                 <w:rFonts w:hint="eastAsia"/>
-                <w:color w:val="FF0000"/>
-              </w:rPr>
-              <w:t>服务商名称</w:t>
-            </w:r>
+              </w:rPr>
+            </w:pPr>
             <w:r>
               <w:rPr>
                 <w:rFonts w:hint="eastAsia"/>
-                <w:color w:val="FF0000"/>
-              </w:rPr>
-              <w:t>（可自定义）</w:t>
-            </w:r>
-            <w:r>
-              <w:t>",</w:t>
-            </w:r>
-          </w:p>
-          <w:p>
-            <w:r>
-              <w:t xml:space="preserve">  </w:t>
-            </w:r>
-            <w:r>
-              <w:t xml:space="preserve">  </w:t>
-            </w:r>
-            <w:r>
-              <w:t>"options": {</w:t>
-            </w:r>
-          </w:p>
-          <w:p>
-            <w:r>
-              <w:t xml:space="preserve">        "baseURL": "</w:t>
-            </w:r>
-            <w:r>
-              <w:rPr>
-                <w:rFonts w:hint="eastAsia"/>
-                <w:color w:val="FF0000"/>
-              </w:rPr>
-              <w:t>服务商的</w:t>
-            </w:r>
-            <w:r>
-              <w:rPr>
-                <w:rFonts w:hint="eastAsia"/>
-                <w:color w:val="FF0000"/>
-              </w:rPr>
-              <w:t>url</w:t>
-            </w:r>
-            <w:r>
-              <w:rPr>
-                <w:rFonts w:hint="eastAsia"/>
-                <w:color w:val="FF0000"/>
-              </w:rPr>
-              <w:t>（</w:t>
-            </w:r>
-            <w:r>
-              <w:rPr>
-                <w:rFonts w:hint="eastAsia"/>
-                <w:color w:val="FF0000"/>
-              </w:rPr>
-              <w:t>需要查阅对应模型尚的手册</w:t>
-            </w:r>
-            <w:r>
-              <w:rPr>
-                <w:rFonts w:hint="eastAsia"/>
-                <w:color w:val="FF0000"/>
-              </w:rPr>
-              <w:t>）</w:t>
-            </w:r>
-            <w:r>
-              <w:t xml:space="preserve">",  </w:t>
-            </w:r>
-          </w:p>
-          <w:p>
-            <w:r>
-              <w:t xml:space="preserve">        "apiKey": "</w:t>
-            </w:r>
-            <w:r>
-              <w:rPr>
-                <w:rFonts w:hint="eastAsia"/>
-                <w:color w:val="FF0000"/>
-              </w:rPr>
-              <w:t>key</w:t>
-            </w:r>
-            <w:r>
-              <w:rPr>
-                <w:rFonts w:hint="eastAsia"/>
-                <w:color w:val="FF0000"/>
-              </w:rPr>
-              <w:t>码（没有就是</w:t>
-            </w:r>
-            <w:r>
-              <w:rPr>
-                <w:color w:val="FF0000"/>
-              </w:rPr>
-              <w:t>no-key-required</w:t>
-            </w:r>
-            <w:r>
-              <w:rPr>
-                <w:rFonts w:hint="eastAsia"/>
-                <w:color w:val="FF0000"/>
-              </w:rPr>
-              <w:t>）</w:t>
-            </w:r>
-            <w:r>
-              <w:t>"</w:t>
-            </w:r>
-          </w:p>
-          <w:p>
-            <w:r>
-              <w:t xml:space="preserve">    </w:t>
-            </w:r>
-            <w:r>
-              <w:t>},</w:t>
-            </w:r>
-          </w:p>
-          <w:p>
-            <w:r>
-              <w:t xml:space="preserve">    </w:t>
-            </w:r>
-            <w:r>
-              <w:t>"models": {</w:t>
-            </w:r>
-          </w:p>
-          <w:p>
-            <w:r>
-              <w:t xml:space="preserve">         </w:t>
-            </w:r>
-            <w:r>
-              <w:t>"</w:t>
-            </w:r>
-            <w:r>
-              <w:rPr>
-                <w:rFonts w:hint="eastAsia"/>
-                <w:color w:val="FF0000"/>
-              </w:rPr>
-              <w:t>模型名（服务商提供的模型名</w:t>
-            </w:r>
-            <w:r>
-              <w:rPr>
-                <w:rFonts w:hint="eastAsia"/>
-              </w:rPr>
-              <w:t>）</w:t>
-            </w:r>
-            <w:r>
-              <w:t>"</w:t>
-            </w:r>
-            <w:r>
-              <w:t>{</w:t>
-            </w:r>
-          </w:p>
-          <w:p>
-            <w:r>
-              <w:t xml:space="preserve">             </w:t>
-            </w:r>
-            <w:r>
-              <w:t>"</w:t>
-            </w:r>
-            <w:r>
-              <w:t>n</w:t>
-            </w:r>
-            <w:r>
-              <w:rPr>
-                <w:rFonts w:hint="eastAsia"/>
-              </w:rPr>
-              <w:t>ame</w:t>
-            </w:r>
-            <w:r>
-              <w:t>"</w:t>
-            </w:r>
-            <w:r>
-              <w:t>:</w:t>
-            </w:r>
-            <w:r>
-              <w:t>"</w:t>
-            </w:r>
-            <w:r>
-              <w:rPr>
-                <w:rFonts w:hint="eastAsia"/>
-                <w:color w:val="FF0000"/>
-              </w:rPr>
-              <w:t>模型名（服务商提供的模型名</w:t>
-            </w:r>
-            <w:r>
-              <w:rPr>
-                <w:rFonts w:hint="eastAsia"/>
-              </w:rPr>
-              <w:t>）</w:t>
-            </w:r>
-            <w:r>
-              <w:t>"</w:t>
-            </w:r>
-          </w:p>
-          <w:p>
-            <w:r>
-              <w:t xml:space="preserve">         },</w:t>
-            </w:r>
-          </w:p>
-          <w:p>
-            <w:r>
-              <w:rPr>
-                <w:rFonts w:hint="eastAsia"/>
-              </w:rPr>
-              <w:t xml:space="preserve"> </w:t>
-            </w:r>
-            <w:r>
-              <w:t xml:space="preserve">   </w:t>
-            </w:r>
-            <w:r>
-              <w:t>}</w:t>
-            </w:r>
-          </w:p>
-          <w:p>
-            <w:r>
-              <w:rPr>
-                <w:rFonts w:hint="eastAsia"/>
-              </w:rPr>
-              <w:t xml:space="preserve"> </w:t>
-            </w:r>
-            <w:r>
-              <w:t xml:space="preserve"> </w:t>
-            </w:r>
-            <w:r>
-              <w:t>}</w:t>
-            </w:r>
-          </w:p>
-          <w:p>
-            <w:r>
-              <w:rPr>
-                <w:rFonts w:hint="eastAsia"/>
-              </w:rPr>
-              <w:lastRenderedPageBreak/>
-              <w:t>}</w:t>
-            </w:r>
-          </w:p>
-          <w:p>
-            <w:pPr>
-              <w:rPr>
-                <w:rFonts w:hint="eastAsia"/>
-              </w:rPr>
-            </w:pPr>
+              </w:rPr>
+              <w:t>权限配置</w:t>
+            </w:r>
           </w:p>
         </w:tc>
       </w:tr>
@@ -1623,260 +1449,39 @@
           </w:tcPr>
           <w:p>
             <w:r>
+              <w:t>"permission": {</w:t>
+            </w:r>
+          </w:p>
+          <w:p>
+            <w:r>
+              <w:t xml:space="preserve">    "external_directory": {</w:t>
+            </w:r>
+          </w:p>
+          <w:p>
+            <w:r>
+              <w:t xml:space="preserve">      "</w:t>
+            </w:r>
+            <w:r>
               <w:rPr>
                 <w:rFonts w:hint="eastAsia"/>
               </w:rPr>
-              <w:lastRenderedPageBreak/>
-              <w:t>例如：</w:t>
-            </w:r>
-          </w:p>
-          <w:p/>
-          <w:p>
-            <w:r>
-              <w:t>{</w:t>
-            </w:r>
-          </w:p>
-          <w:p>
-            <w:r>
-              <w:t xml:space="preserve">  "$schema": "https://opencode.ai/config.json",</w:t>
-            </w:r>
-          </w:p>
-          <w:p>
-            <w:r>
-              <w:t xml:space="preserve">  "provider": {</w:t>
-            </w:r>
-          </w:p>
-          <w:p>
-            <w:r>
-              <w:t xml:space="preserve">    </w:t>
+              <w:t>项目路径</w:t>
+            </w:r>
+            <w:r>
+              <w:t>\\**": "allow",</w:t>
+            </w:r>
+          </w:p>
+          <w:p>
+            <w:r>
+              <w:t xml:space="preserve">      "*": "deny"</w:t>
             </w:r>
           </w:p>
           <w:p>
             <w:pPr>
-              <w:rPr>
-                <w:rFonts w:hint="eastAsia"/>
-              </w:rPr>
+              <w:ind w:firstLine="420"/>
             </w:pPr>
             <w:r>
-              <w:rPr>
-                <w:rFonts w:hint="eastAsia"/>
-              </w:rPr>
-              <w:t xml:space="preserve">    // ollama api </w:t>
-            </w:r>
-            <w:r>
-              <w:rPr>
-                <w:rFonts w:hint="eastAsia"/>
-              </w:rPr>
-              <w:t>本地部署</w:t>
-            </w:r>
-            <w:r>
-              <w:rPr>
-                <w:rFonts w:hint="eastAsia"/>
-              </w:rPr>
-              <w:t>模型</w:t>
-            </w:r>
-          </w:p>
-          <w:p>
-            <w:r>
-              <w:t xml:space="preserve">    "ollama": {</w:t>
-            </w:r>
-          </w:p>
-          <w:p>
-            <w:r>
-              <w:t xml:space="preserve">      "npm": "@ai-sdk/openai-compatible",</w:t>
-            </w:r>
-          </w:p>
-          <w:p>
-            <w:r>
-              <w:t xml:space="preserve">      "name": "ollama (Local)",</w:t>
-            </w:r>
-          </w:p>
-          <w:p>
-            <w:r>
-              <w:t xml:space="preserve">      "options": {</w:t>
-            </w:r>
-          </w:p>
-          <w:p>
-            <w:r>
-              <w:t xml:space="preserve">        "baseURL": "http://localhost:11435/v1",  </w:t>
-            </w:r>
-          </w:p>
-          <w:p>
-            <w:r>
-              <w:t xml:space="preserve">        "apiKey": "no-key-required"</w:t>
-            </w:r>
-          </w:p>
-          <w:p>
-            <w:r>
-              <w:t xml:space="preserve">      },</w:t>
-            </w:r>
-          </w:p>
-          <w:p>
-            <w:r>
-              <w:t xml:space="preserve">      "models": {</w:t>
-            </w:r>
-          </w:p>
-          <w:p>
-            <w:r>
-              <w:t xml:space="preserve">        "gpt-oss:latest": {</w:t>
-            </w:r>
-          </w:p>
-          <w:p>
-            <w:r>
-              <w:t xml:space="preserve">          "name": "gpt-oss:latest",</w:t>
-            </w:r>
-          </w:p>
-          <w:p>
-            <w:r>
-              <w:t xml:space="preserve">          "description": "https://ollama.com/library/gpt-oss"</w:t>
-            </w:r>
-          </w:p>
-          <w:p>
-            <w:pPr>
-              <w:rPr>
-                <w:rFonts w:hint="eastAsia"/>
-              </w:rPr>
-            </w:pPr>
-            <w:r>
-              <w:t xml:space="preserve">        },</w:t>
-            </w:r>
-          </w:p>
-          <w:p>
-            <w:r>
-              <w:t xml:space="preserve">        "qwen3.5:0.8b": {</w:t>
-            </w:r>
-          </w:p>
-          <w:p>
-            <w:r>
-              <w:t xml:space="preserve">          "name": "qwen3.5:0.8b",</w:t>
-            </w:r>
-          </w:p>
-          <w:p>
-            <w:r>
-              <w:t xml:space="preserve">          "description": "https://ollama.com/library/qwen3.5"</w:t>
-            </w:r>
-          </w:p>
-          <w:p>
-            <w:r>
-              <w:t xml:space="preserve">        }</w:t>
-            </w:r>
-          </w:p>
-          <w:p>
-            <w:r>
-              <w:t xml:space="preserve">      }</w:t>
-            </w:r>
-          </w:p>
-          <w:p>
-            <w:r>
-              <w:t xml:space="preserve">    },</w:t>
-            </w:r>
-          </w:p>
-          <w:p/>
-          <w:p>
-            <w:pPr>
-              <w:rPr>
-                <w:rFonts w:hint="eastAsia"/>
-              </w:rPr>
-            </w:pPr>
-            <w:r>
-              <w:rPr>
-                <w:rFonts w:hint="eastAsia"/>
-              </w:rPr>
-              <w:t xml:space="preserve">    // </w:t>
-            </w:r>
-            <w:r>
-              <w:rPr>
-                <w:rFonts w:hint="eastAsia"/>
-              </w:rPr>
-              <w:t>第三方</w:t>
-            </w:r>
-            <w:r>
-              <w:rPr>
-                <w:rFonts w:hint="eastAsia"/>
-              </w:rPr>
-              <w:t>api</w:t>
-            </w:r>
-            <w:bookmarkStart w:id="0" w:name="_GoBack"/>
-            <w:bookmarkEnd w:id="0"/>
-          </w:p>
-          <w:p>
-            <w:r>
-              <w:t xml:space="preserve">    "WenModel": {</w:t>
-            </w:r>
-          </w:p>
-          <w:p>
-            <w:r>
-              <w:t xml:space="preserve">      "npm": "@ai-sdk/openai-compatible",</w:t>
-            </w:r>
-          </w:p>
-          <w:p>
-            <w:r>
-              <w:t xml:space="preserve">      "name": "WenModel API",</w:t>
-            </w:r>
-          </w:p>
-          <w:p>
-            <w:r>
-              <w:t xml:space="preserve">      "options": {</w:t>
-            </w:r>
-          </w:p>
-          <w:p>
-            <w:r>
-              <w:t xml:space="preserve">        "baseURL": "http://ai.wenmodel.com/v1",</w:t>
-            </w:r>
-          </w:p>
-          <w:p>
-            <w:r>
-              <w:t xml:space="preserve">        "apiKey": "sk-bvOWJIfQ8Y8IrZhzzpQZ80zSKHjWIHCkPXEgQ0H4Li5UCpUC"</w:t>
-            </w:r>
-          </w:p>
-          <w:p>
-            <w:r>
-              <w:t xml:space="preserve">      },</w:t>
-            </w:r>
-          </w:p>
-          <w:p>
-            <w:r>
-              <w:t xml:space="preserve">      "models": {</w:t>
-            </w:r>
-          </w:p>
-          <w:p>
-            <w:r>
-              <w:t xml:space="preserve">        "qwen3.5-plus": {</w:t>
-            </w:r>
-          </w:p>
-          <w:p>
-            <w:r>
-              <w:t xml:space="preserve">          "name": "qwen3.5-plus"</w:t>
-            </w:r>
-          </w:p>
-          <w:p>
-            <w:r>
-              <w:t xml:space="preserve">        }</w:t>
-            </w:r>
-          </w:p>
-          <w:p>
-            <w:r>
-              <w:t xml:space="preserve">      }</w:t>
-            </w:r>
-          </w:p>
-          <w:p>
-            <w:pPr>
-              <w:rPr>
-                <w:rFonts w:hint="eastAsia"/>
-              </w:rPr>
-            </w:pPr>
-            <w:r>
-              <w:t xml:space="preserve">    }</w:t>
-            </w:r>
-          </w:p>
-          <w:p>
-            <w:r>
-              <w:t xml:space="preserve">  </w:t>
-            </w:r>
-          </w:p>
-          <w:p>
-            <w:r>
-              <w:t xml:space="preserve">  }</w:t>
+              <w:t>},</w:t>
             </w:r>
           </w:p>
           <w:p>
@@ -1900,6 +1505,567 @@
         </w:rPr>
       </w:pPr>
     </w:p>
+    <w:p>
+      <w:pPr>
+        <w:rPr>
+          <w:rFonts w:hint="eastAsia"/>
+        </w:rPr>
+      </w:pPr>
+    </w:p>
+    <w:tbl>
+      <w:tblPr>
+        <w:tblStyle w:val="a3"/>
+        <w:tblW w:w="0" w:type="auto"/>
+        <w:tblLook w:val="04A0" w:firstRow="1" w:lastRow="0" w:firstColumn="1" w:lastColumn="0" w:noHBand="0" w:noVBand="1"/>
+      </w:tblPr>
+      <w:tblGrid>
+        <w:gridCol w:w="8296"/>
+      </w:tblGrid>
+      <w:tr>
+        <w:tc>
+          <w:tcPr>
+            <w:tcW w:w="8296" w:type="dxa"/>
+          </w:tcPr>
+          <w:p>
+            <w:r>
+              <w:rPr>
+                <w:rFonts w:hint="eastAsia"/>
+              </w:rPr>
+              <w:t>模型接入</w:t>
+            </w:r>
+          </w:p>
+        </w:tc>
+      </w:tr>
+      <w:tr>
+        <w:tc>
+          <w:tcPr>
+            <w:tcW w:w="8296" w:type="dxa"/>
+          </w:tcPr>
+          <w:p>
+            <w:r>
+              <w:t>"$schema": "https://opencode.ai/config.json",</w:t>
+            </w:r>
+          </w:p>
+          <w:p>
+            <w:r>
+              <w:t>"provider": {</w:t>
+            </w:r>
+          </w:p>
+          <w:p>
+            <w:r>
+              <w:t xml:space="preserve">  </w:t>
+            </w:r>
+            <w:r>
+              <w:t>"</w:t>
+            </w:r>
+            <w:r>
+              <w:rPr>
+                <w:rFonts w:hint="eastAsia"/>
+                <w:color w:val="FF0000"/>
+              </w:rPr>
+              <w:t>服务商名称（</w:t>
+            </w:r>
+            <w:r>
+              <w:rPr>
+                <w:rFonts w:hint="eastAsia"/>
+                <w:color w:val="FF0000"/>
+              </w:rPr>
+              <w:t>可自定义</w:t>
+            </w:r>
+            <w:r>
+              <w:rPr>
+                <w:rFonts w:hint="eastAsia"/>
+                <w:color w:val="FF0000"/>
+              </w:rPr>
+              <w:t>）</w:t>
+            </w:r>
+            <w:r>
+              <w:t>"</w:t>
+            </w:r>
+            <w:r>
+              <w:rPr>
+                <w:rFonts w:hint="eastAsia"/>
+              </w:rPr>
+              <w:t>:</w:t>
+            </w:r>
+            <w:r>
+              <w:t>{</w:t>
+            </w:r>
+          </w:p>
+          <w:p>
+            <w:r>
+              <w:t xml:space="preserve">    "npm": "@ai-sdk/openai-compatible",</w:t>
+            </w:r>
+          </w:p>
+          <w:p>
+            <w:r>
+              <w:t xml:space="preserve">    "name": "</w:t>
+            </w:r>
+            <w:r>
+              <w:rPr>
+                <w:rFonts w:hint="eastAsia"/>
+                <w:color w:val="FF0000"/>
+              </w:rPr>
+              <w:t>服务商名称</w:t>
+            </w:r>
+            <w:r>
+              <w:rPr>
+                <w:rFonts w:hint="eastAsia"/>
+                <w:color w:val="FF0000"/>
+              </w:rPr>
+              <w:t>（可自定义）</w:t>
+            </w:r>
+            <w:r>
+              <w:t>",</w:t>
+            </w:r>
+          </w:p>
+          <w:p>
+            <w:r>
+              <w:t xml:space="preserve">  </w:t>
+            </w:r>
+            <w:r>
+              <w:t xml:space="preserve">  "options": {</w:t>
+            </w:r>
+          </w:p>
+          <w:p>
+            <w:r>
+              <w:t xml:space="preserve">        "baseURL": "</w:t>
+            </w:r>
+            <w:r>
+              <w:rPr>
+                <w:rFonts w:hint="eastAsia"/>
+                <w:color w:val="FF0000"/>
+              </w:rPr>
+              <w:t>服务商的</w:t>
+            </w:r>
+            <w:r>
+              <w:rPr>
+                <w:rFonts w:hint="eastAsia"/>
+                <w:color w:val="FF0000"/>
+              </w:rPr>
+              <w:t>url</w:t>
+            </w:r>
+            <w:r>
+              <w:rPr>
+                <w:rFonts w:hint="eastAsia"/>
+                <w:color w:val="FF0000"/>
+              </w:rPr>
+              <w:t>（</w:t>
+            </w:r>
+            <w:r>
+              <w:rPr>
+                <w:rFonts w:hint="eastAsia"/>
+                <w:color w:val="FF0000"/>
+              </w:rPr>
+              <w:t>需要查阅对应模型尚的手册</w:t>
+            </w:r>
+            <w:r>
+              <w:rPr>
+                <w:rFonts w:hint="eastAsia"/>
+                <w:color w:val="FF0000"/>
+              </w:rPr>
+              <w:t>）</w:t>
+            </w:r>
+            <w:r>
+              <w:t xml:space="preserve">",  </w:t>
+            </w:r>
+          </w:p>
+          <w:p>
+            <w:r>
+              <w:t xml:space="preserve">        "apiKey": "</w:t>
+            </w:r>
+            <w:r>
+              <w:rPr>
+                <w:rFonts w:hint="eastAsia"/>
+                <w:color w:val="FF0000"/>
+              </w:rPr>
+              <w:t>key</w:t>
+            </w:r>
+            <w:r>
+              <w:rPr>
+                <w:rFonts w:hint="eastAsia"/>
+                <w:color w:val="FF0000"/>
+              </w:rPr>
+              <w:t>码（没有就是</w:t>
+            </w:r>
+            <w:r>
+              <w:rPr>
+                <w:color w:val="FF0000"/>
+              </w:rPr>
+              <w:t>no-key-required</w:t>
+            </w:r>
+            <w:r>
+              <w:rPr>
+                <w:rFonts w:hint="eastAsia"/>
+                <w:color w:val="FF0000"/>
+              </w:rPr>
+              <w:t>）</w:t>
+            </w:r>
+            <w:r>
+              <w:t>"</w:t>
+            </w:r>
+          </w:p>
+          <w:p>
+            <w:r>
+              <w:t xml:space="preserve">    </w:t>
+            </w:r>
+            <w:r>
+              <w:t>},</w:t>
+            </w:r>
+          </w:p>
+          <w:p>
+            <w:r>
+              <w:t xml:space="preserve">    </w:t>
+            </w:r>
+            <w:r>
+              <w:t>"models": {</w:t>
+            </w:r>
+          </w:p>
+          <w:p>
+            <w:r>
+              <w:t xml:space="preserve">         "</w:t>
+            </w:r>
+            <w:r>
+              <w:rPr>
+                <w:rFonts w:hint="eastAsia"/>
+                <w:color w:val="FF0000"/>
+              </w:rPr>
+              <w:t>模型名（服务商提供的模型名</w:t>
+            </w:r>
+            <w:r>
+              <w:rPr>
+                <w:rFonts w:hint="eastAsia"/>
+              </w:rPr>
+              <w:t>）</w:t>
+            </w:r>
+            <w:r>
+              <w:t>"{</w:t>
+            </w:r>
+          </w:p>
+          <w:p>
+            <w:r>
+              <w:t xml:space="preserve">             "n</w:t>
+            </w:r>
+            <w:r>
+              <w:rPr>
+                <w:rFonts w:hint="eastAsia"/>
+              </w:rPr>
+              <w:t>ame</w:t>
+            </w:r>
+            <w:r>
+              <w:t>":"</w:t>
+            </w:r>
+            <w:r>
+              <w:rPr>
+                <w:rFonts w:hint="eastAsia"/>
+                <w:color w:val="FF0000"/>
+              </w:rPr>
+              <w:t>模型名（服务商提供的模型名</w:t>
+            </w:r>
+            <w:r>
+              <w:rPr>
+                <w:rFonts w:hint="eastAsia"/>
+              </w:rPr>
+              <w:t>）</w:t>
+            </w:r>
+            <w:r>
+              <w:t>"</w:t>
+            </w:r>
+          </w:p>
+          <w:p>
+            <w:r>
+              <w:t xml:space="preserve">         },</w:t>
+            </w:r>
+          </w:p>
+          <w:p>
+            <w:r>
+              <w:rPr>
+                <w:rFonts w:hint="eastAsia"/>
+              </w:rPr>
+              <w:t xml:space="preserve"> </w:t>
+            </w:r>
+            <w:r>
+              <w:t xml:space="preserve">   </w:t>
+            </w:r>
+            <w:r>
+              <w:t>}</w:t>
+            </w:r>
+          </w:p>
+          <w:p>
+            <w:r>
+              <w:rPr>
+                <w:rFonts w:hint="eastAsia"/>
+              </w:rPr>
+              <w:t xml:space="preserve"> </w:t>
+            </w:r>
+            <w:r>
+              <w:t xml:space="preserve"> </w:t>
+            </w:r>
+            <w:r>
+              <w:t>}</w:t>
+            </w:r>
+          </w:p>
+          <w:p>
+            <w:r>
+              <w:rPr>
+                <w:rFonts w:hint="eastAsia"/>
+              </w:rPr>
+              <w:t>}</w:t>
+            </w:r>
+          </w:p>
+          <w:p/>
+        </w:tc>
+      </w:tr>
+      <w:tr>
+        <w:tc>
+          <w:tcPr>
+            <w:tcW w:w="8296" w:type="dxa"/>
+          </w:tcPr>
+          <w:p>
+            <w:r>
+              <w:rPr>
+                <w:rFonts w:hint="eastAsia"/>
+              </w:rPr>
+              <w:t>例如：</w:t>
+            </w:r>
+          </w:p>
+          <w:p/>
+          <w:p>
+            <w:r>
+              <w:t>{</w:t>
+            </w:r>
+          </w:p>
+          <w:p>
+            <w:r>
+              <w:t xml:space="preserve">  "$schema": "https://opencode.ai/config.json",</w:t>
+            </w:r>
+          </w:p>
+          <w:p>
+            <w:r>
+              <w:t xml:space="preserve">  "provider": {</w:t>
+            </w:r>
+          </w:p>
+          <w:p>
+            <w:r>
+              <w:t xml:space="preserve">    </w:t>
+            </w:r>
+          </w:p>
+          <w:p>
+            <w:r>
+              <w:rPr>
+                <w:rFonts w:hint="eastAsia"/>
+              </w:rPr>
+              <w:t xml:space="preserve">    // ollama api </w:t>
+            </w:r>
+            <w:r>
+              <w:rPr>
+                <w:rFonts w:hint="eastAsia"/>
+              </w:rPr>
+              <w:t>本地部署</w:t>
+            </w:r>
+            <w:r>
+              <w:rPr>
+                <w:rFonts w:hint="eastAsia"/>
+              </w:rPr>
+              <w:t>模型</w:t>
+            </w:r>
+          </w:p>
+          <w:p>
+            <w:r>
+              <w:t xml:space="preserve">    "ollama": {</w:t>
+            </w:r>
+          </w:p>
+          <w:p>
+            <w:r>
+              <w:t xml:space="preserve">      "npm": "@ai-sdk/openai-compatible",</w:t>
+            </w:r>
+          </w:p>
+          <w:p>
+            <w:r>
+              <w:t xml:space="preserve">      "name": "ollama (Local)",</w:t>
+            </w:r>
+          </w:p>
+          <w:p>
+            <w:r>
+              <w:t xml:space="preserve">      "options": {</w:t>
+            </w:r>
+          </w:p>
+          <w:p>
+            <w:r>
+              <w:t xml:space="preserve">        "baseURL": "http://localhost:11435/v1",  </w:t>
+            </w:r>
+          </w:p>
+          <w:p>
+            <w:r>
+              <w:t xml:space="preserve">        "apiKey": "no-key-required"</w:t>
+            </w:r>
+          </w:p>
+          <w:p>
+            <w:r>
+              <w:t xml:space="preserve">      },</w:t>
+            </w:r>
+          </w:p>
+          <w:p>
+            <w:r>
+              <w:t xml:space="preserve">      "models": {</w:t>
+            </w:r>
+          </w:p>
+          <w:p>
+            <w:r>
+              <w:t xml:space="preserve">        "gpt-oss:latest": {</w:t>
+            </w:r>
+          </w:p>
+          <w:p>
+            <w:r>
+              <w:t xml:space="preserve">          "name": "gpt-oss:latest",</w:t>
+            </w:r>
+          </w:p>
+          <w:p>
+            <w:r>
+              <w:t xml:space="preserve">          "description": "https://ollama.com/library/gpt-oss"</w:t>
+            </w:r>
+          </w:p>
+          <w:p>
+            <w:r>
+              <w:t xml:space="preserve">        },</w:t>
+            </w:r>
+          </w:p>
+          <w:p>
+            <w:r>
+              <w:t xml:space="preserve">        "qwen3.5:0.8b": {</w:t>
+            </w:r>
+          </w:p>
+          <w:p>
+            <w:r>
+              <w:t xml:space="preserve">          "name": "qwen3.5:0.8b",</w:t>
+            </w:r>
+          </w:p>
+          <w:p>
+            <w:r>
+              <w:t xml:space="preserve">          "description": "https://ollama.com/library/qwen3.5"</w:t>
+            </w:r>
+          </w:p>
+          <w:p>
+            <w:r>
+              <w:t xml:space="preserve">        }</w:t>
+            </w:r>
+          </w:p>
+          <w:p>
+            <w:r>
+              <w:lastRenderedPageBreak/>
+              <w:t xml:space="preserve">      }</w:t>
+            </w:r>
+          </w:p>
+          <w:p>
+            <w:r>
+              <w:t xml:space="preserve">    },</w:t>
+            </w:r>
+          </w:p>
+          <w:p/>
+          <w:p>
+            <w:r>
+              <w:rPr>
+                <w:rFonts w:hint="eastAsia"/>
+              </w:rPr>
+              <w:t xml:space="preserve">    // </w:t>
+            </w:r>
+            <w:r>
+              <w:rPr>
+                <w:rFonts w:hint="eastAsia"/>
+              </w:rPr>
+              <w:t>第三方</w:t>
+            </w:r>
+            <w:r>
+              <w:rPr>
+                <w:rFonts w:hint="eastAsia"/>
+              </w:rPr>
+              <w:t>api</w:t>
+            </w:r>
+          </w:p>
+          <w:p>
+            <w:r>
+              <w:t xml:space="preserve">    "WenModel": {</w:t>
+            </w:r>
+          </w:p>
+          <w:p>
+            <w:r>
+              <w:t xml:space="preserve">      "npm": "@ai-sdk/openai-compatible",</w:t>
+            </w:r>
+          </w:p>
+          <w:p>
+            <w:r>
+              <w:t xml:space="preserve">      "name": "WenModel API",</w:t>
+            </w:r>
+          </w:p>
+          <w:p>
+            <w:r>
+              <w:t xml:space="preserve">      "options": {</w:t>
+            </w:r>
+          </w:p>
+          <w:p>
+            <w:r>
+              <w:t xml:space="preserve">        "baseURL": "http://ai.wenmodel.com/v1",</w:t>
+            </w:r>
+          </w:p>
+          <w:p>
+            <w:r>
+              <w:t xml:space="preserve">        "apiKey": "sk-bvOWJIfQ8Y8IrZhzzpQZ80zSKHjWIHCkPXEgQ0H4Li5UCpUC"</w:t>
+            </w:r>
+          </w:p>
+          <w:p>
+            <w:r>
+              <w:t xml:space="preserve">      },</w:t>
+            </w:r>
+          </w:p>
+          <w:p>
+            <w:r>
+              <w:t xml:space="preserve">      "models": {</w:t>
+            </w:r>
+          </w:p>
+          <w:p>
+            <w:r>
+              <w:t xml:space="preserve">        "qwen3.5-plus": {</w:t>
+            </w:r>
+          </w:p>
+          <w:p>
+            <w:r>
+              <w:t xml:space="preserve">          "name": "qwen3.5-plus"</w:t>
+            </w:r>
+          </w:p>
+          <w:p>
+            <w:r>
+              <w:t xml:space="preserve">        }</w:t>
+            </w:r>
+          </w:p>
+          <w:p>
+            <w:r>
+              <w:t xml:space="preserve">      }</w:t>
+            </w:r>
+          </w:p>
+          <w:p>
+            <w:r>
+              <w:t xml:space="preserve">    }</w:t>
+            </w:r>
+          </w:p>
+          <w:p>
+            <w:r>
+              <w:t xml:space="preserve">  </w:t>
+            </w:r>
+          </w:p>
+          <w:p>
+            <w:r>
+              <w:t xml:space="preserve">  }</w:t>
+            </w:r>
+          </w:p>
+          <w:p>
+            <w:r>
+              <w:t>}</w:t>
+            </w:r>
+          </w:p>
+        </w:tc>
+      </w:tr>
+    </w:tbl>
+    <w:p/>
     <w:p/>
     <w:p/>
     <w:p>
@@ -2040,6 +2206,7 @@
         <w:pStyle w:val="2"/>
       </w:pPr>
       <w:r>
+        <w:lastRenderedPageBreak/>
         <w:t>7</w:t>
       </w:r>
       <w:r>
@@ -2146,7 +2313,6 @@
         <w:rPr>
           <w:rFonts w:hint="eastAsia"/>
         </w:rPr>
-        <w:lastRenderedPageBreak/>
         <w:t>一些有用的</w:t>
       </w:r>
       <w:r>
@@ -2325,6 +2491,7 @@
         <w:rPr>
           <w:rFonts w:hint="eastAsia"/>
         </w:rPr>
+        <w:lastRenderedPageBreak/>
         <w:t>论文润色：</w:t>
       </w:r>
     </w:p>
@@ -2743,6 +2910,136 @@
         <w:rPr>
           <w:rFonts w:hint="eastAsia"/>
         </w:rPr>
+        <w:t>）在</w:t>
+      </w:r>
+      <w:r>
+        <w:rPr>
+          <w:rFonts w:hint="eastAsia"/>
+        </w:rPr>
+        <w:t>AGENT</w:t>
+      </w:r>
+      <w:r>
+        <w:t>.</w:t>
+      </w:r>
+      <w:r>
+        <w:rPr>
+          <w:rFonts w:hint="eastAsia"/>
+        </w:rPr>
+        <w:t>md</w:t>
+      </w:r>
+      <w:r>
+        <w:rPr>
+          <w:rFonts w:hint="eastAsia"/>
+        </w:rPr>
+        <w:t>中</w:t>
+      </w:r>
+      <w:r>
+        <w:t>P</w:t>
+      </w:r>
+      <w:r>
+        <w:rPr>
+          <w:rFonts w:hint="eastAsia"/>
+        </w:rPr>
+        <w:t>roject</w:t>
+      </w:r>
+      <w:r>
+        <w:t xml:space="preserve"> </w:t>
+      </w:r>
+      <w:r>
+        <w:rPr>
+          <w:rFonts w:hint="eastAsia"/>
+        </w:rPr>
+        <w:t>structure</w:t>
+      </w:r>
+      <w:r>
+        <w:rPr>
+          <w:rFonts w:hint="eastAsia"/>
+        </w:rPr>
+        <w:t>中加入文件夹路径</w:t>
+      </w:r>
+    </w:p>
+    <w:p>
+      <w:pPr>
+        <w:pBdr>
+          <w:bottom w:val="single" w:sz="6" w:space="1" w:color="auto"/>
+        </w:pBdr>
+        <w:rPr>
+          <w:rFonts w:hint="eastAsia"/>
+        </w:rPr>
+      </w:pPr>
+      <w:r>
+        <w:rPr>
+          <w:noProof/>
+        </w:rPr>
+        <w:drawing>
+          <wp:inline distT="0" distB="0" distL="0" distR="0" wp14:anchorId="2A9CA6F2" wp14:editId="56BD6096">
+            <wp:extent cx="4476190" cy="3009524"/>
+            <wp:effectExtent l="0" t="0" r="635" b="635"/>
+            <wp:docPr id="10" name="图片 10"/>
+            <wp:cNvGraphicFramePr>
+              <a:graphicFrameLocks xmlns:a="http://schemas.openxmlformats.org/drawingml/2006/main" noChangeAspect="1"/>
+            </wp:cNvGraphicFramePr>
+            <a:graphic xmlns:a="http://schemas.openxmlformats.org/drawingml/2006/main">
+              <a:graphicData uri="http://schemas.openxmlformats.org/drawingml/2006/picture">
+                <pic:pic xmlns:pic="http://schemas.openxmlformats.org/drawingml/2006/picture">
+                  <pic:nvPicPr>
+                    <pic:cNvPr id="1" name=""/>
+                    <pic:cNvPicPr/>
+                  </pic:nvPicPr>
+                  <pic:blipFill>
+                    <a:blip r:embed="rId23"/>
+                    <a:stretch>
+                      <a:fillRect/>
+                    </a:stretch>
+                  </pic:blipFill>
+                  <pic:spPr>
+                    <a:xfrm>
+                      <a:off x="0" y="0"/>
+                      <a:ext cx="4476190" cy="3009524"/>
+                    </a:xfrm>
+                    <a:prstGeom prst="rect">
+                      <a:avLst/>
+                    </a:prstGeom>
+                  </pic:spPr>
+                </pic:pic>
+              </a:graphicData>
+            </a:graphic>
+          </wp:inline>
+        </w:drawing>
+      </w:r>
+    </w:p>
+    <w:p>
+      <w:pPr>
+        <w:pBdr>
+          <w:bottom w:val="single" w:sz="6" w:space="1" w:color="auto"/>
+        </w:pBdr>
+        <w:rPr>
+          <w:rFonts w:hint="eastAsia"/>
+        </w:rPr>
+      </w:pPr>
+    </w:p>
+    <w:p>
+      <w:pPr>
+        <w:pBdr>
+          <w:bottom w:val="single" w:sz="6" w:space="1" w:color="auto"/>
+        </w:pBdr>
+      </w:pPr>
+      <w:r>
+        <w:rPr>
+          <w:rFonts w:hint="eastAsia"/>
+        </w:rPr>
+        <w:t>（</w:t>
+      </w:r>
+      <w:r>
+        <w:rPr>
+          <w:rFonts w:hint="eastAsia"/>
+        </w:rPr>
+        <w:t>2</w:t>
+      </w:r>
+      <w:r>
+        <w:rPr>
+          <w:rFonts w:hint="eastAsia"/>
+        </w:rPr>
         <w:t>）修改思考逻辑，要求模型能判断用户提供的信息和方法是否合适</w:t>
       </w:r>
     </w:p>
@@ -2813,6 +3110,7 @@
           </w:p>
           <w:p>
             <w:r>
+              <w:lastRenderedPageBreak/>
               <w:t>•</w:t>
             </w:r>
             <w:r>
@@ -2961,9 +3259,6 @@
         <w:pBdr>
           <w:bottom w:val="single" w:sz="6" w:space="1" w:color="auto"/>
         </w:pBdr>
-        <w:rPr>
-          <w:rFonts w:hint="eastAsia"/>
-        </w:rPr>
       </w:pPr>
     </w:p>
     <w:p>
@@ -3031,7 +3326,7 @@
       </w:r>
     </w:p>
     <w:p>
-      <w:hyperlink r:id="rId23" w:history="1">
+      <w:hyperlink r:id="rId24" w:history="1">
         <w:r>
           <w:rPr>
             <w:rStyle w:val="a4"/>
@@ -3148,7 +3443,7 @@
                     </pic:cNvPicPr>
                   </pic:nvPicPr>
                   <pic:blipFill>
-                    <a:blip r:embed="rId24"/>
+                    <a:blip r:embed="rId25"/>
                     <a:stretch>
                       <a:fillRect/>
                     </a:stretch>
@@ -3215,7 +3510,7 @@
         </w:rPr>
         <w:t>：</w:t>
       </w:r>
-      <w:hyperlink r:id="rId25" w:history="1">
+      <w:hyperlink r:id="rId26" w:history="1">
         <w:r>
           <w:rPr>
             <w:rStyle w:val="a4"/>
@@ -3246,7 +3541,7 @@
         </w:rPr>
         <w:t>：</w:t>
       </w:r>
-      <w:hyperlink r:id="rId26" w:history="1">
+      <w:hyperlink r:id="rId27" w:history="1">
         <w:r>
           <w:rPr>
             <w:rStyle w:val="a4"/>
@@ -3279,7 +3574,7 @@
         </w:rPr>
         <w:t>：</w:t>
       </w:r>
-      <w:hyperlink r:id="rId27" w:history="1">
+      <w:hyperlink r:id="rId28" w:history="1">
         <w:r>
           <w:rPr>
             <w:rStyle w:val="a4"/>
@@ -3347,7 +3642,7 @@
         </w:rPr>
         <w:t>：</w:t>
       </w:r>
-      <w:hyperlink r:id="rId28" w:history="1">
+      <w:hyperlink r:id="rId29" w:history="1">
         <w:r>
           <w:rPr>
             <w:rStyle w:val="a4"/>
@@ -3362,20 +3657,8 @@
         <w:t>(https://m.tb.cn/h.ioaPOiq?tk=QGsd5gSbXZ)</w:t>
       </w:r>
     </w:p>
-    <w:p>
-      <w:pPr>
-        <w:rPr>
-          <w:rFonts w:hint="eastAsia"/>
-        </w:rPr>
-      </w:pPr>
-    </w:p>
-    <w:p>
-      <w:pPr>
-        <w:rPr>
-          <w:rFonts w:hint="eastAsia"/>
-        </w:rPr>
-      </w:pPr>
-    </w:p>
+    <w:p/>
+    <w:p/>
     <w:p>
       <w:pPr>
         <w:widowControl/>
@@ -3442,7 +3725,7 @@
         </w:rPr>
         <w:t>注册：</w:t>
       </w:r>
-      <w:hyperlink r:id="rId29" w:anchor="/" w:history="1">
+      <w:hyperlink r:id="rId30" w:anchor="/" w:history="1">
         <w:r>
           <w:rPr>
             <w:rStyle w:val="a4"/>
@@ -3492,7 +3775,7 @@
                     </pic:cNvPicPr>
                   </pic:nvPicPr>
                   <pic:blipFill>
-                    <a:blip r:embed="rId30"/>
+                    <a:blip r:embed="rId31"/>
                     <a:stretch>
                       <a:fillRect/>
                     </a:stretch>
@@ -3551,7 +3834,7 @@
                     </pic:cNvPicPr>
                   </pic:nvPicPr>
                   <pic:blipFill>
-                    <a:blip r:embed="rId31"/>
+                    <a:blip r:embed="rId32"/>
                     <a:stretch>
                       <a:fillRect/>
                     </a:stretch>
@@ -3601,7 +3884,7 @@
                     </pic:cNvPicPr>
                   </pic:nvPicPr>
                   <pic:blipFill>
-                    <a:blip r:embed="rId32"/>
+                    <a:blip r:embed="rId33"/>
                     <a:stretch>
                       <a:fillRect/>
                     </a:stretch>

--- a/数据库/agent部署配置说明.docx
+++ b/数据库/agent部署配置说明.docx
@@ -172,6 +172,122 @@
           <w:szCs w:val="20"/>
         </w:rPr>
         <w:t>opencode serve --port 4096</w:t>
+      </w:r>
+    </w:p>
+    <w:p>
+      <w:pPr>
+        <w:rPr>
+          <w:rFonts w:ascii="Consolas" w:hAnsi="Consolas"/>
+          <w:color w:val="0F1115"/>
+          <w:sz w:val="20"/>
+          <w:szCs w:val="20"/>
+        </w:rPr>
+      </w:pPr>
+    </w:p>
+    <w:p>
+      <w:pPr>
+        <w:rPr>
+          <w:rFonts w:ascii="Consolas" w:hAnsi="Consolas"/>
+          <w:color w:val="0F1115"/>
+          <w:sz w:val="20"/>
+          <w:szCs w:val="20"/>
+        </w:rPr>
+      </w:pPr>
+      <w:r>
+        <w:rPr>
+          <w:rFonts w:ascii="Consolas" w:hAnsi="Consolas" w:hint="eastAsia"/>
+          <w:color w:val="0F1115"/>
+          <w:sz w:val="20"/>
+          <w:szCs w:val="20"/>
+        </w:rPr>
+        <w:t>需要安装二进制浏览器</w:t>
+      </w:r>
+      <w:r>
+        <w:rPr>
+          <w:rFonts w:ascii="Consolas" w:hAnsi="Consolas" w:hint="eastAsia"/>
+          <w:color w:val="0F1115"/>
+          <w:sz w:val="20"/>
+          <w:szCs w:val="20"/>
+        </w:rPr>
+        <w:t>用于爬虫获取异步</w:t>
+      </w:r>
+      <w:r>
+        <w:rPr>
+          <w:rFonts w:ascii="Consolas" w:hAnsi="Consolas" w:hint="eastAsia"/>
+          <w:color w:val="0F1115"/>
+          <w:sz w:val="20"/>
+          <w:szCs w:val="20"/>
+        </w:rPr>
+        <w:t>js</w:t>
+      </w:r>
+      <w:r>
+        <w:rPr>
+          <w:rFonts w:ascii="Consolas" w:hAnsi="Consolas" w:hint="eastAsia"/>
+          <w:color w:val="0F1115"/>
+          <w:sz w:val="20"/>
+          <w:szCs w:val="20"/>
+        </w:rPr>
+        <w:t>数据</w:t>
+      </w:r>
+      <w:bookmarkStart w:id="0" w:name="_GoBack"/>
+      <w:bookmarkEnd w:id="0"/>
+    </w:p>
+    <w:p>
+      <w:pPr>
+        <w:rPr>
+          <w:rFonts w:ascii="Consolas" w:hAnsi="Consolas"/>
+          <w:color w:val="0F1115"/>
+          <w:sz w:val="20"/>
+          <w:szCs w:val="20"/>
+        </w:rPr>
+      </w:pPr>
+      <w:r>
+        <w:rPr>
+          <w:rFonts w:ascii="Consolas" w:hAnsi="Consolas"/>
+          <w:color w:val="EFB080"/>
+          <w:sz w:val="18"/>
+          <w:szCs w:val="18"/>
+          <w:shd w:val="clear" w:color="auto" w:fill="181818"/>
+        </w:rPr>
+        <w:t>playwright</w:t>
+      </w:r>
+      <w:r>
+        <w:rPr>
+          <w:rFonts w:ascii="Consolas" w:hAnsi="Consolas"/>
+          <w:sz w:val="18"/>
+          <w:szCs w:val="18"/>
+          <w:shd w:val="clear" w:color="auto" w:fill="181818"/>
+        </w:rPr>
+        <w:t xml:space="preserve"> </w:t>
+      </w:r>
+      <w:r>
+        <w:rPr>
+          <w:rFonts w:ascii="Consolas" w:hAnsi="Consolas"/>
+          <w:color w:val="E394DC"/>
+          <w:sz w:val="18"/>
+          <w:szCs w:val="18"/>
+          <w:shd w:val="clear" w:color="auto" w:fill="181818"/>
+        </w:rPr>
+        <w:t>install</w:t>
+      </w:r>
+      <w:r>
+        <w:rPr>
+          <w:rFonts w:ascii="Consolas" w:hAnsi="Consolas"/>
+          <w:sz w:val="18"/>
+          <w:szCs w:val="18"/>
+          <w:shd w:val="clear" w:color="auto" w:fill="181818"/>
+        </w:rPr>
+        <w:t xml:space="preserve"> </w:t>
+      </w:r>
+      <w:r>
+        <w:rPr>
+          <w:rFonts w:ascii="Consolas" w:hAnsi="Consolas"/>
+          <w:color w:val="E394DC"/>
+          <w:sz w:val="18"/>
+          <w:szCs w:val="18"/>
+          <w:shd w:val="clear" w:color="auto" w:fill="181818"/>
+        </w:rPr>
+        <w:t>chromium</w:t>
       </w:r>
     </w:p>
     <w:p>
@@ -1280,11 +1396,6 @@
             <w:tcW w:w="8296" w:type="dxa"/>
           </w:tcPr>
           <w:p>
-            <w:pPr>
-              <w:rPr>
-                <w:rFonts w:hint="eastAsia"/>
-              </w:rPr>
-            </w:pPr>
             <w:r>
               <w:rPr>
                 <w:rFonts w:hint="eastAsia"/>
@@ -1319,10 +1430,7 @@
           </w:p>
           <w:p>
             <w:r>
-              <w:t xml:space="preserve">  </w:t>
-            </w:r>
-            <w:r>
-              <w:t xml:space="preserve">"port": 4096,   </w:t>
+              <w:t xml:space="preserve">  "port": 4096,   </w:t>
             </w:r>
             <w:r>
               <w:rPr>
@@ -1342,10 +1450,7 @@
           </w:p>
           <w:p>
             <w:r>
-              <w:t xml:space="preserve">  </w:t>
-            </w:r>
-            <w:r>
-              <w:t xml:space="preserve">"hostname": "0.0.0.0",  </w:t>
+              <w:t xml:space="preserve">  "hostname": "0.0.0.0",  </w:t>
             </w:r>
             <w:r>
               <w:rPr>
@@ -1365,54 +1470,37 @@
           </w:p>
           <w:p>
             <w:r>
+              <w:t xml:space="preserve">  "mdns": true,   </w:t>
+            </w:r>
+            <w:r>
+              <w:rPr>
+                <w:rFonts w:hint="eastAsia"/>
+              </w:rPr>
+              <w:t>/</w:t>
+            </w:r>
+            <w:r>
+              <w:t xml:space="preserve">/ </w:t>
+            </w:r>
+            <w:r>
+              <w:rPr>
+                <w:rFonts w:hint="eastAsia"/>
+              </w:rPr>
+              <w:t>跨域访问</w:t>
+            </w:r>
+            <w:r>
               <w:t xml:space="preserve"> </w:t>
             </w:r>
-            <w:r>
-              <w:t xml:space="preserve"> "mdns": true,   </w:t>
-            </w:r>
-            <w:r>
-              <w:rPr>
-                <w:rFonts w:hint="eastAsia"/>
-              </w:rPr>
-              <w:t>/</w:t>
-            </w:r>
-            <w:r>
-              <w:t xml:space="preserve">/ </w:t>
-            </w:r>
-            <w:r>
-              <w:rPr>
-                <w:rFonts w:hint="eastAsia"/>
-              </w:rPr>
-              <w:t>跨域访问</w:t>
-            </w:r>
-            <w:r>
-              <w:t xml:space="preserve"> </w:t>
-            </w:r>
           </w:p>
           <w:p>
             <w:r>
               <w:t>},</w:t>
             </w:r>
           </w:p>
-          <w:p>
-            <w:pPr>
-              <w:rPr>
-                <w:rFonts w:hint="eastAsia"/>
-              </w:rPr>
-            </w:pPr>
-          </w:p>
+          <w:p/>
         </w:tc>
       </w:tr>
     </w:tbl>
-    <w:p>
-      <w:pPr>
-        <w:rPr>
-          <w:rFonts w:hint="eastAsia"/>
-        </w:rPr>
-      </w:pPr>
-      <w:bookmarkStart w:id="0" w:name="_GoBack"/>
-      <w:bookmarkEnd w:id="0"/>
-    </w:p>
+    <w:p/>
     <w:tbl>
       <w:tblPr>
         <w:tblStyle w:val="a3"/>
@@ -1428,11 +1516,6 @@
             <w:tcW w:w="8296" w:type="dxa"/>
           </w:tcPr>
           <w:p>
-            <w:pPr>
-              <w:rPr>
-                <w:rFonts w:hint="eastAsia"/>
-              </w:rPr>
-            </w:pPr>
             <w:r>
               <w:rPr>
                 <w:rFonts w:hint="eastAsia"/>
@@ -1485,11 +1568,6 @@
             </w:r>
           </w:p>
           <w:p>
-            <w:pPr>
-              <w:rPr>
-                <w:rFonts w:hint="eastAsia"/>
-              </w:rPr>
-            </w:pPr>
             <w:r>
               <w:lastRenderedPageBreak/>
               <w:t>}</w:t>
@@ -1498,20 +1576,8 @@
         </w:tc>
       </w:tr>
     </w:tbl>
-    <w:p>
-      <w:pPr>
-        <w:rPr>
-          <w:rFonts w:hint="eastAsia"/>
-        </w:rPr>
-      </w:pPr>
-    </w:p>
-    <w:p>
-      <w:pPr>
-        <w:rPr>
-          <w:rFonts w:hint="eastAsia"/>
-        </w:rPr>
-      </w:pPr>
-    </w:p>
+    <w:p/>
+    <w:p/>
     <w:tbl>
       <w:tblPr>
         <w:tblStyle w:val="a3"/>
@@ -2963,9 +3029,6 @@
         <w:pBdr>
           <w:bottom w:val="single" w:sz="6" w:space="1" w:color="auto"/>
         </w:pBdr>
-        <w:rPr>
-          <w:rFonts w:hint="eastAsia"/>
-        </w:rPr>
       </w:pPr>
       <w:r>
         <w:rPr>
@@ -3013,9 +3076,6 @@
         <w:pBdr>
           <w:bottom w:val="single" w:sz="6" w:space="1" w:color="auto"/>
         </w:pBdr>
-        <w:rPr>
-          <w:rFonts w:hint="eastAsia"/>
-        </w:rPr>
       </w:pPr>
     </w:p>
     <w:p>
